--- a/templates/plananual/COMUNICACIÓN 1° A 5°/COMUNICACIÓN 5° - PLAN ANUAL 2026 .docx
+++ b/templates/plananual/COMUNICACIÓN 1° A 5°/COMUNICACIÓN 5° - PLAN ANUAL 2026 .docx
@@ -290,7 +290,31 @@
                                   <w:sz w:val="32"/>
                                   <w:szCs w:val="32"/>
                                 </w:rPr>
-                                <w:t>{{anio}}</w:t>
+                                <w:t>{{</w:t>
+                              </w:r>
+                              <w:proofErr w:type="spellStart"/>
+                              <w:r>
+                                <w:rPr>
+                                  <w:rFonts w:ascii="Aptos ExtraBold" w:hAnsi="Aptos ExtraBold" w:cs="Times New Roman"/>
+                                  <w:b/>
+                                  <w:bCs/>
+                                  <w:color w:val="FFFFFF" w:themeColor="background1"/>
+                                  <w:sz w:val="32"/>
+                                  <w:szCs w:val="32"/>
+                                </w:rPr>
+                                <w:t>anio</w:t>
+                              </w:r>
+                              <w:proofErr w:type="spellEnd"/>
+                              <w:r>
+                                <w:rPr>
+                                  <w:rFonts w:ascii="Aptos ExtraBold" w:hAnsi="Aptos ExtraBold" w:cs="Times New Roman"/>
+                                  <w:b/>
+                                  <w:bCs/>
+                                  <w:color w:val="FFFFFF" w:themeColor="background1"/>
+                                  <w:sz w:val="32"/>
+                                  <w:szCs w:val="32"/>
+                                </w:rPr>
+                                <w:t>}}</w:t>
                               </w:r>
                             </w:p>
                           </w:txbxContent>
@@ -479,7 +503,31 @@
                             <w:sz w:val="32"/>
                             <w:szCs w:val="32"/>
                           </w:rPr>
-                          <w:t>{{anio}}</w:t>
+                          <w:t>{{</w:t>
+                        </w:r>
+                        <w:proofErr w:type="spellStart"/>
+                        <w:r>
+                          <w:rPr>
+                            <w:rFonts w:ascii="Aptos ExtraBold" w:hAnsi="Aptos ExtraBold" w:cs="Times New Roman"/>
+                            <w:b/>
+                            <w:bCs/>
+                            <w:color w:val="FFFFFF" w:themeColor="background1"/>
+                            <w:sz w:val="32"/>
+                            <w:szCs w:val="32"/>
+                          </w:rPr>
+                          <w:t>anio</w:t>
+                        </w:r>
+                        <w:proofErr w:type="spellEnd"/>
+                        <w:r>
+                          <w:rPr>
+                            <w:rFonts w:ascii="Aptos ExtraBold" w:hAnsi="Aptos ExtraBold" w:cs="Times New Roman"/>
+                            <w:b/>
+                            <w:bCs/>
+                            <w:color w:val="FFFFFF" w:themeColor="background1"/>
+                            <w:sz w:val="32"/>
+                            <w:szCs w:val="32"/>
+                          </w:rPr>
+                          <w:t>}}</w:t>
                         </w:r>
                       </w:p>
                     </w:txbxContent>
@@ -656,7 +704,25 @@
                 <w:sz w:val="20"/>
                 <w:szCs w:val="20"/>
               </w:rPr>
-              <w:t>{{dre}}</w:t>
+              <w:t>{{</w:t>
+            </w:r>
+            <w:proofErr w:type="spellStart"/>
+            <w:r>
+              <w:rPr>
+                <w:rFonts w:ascii="Arial Nova Cond" w:hAnsi="Arial Nova Cond" w:cs="Times New Roman"/>
+                <w:sz w:val="20"/>
+                <w:szCs w:val="20"/>
+              </w:rPr>
+              <w:t>dre</w:t>
+            </w:r>
+            <w:proofErr w:type="spellEnd"/>
+            <w:r>
+              <w:rPr>
+                <w:rFonts w:ascii="Arial Nova Cond" w:hAnsi="Arial Nova Cond" w:cs="Times New Roman"/>
+                <w:sz w:val="20"/>
+                <w:szCs w:val="20"/>
+              </w:rPr>
+              <w:t>}}</w:t>
             </w:r>
           </w:p>
         </w:tc>
@@ -704,7 +770,25 @@
                 <w:sz w:val="20"/>
                 <w:szCs w:val="20"/>
               </w:rPr>
-              <w:t>{{area}}</w:t>
+              <w:t>{{</w:t>
+            </w:r>
+            <w:proofErr w:type="spellStart"/>
+            <w:r>
+              <w:rPr>
+                <w:rFonts w:ascii="Arial Nova Cond" w:hAnsi="Arial Nova Cond" w:cs="Times New Roman"/>
+                <w:sz w:val="20"/>
+                <w:szCs w:val="20"/>
+              </w:rPr>
+              <w:t>area</w:t>
+            </w:r>
+            <w:proofErr w:type="spellEnd"/>
+            <w:r>
+              <w:rPr>
+                <w:rFonts w:ascii="Arial Nova Cond" w:hAnsi="Arial Nova Cond" w:cs="Times New Roman"/>
+                <w:sz w:val="20"/>
+                <w:szCs w:val="20"/>
+              </w:rPr>
+              <w:t>}}</w:t>
             </w:r>
           </w:p>
         </w:tc>
@@ -825,7 +909,25 @@
                 <w:sz w:val="20"/>
                 <w:szCs w:val="20"/>
               </w:rPr>
-              <w:t>{{ugel}}</w:t>
+              <w:t>{{</w:t>
+            </w:r>
+            <w:proofErr w:type="spellStart"/>
+            <w:r>
+              <w:rPr>
+                <w:rFonts w:ascii="Arial Nova Cond" w:hAnsi="Arial Nova Cond" w:cs="Times New Roman"/>
+                <w:sz w:val="20"/>
+                <w:szCs w:val="20"/>
+              </w:rPr>
+              <w:t>ugel</w:t>
+            </w:r>
+            <w:proofErr w:type="spellEnd"/>
+            <w:r>
+              <w:rPr>
+                <w:rFonts w:ascii="Arial Nova Cond" w:hAnsi="Arial Nova Cond" w:cs="Times New Roman"/>
+                <w:sz w:val="20"/>
+                <w:szCs w:val="20"/>
+              </w:rPr>
+              <w:t>}}</w:t>
             </w:r>
           </w:p>
         </w:tc>
@@ -849,7 +951,25 @@
                 <w:sz w:val="20"/>
                 <w:szCs w:val="20"/>
               </w:rPr>
-              <w:t>{{cordinador}}</w:t>
+              <w:t>{{</w:t>
+            </w:r>
+            <w:proofErr w:type="spellStart"/>
+            <w:r>
+              <w:rPr>
+                <w:rFonts w:ascii="Arial Nova Cond" w:hAnsi="Arial Nova Cond" w:cs="Times New Roman"/>
+                <w:sz w:val="20"/>
+                <w:szCs w:val="20"/>
+              </w:rPr>
+              <w:t>cordinador</w:t>
+            </w:r>
+            <w:proofErr w:type="spellEnd"/>
+            <w:r>
+              <w:rPr>
+                <w:rFonts w:ascii="Arial Nova Cond" w:hAnsi="Arial Nova Cond" w:cs="Times New Roman"/>
+                <w:sz w:val="20"/>
+                <w:szCs w:val="20"/>
+              </w:rPr>
+              <w:t>}}</w:t>
             </w:r>
           </w:p>
         </w:tc>
@@ -996,7 +1116,25 @@
                 <w:sz w:val="20"/>
                 <w:szCs w:val="20"/>
               </w:rPr>
-              <w:t>{{institucioneducativa}}</w:t>
+              <w:t>{{</w:t>
+            </w:r>
+            <w:proofErr w:type="spellStart"/>
+            <w:r>
+              <w:rPr>
+                <w:rFonts w:ascii="Arial Nova Cond" w:hAnsi="Arial Nova Cond" w:cs="Times New Roman"/>
+                <w:sz w:val="20"/>
+                <w:szCs w:val="20"/>
+              </w:rPr>
+              <w:t>institucioneducativa</w:t>
+            </w:r>
+            <w:proofErr w:type="spellEnd"/>
+            <w:r>
+              <w:rPr>
+                <w:rFonts w:ascii="Arial Nova Cond" w:hAnsi="Arial Nova Cond" w:cs="Times New Roman"/>
+                <w:sz w:val="20"/>
+                <w:szCs w:val="20"/>
+              </w:rPr>
+              <w:t>}}</w:t>
             </w:r>
           </w:p>
         </w:tc>
@@ -1623,7 +1761,23 @@
                 <w:color w:val="000000" w:themeColor="text1"/>
               </w:rPr>
               <w:tab/>
-              <w:t>Enfatiza lo sociocultural porque estos usos y prácticas del lenguaje se sitúan en contextos sociales y culturales específicos. Los lenguajes orales y escritos adoptan características propias en cada uno de esos contextos y generan identidades individuales y colectivas. Por ello, se debe tomar en cuenta cómo se usa el lenguaje en las diversas culturas según su momento histórico y sus características socioculturales, sobre todo en un país como el nuestro donde se hablan 47 lenguas originarias, además del castellano.</w:t>
+              <w:t xml:space="preserve">Enfatiza lo sociocultural porque estos usos y prácticas del lenguaje se sitúan en contextos sociales y culturales específicos. Los lenguajes orales y escritos adoptan características propias en cada uno de esos contextos y generan identidades individuales y colectivas. Por ello, se debe tomar en cuenta cómo se usa el lenguaje en las diversas culturas según su momento histórico y sus características socioculturales, sobre todo en un país como el nuestro </w:t>
+            </w:r>
+            <w:proofErr w:type="gramStart"/>
+            <w:r>
+              <w:rPr>
+                <w:rFonts w:ascii="Arial Nova Cond" w:hAnsi="Arial Nova Cond" w:cs="Times New Roman"/>
+                <w:color w:val="000000" w:themeColor="text1"/>
+              </w:rPr>
+              <w:t>donde</w:t>
+            </w:r>
+            <w:proofErr w:type="gramEnd"/>
+            <w:r>
+              <w:rPr>
+                <w:rFonts w:ascii="Arial Nova Cond" w:hAnsi="Arial Nova Cond" w:cs="Times New Roman"/>
+                <w:color w:val="000000" w:themeColor="text1"/>
+              </w:rPr>
+              <w:t xml:space="preserve"> se hablan 47 lenguas originarias, además del castellano.</w:t>
             </w:r>
           </w:p>
           <w:p>
@@ -1660,7 +1814,23 @@
                 <w:rFonts w:ascii="Arial Nova Cond" w:hAnsi="Arial Nova Cond" w:cs="Times New Roman"/>
                 <w:color w:val="000000" w:themeColor="text1"/>
               </w:rPr>
-              <w:t>a utilización de las TICs en las diferentes áreas, y en especial en el área de comunicación son de vital importancia, ya que ayudarán de manera trascendental a lograr un aprendizaje significativo y que los alumnos alcancen a desarrollar capacidades en el uso de la lengua, es decir, que aprendan a leer y entender lo que leen, que aprendan a redactar y que aprendan a expresarse oralmente.</w:t>
+              <w:t xml:space="preserve">a utilización de las </w:t>
+            </w:r>
+            <w:proofErr w:type="spellStart"/>
+            <w:r>
+              <w:rPr>
+                <w:rFonts w:ascii="Arial Nova Cond" w:hAnsi="Arial Nova Cond" w:cs="Times New Roman"/>
+                <w:color w:val="000000" w:themeColor="text1"/>
+              </w:rPr>
+              <w:t>TICs</w:t>
+            </w:r>
+            <w:proofErr w:type="spellEnd"/>
+            <w:r>
+              <w:rPr>
+                <w:rFonts w:ascii="Arial Nova Cond" w:hAnsi="Arial Nova Cond" w:cs="Times New Roman"/>
+                <w:color w:val="000000" w:themeColor="text1"/>
+              </w:rPr>
+              <w:t xml:space="preserve"> en las diferentes áreas, y en especial en el área de comunicación son de vital importancia, ya que ayudarán de manera trascendental a lograr un aprendizaje significativo y que los alumnos alcancen a desarrollar capacidades en el uso de la lengua, es decir, que aprendan a leer y entender lo que leen, que aprendan a redactar y que aprendan a expresarse oralmente.</w:t>
             </w:r>
           </w:p>
           <w:p>
@@ -4506,6 +4676,7 @@
                 <w:szCs w:val="20"/>
               </w:rPr>
             </w:pPr>
+            <w:proofErr w:type="spellStart"/>
             <w:r>
               <w:rPr>
                 <w:rFonts w:ascii="Arial Nova Cond Light" w:hAnsi="Arial Nova Cond Light" w:cs="Times New Roman"/>
@@ -4515,7 +4686,19 @@
                 <w:sz w:val="20"/>
                 <w:szCs w:val="20"/>
               </w:rPr>
-              <w:t>N° DE SEMANAS LECTIVAS</w:t>
+              <w:t>N°</w:t>
+            </w:r>
+            <w:proofErr w:type="spellEnd"/>
+            <w:r>
+              <w:rPr>
+                <w:rFonts w:ascii="Arial Nova Cond Light" w:hAnsi="Arial Nova Cond Light" w:cs="Times New Roman"/>
+                <w:b/>
+                <w:bCs/>
+                <w:color w:val="000000" w:themeColor="text1"/>
+                <w:sz w:val="20"/>
+                <w:szCs w:val="20"/>
+              </w:rPr>
+              <w:t xml:space="preserve"> DE SEMANAS LECTIVAS</w:t>
             </w:r>
           </w:p>
         </w:tc>
@@ -4540,6 +4723,7 @@
                 <w:szCs w:val="20"/>
               </w:rPr>
             </w:pPr>
+            <w:proofErr w:type="spellStart"/>
             <w:r>
               <w:rPr>
                 <w:rFonts w:ascii="Arial Nova Cond Light" w:hAnsi="Arial Nova Cond Light" w:cs="Times New Roman"/>
@@ -4549,7 +4733,19 @@
                 <w:sz w:val="20"/>
                 <w:szCs w:val="20"/>
               </w:rPr>
-              <w:t>N° UNIDADES</w:t>
+              <w:t>N°</w:t>
+            </w:r>
+            <w:proofErr w:type="spellEnd"/>
+            <w:r>
+              <w:rPr>
+                <w:rFonts w:ascii="Arial Nova Cond Light" w:hAnsi="Arial Nova Cond Light" w:cs="Times New Roman"/>
+                <w:b/>
+                <w:bCs/>
+                <w:color w:val="000000" w:themeColor="text1"/>
+                <w:sz w:val="20"/>
+                <w:szCs w:val="20"/>
+              </w:rPr>
+              <w:t xml:space="preserve"> UNIDADES</w:t>
             </w:r>
           </w:p>
         </w:tc>
@@ -11537,7 +11733,7 @@
     <w:tbl>
       <w:tblPr>
         <w:tblStyle w:val="Tablaconcuadrcula"/>
-        <w:tblW w:w="14850" w:type="dxa"/>
+        <w:tblW w:w="14851" w:type="dxa"/>
         <w:jc w:val="center"/>
         <w:tblBorders>
           <w:top w:val="double" w:sz="4" w:space="0" w:color="47D459" w:themeColor="accent3" w:themeTint="99"/>
@@ -11551,7 +11747,7 @@
         <w:tblLook w:val="04A0" w:firstRow="1" w:lastRow="0" w:firstColumn="1" w:lastColumn="0" w:noHBand="0" w:noVBand="1"/>
       </w:tblPr>
       <w:tblGrid>
-        <w:gridCol w:w="874"/>
+        <w:gridCol w:w="875"/>
         <w:gridCol w:w="1095"/>
         <w:gridCol w:w="1726"/>
         <w:gridCol w:w="6169"/>
@@ -11567,33 +11763,32 @@
         <w:tc>
           <w:tcPr>
             <w:tcW w:w="875" w:type="dxa"/>
-            <w:tcBorders>
-              <w:top w:val="double" w:sz="4" w:space="0" w:color="47D459" w:themeColor="accent3" w:themeTint="99"/>
-              <w:left w:val="double" w:sz="4" w:space="0" w:color="47D459" w:themeColor="accent3" w:themeTint="99"/>
-              <w:bottom w:val="double" w:sz="4" w:space="0" w:color="47D459" w:themeColor="accent3" w:themeTint="99"/>
-              <w:right w:val="double" w:sz="4" w:space="0" w:color="47D459" w:themeColor="accent3" w:themeTint="99"/>
-            </w:tcBorders>
             <w:shd w:val="clear" w:color="auto" w:fill="C1F0C7" w:themeFill="accent3" w:themeFillTint="33"/>
             <w:vAlign w:val="center"/>
-            <w:hideMark/>
-          </w:tcPr>
-          <w:p>
-            <w:pPr>
-              <w:spacing w:after="160" w:line="259" w:lineRule="auto"/>
-              <w:ind w:right="-455"/>
-              <w:rPr>
-                <w:rFonts w:ascii="Arial Nova Cond" w:hAnsi="Arial Nova Cond" w:cs="Times New Roman"/>
-                <w:b/>
-                <w:bCs/>
-                <w:color w:val="000000" w:themeColor="text1"/>
-              </w:rPr>
-            </w:pPr>
-            <w:r>
-              <w:rPr>
-                <w:rFonts w:ascii="Arial Nova Cond" w:hAnsi="Arial Nova Cond" w:cs="Times New Roman"/>
-                <w:b/>
-                <w:bCs/>
-                <w:color w:val="000000" w:themeColor="text1"/>
+          </w:tcPr>
+          <w:p>
+            <w:pPr>
+              <w:pStyle w:val="Prrafodelista"/>
+              <w:ind w:left="0"/>
+              <w:jc w:val="center"/>
+              <w:rPr>
+                <w:rFonts w:ascii="Arial Nova Cond" w:hAnsi="Arial Nova Cond" w:cs="Times New Roman"/>
+                <w:b/>
+                <w:bCs/>
+                <w:color w:val="000000" w:themeColor="text1"/>
+                <w:sz w:val="20"/>
+                <w:szCs w:val="20"/>
+              </w:rPr>
+            </w:pPr>
+            <w:bookmarkStart w:id="1" w:name="_Hlk227075175"/>
+            <w:r>
+              <w:rPr>
+                <w:rFonts w:ascii="Arial Nova Cond" w:hAnsi="Arial Nova Cond" w:cs="Times New Roman"/>
+                <w:b/>
+                <w:bCs/>
+                <w:color w:val="000000" w:themeColor="text1"/>
+                <w:sz w:val="20"/>
+                <w:szCs w:val="20"/>
               </w:rPr>
               <w:t>BIMESTRE</w:t>
             </w:r>
@@ -11602,33 +11797,31 @@
         <w:tc>
           <w:tcPr>
             <w:tcW w:w="1095" w:type="dxa"/>
-            <w:tcBorders>
-              <w:top w:val="double" w:sz="4" w:space="0" w:color="47D459" w:themeColor="accent3" w:themeTint="99"/>
-              <w:left w:val="double" w:sz="4" w:space="0" w:color="47D459" w:themeColor="accent3" w:themeTint="99"/>
-              <w:bottom w:val="double" w:sz="4" w:space="0" w:color="47D459" w:themeColor="accent3" w:themeTint="99"/>
-              <w:right w:val="double" w:sz="4" w:space="0" w:color="47D459" w:themeColor="accent3" w:themeTint="99"/>
-            </w:tcBorders>
             <w:shd w:val="clear" w:color="auto" w:fill="C1F0C7" w:themeFill="accent3" w:themeFillTint="33"/>
             <w:vAlign w:val="center"/>
-            <w:hideMark/>
-          </w:tcPr>
-          <w:p>
-            <w:pPr>
-              <w:spacing w:after="160" w:line="259" w:lineRule="auto"/>
-              <w:ind w:right="-455"/>
-              <w:rPr>
-                <w:rFonts w:ascii="Arial Nova Cond" w:hAnsi="Arial Nova Cond" w:cs="Times New Roman"/>
-                <w:b/>
-                <w:bCs/>
-                <w:color w:val="000000" w:themeColor="text1"/>
-              </w:rPr>
-            </w:pPr>
-            <w:r>
-              <w:rPr>
-                <w:rFonts w:ascii="Arial Nova Cond" w:hAnsi="Arial Nova Cond" w:cs="Times New Roman"/>
-                <w:b/>
-                <w:bCs/>
-                <w:color w:val="000000" w:themeColor="text1"/>
+          </w:tcPr>
+          <w:p>
+            <w:pPr>
+              <w:pStyle w:val="Prrafodelista"/>
+              <w:ind w:left="0"/>
+              <w:jc w:val="center"/>
+              <w:rPr>
+                <w:rFonts w:ascii="Arial Nova Cond" w:hAnsi="Arial Nova Cond" w:cs="Times New Roman"/>
+                <w:b/>
+                <w:bCs/>
+                <w:color w:val="000000" w:themeColor="text1"/>
+                <w:sz w:val="20"/>
+                <w:szCs w:val="20"/>
+              </w:rPr>
+            </w:pPr>
+            <w:r>
+              <w:rPr>
+                <w:rFonts w:ascii="Arial Nova Cond" w:hAnsi="Arial Nova Cond" w:cs="Times New Roman"/>
+                <w:b/>
+                <w:bCs/>
+                <w:color w:val="000000" w:themeColor="text1"/>
+                <w:sz w:val="20"/>
+                <w:szCs w:val="20"/>
               </w:rPr>
               <w:t>UNIDADES</w:t>
             </w:r>
@@ -11637,33 +11830,31 @@
         <w:tc>
           <w:tcPr>
             <w:tcW w:w="1726" w:type="dxa"/>
-            <w:tcBorders>
-              <w:top w:val="double" w:sz="4" w:space="0" w:color="47D459" w:themeColor="accent3" w:themeTint="99"/>
-              <w:left w:val="double" w:sz="4" w:space="0" w:color="47D459" w:themeColor="accent3" w:themeTint="99"/>
-              <w:bottom w:val="double" w:sz="4" w:space="0" w:color="47D459" w:themeColor="accent3" w:themeTint="99"/>
-              <w:right w:val="double" w:sz="4" w:space="0" w:color="47D459" w:themeColor="accent3" w:themeTint="99"/>
-            </w:tcBorders>
             <w:shd w:val="clear" w:color="auto" w:fill="C1F0C7" w:themeFill="accent3" w:themeFillTint="33"/>
             <w:vAlign w:val="center"/>
-            <w:hideMark/>
-          </w:tcPr>
-          <w:p>
-            <w:pPr>
-              <w:spacing w:after="160" w:line="259" w:lineRule="auto"/>
-              <w:ind w:right="-455"/>
-              <w:rPr>
-                <w:rFonts w:ascii="Arial Nova Cond" w:hAnsi="Arial Nova Cond" w:cs="Times New Roman"/>
-                <w:b/>
-                <w:bCs/>
-                <w:color w:val="000000" w:themeColor="text1"/>
-              </w:rPr>
-            </w:pPr>
-            <w:r>
-              <w:rPr>
-                <w:rFonts w:ascii="Arial Nova Cond" w:hAnsi="Arial Nova Cond" w:cs="Times New Roman"/>
-                <w:b/>
-                <w:bCs/>
-                <w:color w:val="000000" w:themeColor="text1"/>
+          </w:tcPr>
+          <w:p>
+            <w:pPr>
+              <w:pStyle w:val="Prrafodelista"/>
+              <w:ind w:left="0"/>
+              <w:jc w:val="center"/>
+              <w:rPr>
+                <w:rFonts w:ascii="Arial Nova Cond" w:hAnsi="Arial Nova Cond" w:cs="Times New Roman"/>
+                <w:b/>
+                <w:bCs/>
+                <w:color w:val="000000" w:themeColor="text1"/>
+                <w:sz w:val="20"/>
+                <w:szCs w:val="20"/>
+              </w:rPr>
+            </w:pPr>
+            <w:r>
+              <w:rPr>
+                <w:rFonts w:ascii="Arial Nova Cond" w:hAnsi="Arial Nova Cond" w:cs="Times New Roman"/>
+                <w:b/>
+                <w:bCs/>
+                <w:color w:val="000000" w:themeColor="text1"/>
+                <w:sz w:val="20"/>
+                <w:szCs w:val="20"/>
               </w:rPr>
               <w:t>PROBLEMA / POTENCIALIDAD</w:t>
             </w:r>
@@ -11672,103 +11863,152 @@
         <w:tc>
           <w:tcPr>
             <w:tcW w:w="6169" w:type="dxa"/>
-            <w:tcBorders>
-              <w:top w:val="double" w:sz="4" w:space="0" w:color="47D459" w:themeColor="accent3" w:themeTint="99"/>
-              <w:left w:val="double" w:sz="4" w:space="0" w:color="47D459" w:themeColor="accent3" w:themeTint="99"/>
-              <w:bottom w:val="double" w:sz="4" w:space="0" w:color="47D459" w:themeColor="accent3" w:themeTint="99"/>
-              <w:right w:val="double" w:sz="4" w:space="0" w:color="47D459" w:themeColor="accent3" w:themeTint="99"/>
-            </w:tcBorders>
             <w:shd w:val="clear" w:color="auto" w:fill="C1F0C7" w:themeFill="accent3" w:themeFillTint="33"/>
             <w:vAlign w:val="center"/>
-            <w:hideMark/>
-          </w:tcPr>
-          <w:p>
-            <w:pPr>
-              <w:spacing w:after="160" w:line="259" w:lineRule="auto"/>
-              <w:ind w:right="-455"/>
-              <w:rPr>
-                <w:rFonts w:ascii="Arial Nova Cond" w:hAnsi="Arial Nova Cond" w:cs="Times New Roman"/>
-                <w:b/>
-                <w:bCs/>
-                <w:color w:val="000000" w:themeColor="text1"/>
-              </w:rPr>
-            </w:pPr>
-            <w:r>
-              <w:rPr>
-                <w:rFonts w:ascii="Arial Nova Cond" w:hAnsi="Arial Nova Cond" w:cs="Times New Roman"/>
-                <w:b/>
-                <w:bCs/>
-                <w:color w:val="000000" w:themeColor="text1"/>
-              </w:rPr>
-              <w:t>SITUACIÓN SIGNIFICATIVA</w:t>
+          </w:tcPr>
+          <w:p>
+            <w:pPr>
+              <w:pStyle w:val="Prrafodelista"/>
+              <w:ind w:left="0"/>
+              <w:jc w:val="center"/>
+              <w:rPr>
+                <w:rFonts w:ascii="Arial Nova Cond" w:hAnsi="Arial Nova Cond" w:cs="Times New Roman"/>
+                <w:b/>
+                <w:bCs/>
+                <w:color w:val="000000" w:themeColor="text1"/>
+                <w:sz w:val="20"/>
+                <w:szCs w:val="20"/>
+              </w:rPr>
+            </w:pPr>
+            <w:r>
+              <w:rPr>
+                <w:rFonts w:ascii="Arial Nova Cond" w:hAnsi="Arial Nova Cond" w:cs="Times New Roman"/>
+                <w:b/>
+                <w:bCs/>
+                <w:color w:val="000000" w:themeColor="text1"/>
+                <w:sz w:val="20"/>
+                <w:szCs w:val="20"/>
+              </w:rPr>
+              <w:t>SITUACIÓN SIGNIF</w:t>
+            </w:r>
+            <w:r>
+              <w:rPr>
+                <w:rFonts w:ascii="Arial Nova Cond" w:hAnsi="Arial Nova Cond" w:cs="Times New Roman"/>
+                <w:b/>
+                <w:bCs/>
+                <w:color w:val="000000" w:themeColor="text1"/>
+                <w:sz w:val="20"/>
+                <w:szCs w:val="20"/>
+              </w:rPr>
+              <w:t>I</w:t>
+            </w:r>
+            <w:r>
+              <w:rPr>
+                <w:rFonts w:ascii="Arial Nova Cond" w:hAnsi="Arial Nova Cond" w:cs="Times New Roman"/>
+                <w:b/>
+                <w:bCs/>
+                <w:color w:val="000000" w:themeColor="text1"/>
+                <w:sz w:val="20"/>
+                <w:szCs w:val="20"/>
+              </w:rPr>
+              <w:t>CATIVA</w:t>
             </w:r>
           </w:p>
         </w:tc>
         <w:tc>
           <w:tcPr>
             <w:tcW w:w="2015" w:type="dxa"/>
-            <w:tcBorders>
-              <w:top w:val="double" w:sz="4" w:space="0" w:color="47D459" w:themeColor="accent3" w:themeTint="99"/>
-              <w:left w:val="double" w:sz="4" w:space="0" w:color="47D459" w:themeColor="accent3" w:themeTint="99"/>
-              <w:bottom w:val="double" w:sz="4" w:space="0" w:color="47D459" w:themeColor="accent3" w:themeTint="99"/>
-              <w:right w:val="double" w:sz="4" w:space="0" w:color="47D459" w:themeColor="accent3" w:themeTint="99"/>
-            </w:tcBorders>
             <w:shd w:val="clear" w:color="auto" w:fill="C1F0C7" w:themeFill="accent3" w:themeFillTint="33"/>
             <w:vAlign w:val="center"/>
-            <w:hideMark/>
-          </w:tcPr>
-          <w:p>
-            <w:pPr>
-              <w:spacing w:after="160" w:line="259" w:lineRule="auto"/>
-              <w:ind w:right="-455"/>
-              <w:rPr>
-                <w:rFonts w:ascii="Arial Nova Cond" w:hAnsi="Arial Nova Cond" w:cs="Times New Roman"/>
-                <w:b/>
-                <w:bCs/>
-                <w:color w:val="000000" w:themeColor="text1"/>
-              </w:rPr>
-            </w:pPr>
-            <w:r>
-              <w:rPr>
-                <w:rFonts w:ascii="Arial Nova Cond" w:hAnsi="Arial Nova Cond" w:cs="Times New Roman"/>
-                <w:b/>
-                <w:bCs/>
-                <w:color w:val="000000" w:themeColor="text1"/>
-              </w:rPr>
-              <w:t>TÍTULO DE LA UNIDAD DIDÁCTICA.</w:t>
+          </w:tcPr>
+          <w:p>
+            <w:pPr>
+              <w:pStyle w:val="Prrafodelista"/>
+              <w:ind w:left="0"/>
+              <w:jc w:val="center"/>
+              <w:rPr>
+                <w:rFonts w:ascii="Arial Nova Cond" w:hAnsi="Arial Nova Cond" w:cs="Times New Roman"/>
+                <w:b/>
+                <w:bCs/>
+                <w:color w:val="000000" w:themeColor="text1"/>
+                <w:sz w:val="20"/>
+                <w:szCs w:val="20"/>
+              </w:rPr>
+            </w:pPr>
+            <w:r>
+              <w:rPr>
+                <w:rFonts w:ascii="Arial Nova Cond" w:hAnsi="Arial Nova Cond" w:cs="Times New Roman"/>
+                <w:b/>
+                <w:bCs/>
+                <w:color w:val="000000" w:themeColor="text1"/>
+                <w:sz w:val="20"/>
+                <w:szCs w:val="20"/>
+              </w:rPr>
+              <w:t>TÍTULO DE LA UNIDAD DID</w:t>
+            </w:r>
+            <w:r>
+              <w:rPr>
+                <w:rFonts w:ascii="Arial Nova Cond" w:hAnsi="Arial Nova Cond" w:cs="Times New Roman"/>
+                <w:b/>
+                <w:bCs/>
+                <w:color w:val="000000" w:themeColor="text1"/>
+                <w:sz w:val="20"/>
+                <w:szCs w:val="20"/>
+              </w:rPr>
+              <w:t>Á</w:t>
+            </w:r>
+            <w:r>
+              <w:rPr>
+                <w:rFonts w:ascii="Arial Nova Cond" w:hAnsi="Arial Nova Cond" w:cs="Times New Roman"/>
+                <w:b/>
+                <w:bCs/>
+                <w:color w:val="000000" w:themeColor="text1"/>
+                <w:sz w:val="20"/>
+                <w:szCs w:val="20"/>
+              </w:rPr>
+              <w:t>CTICA</w:t>
+            </w:r>
+            <w:r>
+              <w:rPr>
+                <w:rFonts w:ascii="Arial Nova Cond" w:hAnsi="Arial Nova Cond" w:cs="Times New Roman"/>
+                <w:b/>
+                <w:bCs/>
+                <w:color w:val="000000" w:themeColor="text1"/>
+                <w:sz w:val="20"/>
+                <w:szCs w:val="20"/>
+              </w:rPr>
+              <w:t>.</w:t>
             </w:r>
           </w:p>
         </w:tc>
         <w:tc>
           <w:tcPr>
             <w:tcW w:w="1634" w:type="dxa"/>
-            <w:tcBorders>
-              <w:top w:val="double" w:sz="4" w:space="0" w:color="47D459" w:themeColor="accent3" w:themeTint="99"/>
-              <w:left w:val="double" w:sz="4" w:space="0" w:color="47D459" w:themeColor="accent3" w:themeTint="99"/>
-              <w:bottom w:val="double" w:sz="4" w:space="0" w:color="47D459" w:themeColor="accent3" w:themeTint="99"/>
-              <w:right w:val="double" w:sz="4" w:space="0" w:color="47D459" w:themeColor="accent3" w:themeTint="99"/>
-            </w:tcBorders>
             <w:shd w:val="clear" w:color="auto" w:fill="C1F0C7" w:themeFill="accent3" w:themeFillTint="33"/>
             <w:vAlign w:val="center"/>
-            <w:hideMark/>
-          </w:tcPr>
-          <w:p>
-            <w:pPr>
-              <w:spacing w:after="160" w:line="259" w:lineRule="auto"/>
-              <w:ind w:right="-455"/>
-              <w:rPr>
-                <w:rFonts w:ascii="Arial Nova Cond" w:hAnsi="Arial Nova Cond" w:cs="Times New Roman"/>
-                <w:b/>
-                <w:bCs/>
-                <w:color w:val="000000" w:themeColor="text1"/>
-              </w:rPr>
-            </w:pPr>
-            <w:r>
-              <w:rPr>
-                <w:rFonts w:ascii="Arial Nova Cond" w:hAnsi="Arial Nova Cond" w:cs="Times New Roman"/>
-                <w:b/>
-                <w:bCs/>
-                <w:color w:val="000000" w:themeColor="text1"/>
+          </w:tcPr>
+          <w:p>
+            <w:pPr>
+              <w:pStyle w:val="Prrafodelista"/>
+              <w:ind w:left="0"/>
+              <w:jc w:val="center"/>
+              <w:rPr>
+                <w:rFonts w:ascii="Arial Nova Cond" w:hAnsi="Arial Nova Cond" w:cs="Times New Roman"/>
+                <w:b/>
+                <w:bCs/>
+                <w:color w:val="000000" w:themeColor="text1"/>
+                <w:sz w:val="20"/>
+                <w:szCs w:val="20"/>
+              </w:rPr>
+            </w:pPr>
+            <w:r>
+              <w:rPr>
+                <w:rFonts w:ascii="Arial Nova Cond" w:hAnsi="Arial Nova Cond" w:cs="Times New Roman"/>
+                <w:b/>
+                <w:bCs/>
+                <w:color w:val="000000" w:themeColor="text1"/>
+                <w:sz w:val="20"/>
+                <w:szCs w:val="20"/>
               </w:rPr>
               <w:t>COMPETENCIAS</w:t>
             </w:r>
@@ -11777,33 +12017,31 @@
         <w:tc>
           <w:tcPr>
             <w:tcW w:w="1337" w:type="dxa"/>
-            <w:tcBorders>
-              <w:top w:val="double" w:sz="4" w:space="0" w:color="47D459" w:themeColor="accent3" w:themeTint="99"/>
-              <w:left w:val="double" w:sz="4" w:space="0" w:color="47D459" w:themeColor="accent3" w:themeTint="99"/>
-              <w:bottom w:val="double" w:sz="4" w:space="0" w:color="47D459" w:themeColor="accent3" w:themeTint="99"/>
-              <w:right w:val="double" w:sz="4" w:space="0" w:color="47D459" w:themeColor="accent3" w:themeTint="99"/>
-            </w:tcBorders>
             <w:shd w:val="clear" w:color="auto" w:fill="C1F0C7" w:themeFill="accent3" w:themeFillTint="33"/>
             <w:vAlign w:val="center"/>
-            <w:hideMark/>
-          </w:tcPr>
-          <w:p>
-            <w:pPr>
-              <w:spacing w:after="160" w:line="259" w:lineRule="auto"/>
-              <w:ind w:right="-455"/>
-              <w:rPr>
-                <w:rFonts w:ascii="Arial Nova Cond" w:hAnsi="Arial Nova Cond" w:cs="Times New Roman"/>
-                <w:b/>
-                <w:bCs/>
-                <w:color w:val="000000" w:themeColor="text1"/>
-              </w:rPr>
-            </w:pPr>
-            <w:r>
-              <w:rPr>
-                <w:rFonts w:ascii="Arial Nova Cond" w:hAnsi="Arial Nova Cond" w:cs="Times New Roman"/>
-                <w:b/>
-                <w:bCs/>
-                <w:color w:val="000000" w:themeColor="text1"/>
+          </w:tcPr>
+          <w:p>
+            <w:pPr>
+              <w:pStyle w:val="Prrafodelista"/>
+              <w:ind w:left="0"/>
+              <w:jc w:val="center"/>
+              <w:rPr>
+                <w:rFonts w:ascii="Arial Nova Cond" w:hAnsi="Arial Nova Cond" w:cs="Times New Roman"/>
+                <w:b/>
+                <w:bCs/>
+                <w:color w:val="000000" w:themeColor="text1"/>
+                <w:sz w:val="20"/>
+                <w:szCs w:val="20"/>
+              </w:rPr>
+            </w:pPr>
+            <w:r>
+              <w:rPr>
+                <w:rFonts w:ascii="Arial Nova Cond" w:hAnsi="Arial Nova Cond" w:cs="Times New Roman"/>
+                <w:b/>
+                <w:bCs/>
+                <w:color w:val="000000" w:themeColor="text1"/>
+                <w:sz w:val="20"/>
+                <w:szCs w:val="20"/>
               </w:rPr>
               <w:t>PRODUCTO</w:t>
             </w:r>
@@ -11819,33 +12057,35 @@
           <w:tcPr>
             <w:tcW w:w="875" w:type="dxa"/>
             <w:vMerge w:val="restart"/>
-            <w:tcBorders>
-              <w:top w:val="double" w:sz="4" w:space="0" w:color="47D459" w:themeColor="accent3" w:themeTint="99"/>
-              <w:left w:val="double" w:sz="4" w:space="0" w:color="47D459" w:themeColor="accent3" w:themeTint="99"/>
-              <w:bottom w:val="double" w:sz="4" w:space="0" w:color="47D459" w:themeColor="accent3" w:themeTint="99"/>
-              <w:right w:val="double" w:sz="4" w:space="0" w:color="47D459" w:themeColor="accent3" w:themeTint="99"/>
-            </w:tcBorders>
-            <w:vAlign w:val="center"/>
-            <w:hideMark/>
-          </w:tcPr>
-          <w:p>
-            <w:pPr>
-              <w:spacing w:after="160" w:line="259" w:lineRule="auto"/>
-              <w:ind w:right="-455"/>
-              <w:rPr>
-                <w:rFonts w:ascii="Arial Nova Cond" w:hAnsi="Arial Nova Cond" w:cs="Times New Roman"/>
-                <w:b/>
-                <w:bCs/>
-                <w:color w:val="000000" w:themeColor="text1"/>
+            <w:vAlign w:val="center"/>
+          </w:tcPr>
+          <w:p>
+            <w:pPr>
+              <w:pStyle w:val="Prrafodelista"/>
+              <w:tabs>
+                <w:tab w:val="left" w:pos="0"/>
+                <w:tab w:val="left" w:pos="142"/>
+                <w:tab w:val="left" w:pos="284"/>
+              </w:tabs>
+              <w:spacing w:line="276" w:lineRule="auto"/>
+              <w:ind w:left="0"/>
+              <w:jc w:val="center"/>
+              <w:rPr>
+                <w:rFonts w:ascii="Arial Nova Cond" w:eastAsia="Calibri" w:hAnsi="Arial Nova Cond" w:cs="Times New Roman"/>
+                <w:b/>
+                <w:bCs/>
+                <w:sz w:val="20"/>
+                <w:szCs w:val="20"/>
                 <w:lang w:val="es-ES_tradnl"/>
               </w:rPr>
             </w:pPr>
             <w:r>
               <w:rPr>
-                <w:rFonts w:ascii="Arial Nova Cond" w:hAnsi="Arial Nova Cond" w:cs="Times New Roman"/>
-                <w:b/>
-                <w:bCs/>
-                <w:color w:val="000000" w:themeColor="text1"/>
+                <w:rFonts w:ascii="Arial Nova Cond" w:eastAsia="Calibri" w:hAnsi="Arial Nova Cond" w:cs="Times New Roman"/>
+                <w:b/>
+                <w:bCs/>
+                <w:sz w:val="20"/>
+                <w:szCs w:val="20"/>
                 <w:lang w:val="es-ES_tradnl"/>
               </w:rPr>
               <w:t>I</w:t>
@@ -11855,33 +12095,35 @@
         <w:tc>
           <w:tcPr>
             <w:tcW w:w="1095" w:type="dxa"/>
-            <w:tcBorders>
-              <w:top w:val="double" w:sz="4" w:space="0" w:color="47D459" w:themeColor="accent3" w:themeTint="99"/>
-              <w:left w:val="double" w:sz="4" w:space="0" w:color="47D459" w:themeColor="accent3" w:themeTint="99"/>
-              <w:bottom w:val="double" w:sz="4" w:space="0" w:color="47D459" w:themeColor="accent3" w:themeTint="99"/>
-              <w:right w:val="double" w:sz="4" w:space="0" w:color="47D459" w:themeColor="accent3" w:themeTint="99"/>
-            </w:tcBorders>
-            <w:vAlign w:val="center"/>
-            <w:hideMark/>
-          </w:tcPr>
-          <w:p>
-            <w:pPr>
-              <w:spacing w:after="160" w:line="259" w:lineRule="auto"/>
-              <w:ind w:right="-455"/>
-              <w:rPr>
-                <w:rFonts w:ascii="Arial Nova Cond" w:hAnsi="Arial Nova Cond" w:cs="Times New Roman"/>
-                <w:b/>
-                <w:bCs/>
-                <w:color w:val="000000" w:themeColor="text1"/>
+            <w:vAlign w:val="center"/>
+          </w:tcPr>
+          <w:p>
+            <w:pPr>
+              <w:pStyle w:val="Prrafodelista"/>
+              <w:tabs>
+                <w:tab w:val="left" w:pos="0"/>
+                <w:tab w:val="left" w:pos="142"/>
+                <w:tab w:val="left" w:pos="284"/>
+              </w:tabs>
+              <w:spacing w:line="276" w:lineRule="auto"/>
+              <w:ind w:left="0"/>
+              <w:jc w:val="center"/>
+              <w:rPr>
+                <w:rFonts w:ascii="Arial Nova Cond" w:eastAsia="Calibri" w:hAnsi="Arial Nova Cond" w:cs="Times New Roman"/>
+                <w:b/>
+                <w:bCs/>
+                <w:sz w:val="20"/>
+                <w:szCs w:val="20"/>
                 <w:lang w:val="es-ES_tradnl"/>
               </w:rPr>
             </w:pPr>
             <w:r>
               <w:rPr>
-                <w:rFonts w:ascii="Arial Nova Cond" w:hAnsi="Arial Nova Cond" w:cs="Times New Roman"/>
-                <w:b/>
-                <w:bCs/>
-                <w:color w:val="000000" w:themeColor="text1"/>
+                <w:rFonts w:ascii="Arial Nova Cond" w:eastAsia="Calibri" w:hAnsi="Arial Nova Cond" w:cs="Times New Roman"/>
+                <w:b/>
+                <w:bCs/>
+                <w:sz w:val="20"/>
+                <w:szCs w:val="20"/>
                 <w:lang w:val="es-ES_tradnl"/>
               </w:rPr>
               <w:t>U 0</w:t>
@@ -11891,33 +12133,31 @@
         <w:tc>
           <w:tcPr>
             <w:tcW w:w="1726" w:type="dxa"/>
-            <w:tcBorders>
-              <w:top w:val="double" w:sz="4" w:space="0" w:color="47D459" w:themeColor="accent3" w:themeTint="99"/>
-              <w:left w:val="double" w:sz="4" w:space="0" w:color="47D459" w:themeColor="accent3" w:themeTint="99"/>
-              <w:bottom w:val="double" w:sz="4" w:space="0" w:color="47D459" w:themeColor="accent3" w:themeTint="99"/>
-              <w:right w:val="double" w:sz="4" w:space="0" w:color="47D459" w:themeColor="accent3" w:themeTint="99"/>
-            </w:tcBorders>
-            <w:vAlign w:val="center"/>
-            <w:hideMark/>
-          </w:tcPr>
-          <w:p>
-            <w:pPr>
-              <w:spacing w:after="160" w:line="259" w:lineRule="auto"/>
-              <w:ind w:right="-455"/>
-              <w:rPr>
-                <w:rFonts w:ascii="Arial Nova Cond" w:hAnsi="Arial Nova Cond" w:cs="Times New Roman"/>
-                <w:b/>
-                <w:bCs/>
-                <w:color w:val="000000" w:themeColor="text1"/>
+            <w:vAlign w:val="center"/>
+          </w:tcPr>
+          <w:p>
+            <w:pPr>
+              <w:pStyle w:val="Prrafodelista"/>
+              <w:tabs>
+                <w:tab w:val="left" w:pos="0"/>
+                <w:tab w:val="left" w:pos="142"/>
+                <w:tab w:val="left" w:pos="284"/>
+              </w:tabs>
+              <w:spacing w:line="276" w:lineRule="auto"/>
+              <w:ind w:left="0"/>
+              <w:jc w:val="both"/>
+              <w:rPr>
+                <w:rFonts w:ascii="Arial Nova Cond" w:eastAsia="Calibri" w:hAnsi="Arial Nova Cond" w:cs="Times New Roman"/>
+                <w:sz w:val="20"/>
+                <w:szCs w:val="20"/>
                 <w:lang w:val="es-ES_tradnl"/>
               </w:rPr>
             </w:pPr>
             <w:r>
               <w:rPr>
-                <w:rFonts w:ascii="Arial Nova Cond" w:hAnsi="Arial Nova Cond" w:cs="Times New Roman"/>
-                <w:b/>
-                <w:bCs/>
-                <w:color w:val="000000" w:themeColor="text1"/>
+                <w:rFonts w:ascii="Arial Nova Cond" w:eastAsia="Calibri" w:hAnsi="Arial Nova Cond" w:cs="Times New Roman"/>
+                <w:sz w:val="20"/>
+                <w:szCs w:val="20"/>
                 <w:lang w:val="es-ES_tradnl"/>
               </w:rPr>
               <w:t>{{problemapotencialidad0}}</w:t>
@@ -11927,33 +12167,31 @@
         <w:tc>
           <w:tcPr>
             <w:tcW w:w="6169" w:type="dxa"/>
-            <w:tcBorders>
-              <w:top w:val="double" w:sz="4" w:space="0" w:color="47D459" w:themeColor="accent3" w:themeTint="99"/>
-              <w:left w:val="double" w:sz="4" w:space="0" w:color="47D459" w:themeColor="accent3" w:themeTint="99"/>
-              <w:bottom w:val="double" w:sz="4" w:space="0" w:color="47D459" w:themeColor="accent3" w:themeTint="99"/>
-              <w:right w:val="double" w:sz="4" w:space="0" w:color="47D459" w:themeColor="accent3" w:themeTint="99"/>
-            </w:tcBorders>
-            <w:vAlign w:val="center"/>
-            <w:hideMark/>
-          </w:tcPr>
-          <w:p>
-            <w:pPr>
-              <w:spacing w:after="160" w:line="259" w:lineRule="auto"/>
-              <w:ind w:right="-455"/>
-              <w:rPr>
-                <w:rFonts w:ascii="Arial Nova Cond" w:hAnsi="Arial Nova Cond" w:cs="Times New Roman"/>
-                <w:b/>
-                <w:bCs/>
-                <w:color w:val="000000" w:themeColor="text1"/>
+            <w:vAlign w:val="center"/>
+          </w:tcPr>
+          <w:p>
+            <w:pPr>
+              <w:pStyle w:val="Prrafodelista"/>
+              <w:tabs>
+                <w:tab w:val="left" w:pos="0"/>
+                <w:tab w:val="left" w:pos="142"/>
+                <w:tab w:val="left" w:pos="284"/>
+              </w:tabs>
+              <w:spacing w:line="276" w:lineRule="auto"/>
+              <w:ind w:left="0"/>
+              <w:jc w:val="both"/>
+              <w:rPr>
+                <w:rFonts w:ascii="Arial Nova Cond" w:eastAsia="Calibri" w:hAnsi="Arial Nova Cond" w:cs="Times New Roman"/>
+                <w:sz w:val="20"/>
+                <w:szCs w:val="20"/>
                 <w:lang w:val="es-ES_tradnl"/>
               </w:rPr>
             </w:pPr>
             <w:r>
               <w:rPr>
-                <w:rFonts w:ascii="Arial Nova Cond" w:hAnsi="Arial Nova Cond" w:cs="Times New Roman"/>
-                <w:b/>
-                <w:bCs/>
-                <w:color w:val="000000" w:themeColor="text1"/>
+                <w:rFonts w:ascii="Arial Nova Cond" w:eastAsia="Calibri" w:hAnsi="Arial Nova Cond" w:cs="Times New Roman"/>
+                <w:sz w:val="20"/>
+                <w:szCs w:val="20"/>
                 <w:lang w:val="es-ES_tradnl"/>
               </w:rPr>
               <w:t>{{situacionsignificativa0}}</w:t>
@@ -11963,32 +12201,29 @@
         <w:tc>
           <w:tcPr>
             <w:tcW w:w="2015" w:type="dxa"/>
-            <w:tcBorders>
-              <w:top w:val="double" w:sz="4" w:space="0" w:color="47D459" w:themeColor="accent3" w:themeTint="99"/>
-              <w:left w:val="double" w:sz="4" w:space="0" w:color="47D459" w:themeColor="accent3" w:themeTint="99"/>
-              <w:bottom w:val="double" w:sz="4" w:space="0" w:color="47D459" w:themeColor="accent3" w:themeTint="99"/>
-              <w:right w:val="double" w:sz="4" w:space="0" w:color="47D459" w:themeColor="accent3" w:themeTint="99"/>
-            </w:tcBorders>
-            <w:vAlign w:val="center"/>
-            <w:hideMark/>
-          </w:tcPr>
-          <w:p>
-            <w:pPr>
-              <w:spacing w:after="160" w:line="259" w:lineRule="auto"/>
-              <w:ind w:right="-455"/>
-              <w:rPr>
-                <w:rFonts w:ascii="Arial Nova Cond" w:hAnsi="Arial Nova Cond" w:cs="Times New Roman"/>
-                <w:b/>
-                <w:bCs/>
-                <w:color w:val="000000" w:themeColor="text1"/>
-              </w:rPr>
-            </w:pPr>
-            <w:r>
-              <w:rPr>
-                <w:rFonts w:ascii="Arial Nova Cond" w:hAnsi="Arial Nova Cond" w:cs="Times New Roman"/>
-                <w:b/>
-                <w:bCs/>
-                <w:color w:val="000000" w:themeColor="text1"/>
+            <w:vAlign w:val="center"/>
+          </w:tcPr>
+          <w:p>
+            <w:pPr>
+              <w:autoSpaceDE w:val="0"/>
+              <w:autoSpaceDN w:val="0"/>
+              <w:adjustRightInd w:val="0"/>
+              <w:jc w:val="center"/>
+              <w:rPr>
+                <w:rFonts w:ascii="Arial Nova Cond" w:hAnsi="Arial Nova Cond" w:cs="Arial"/>
+                <w:color w:val="000000"/>
+                <w:kern w:val="0"/>
+                <w:sz w:val="20"/>
+                <w:szCs w:val="20"/>
+              </w:rPr>
+            </w:pPr>
+            <w:r>
+              <w:rPr>
+                <w:rFonts w:ascii="Arial Nova Cond" w:hAnsi="Arial Nova Cond" w:cs="Arial"/>
+                <w:color w:val="000000"/>
+                <w:kern w:val="0"/>
+                <w:sz w:val="20"/>
+                <w:szCs w:val="20"/>
               </w:rPr>
               <w:t>{{titulosituacionsignificativa0}}</w:t>
             </w:r>
@@ -11997,32 +12232,29 @@
         <w:tc>
           <w:tcPr>
             <w:tcW w:w="1634" w:type="dxa"/>
-            <w:tcBorders>
-              <w:top w:val="double" w:sz="4" w:space="0" w:color="47D459" w:themeColor="accent3" w:themeTint="99"/>
-              <w:left w:val="double" w:sz="4" w:space="0" w:color="47D459" w:themeColor="accent3" w:themeTint="99"/>
-              <w:bottom w:val="double" w:sz="4" w:space="0" w:color="47D459" w:themeColor="accent3" w:themeTint="99"/>
-              <w:right w:val="double" w:sz="4" w:space="0" w:color="47D459" w:themeColor="accent3" w:themeTint="99"/>
-            </w:tcBorders>
-            <w:vAlign w:val="center"/>
-            <w:hideMark/>
-          </w:tcPr>
-          <w:p>
-            <w:pPr>
-              <w:spacing w:after="160" w:line="259" w:lineRule="auto"/>
-              <w:ind w:right="-455"/>
-              <w:rPr>
-                <w:rFonts w:ascii="Arial Nova Cond" w:hAnsi="Arial Nova Cond" w:cs="Times New Roman"/>
-                <w:b/>
-                <w:bCs/>
-                <w:color w:val="000000" w:themeColor="text1"/>
-              </w:rPr>
-            </w:pPr>
-            <w:r>
-              <w:rPr>
-                <w:rFonts w:ascii="Arial Nova Cond" w:hAnsi="Arial Nova Cond" w:cs="Times New Roman"/>
-                <w:b/>
-                <w:bCs/>
-                <w:color w:val="000000" w:themeColor="text1"/>
+            <w:vAlign w:val="center"/>
+          </w:tcPr>
+          <w:p>
+            <w:pPr>
+              <w:autoSpaceDE w:val="0"/>
+              <w:autoSpaceDN w:val="0"/>
+              <w:adjustRightInd w:val="0"/>
+              <w:jc w:val="both"/>
+              <w:rPr>
+                <w:rFonts w:ascii="Arial Nova Cond" w:hAnsi="Arial Nova Cond" w:cs="Arial"/>
+                <w:color w:val="000000"/>
+                <w:kern w:val="0"/>
+                <w:sz w:val="20"/>
+                <w:szCs w:val="20"/>
+              </w:rPr>
+            </w:pPr>
+            <w:r>
+              <w:rPr>
+                <w:rFonts w:ascii="Arial Nova Cond" w:hAnsi="Arial Nova Cond" w:cs="Arial"/>
+                <w:color w:val="000000"/>
+                <w:kern w:val="0"/>
+                <w:sz w:val="20"/>
+                <w:szCs w:val="20"/>
               </w:rPr>
               <w:t>{{competencias0}}</w:t>
             </w:r>
@@ -12031,32 +12263,29 @@
         <w:tc>
           <w:tcPr>
             <w:tcW w:w="1337" w:type="dxa"/>
-            <w:tcBorders>
-              <w:top w:val="double" w:sz="4" w:space="0" w:color="47D459" w:themeColor="accent3" w:themeTint="99"/>
-              <w:left w:val="double" w:sz="4" w:space="0" w:color="47D459" w:themeColor="accent3" w:themeTint="99"/>
-              <w:bottom w:val="double" w:sz="4" w:space="0" w:color="47D459" w:themeColor="accent3" w:themeTint="99"/>
-              <w:right w:val="double" w:sz="4" w:space="0" w:color="47D459" w:themeColor="accent3" w:themeTint="99"/>
-            </w:tcBorders>
-            <w:vAlign w:val="center"/>
-            <w:hideMark/>
-          </w:tcPr>
-          <w:p>
-            <w:pPr>
-              <w:spacing w:after="160" w:line="259" w:lineRule="auto"/>
-              <w:ind w:right="-455"/>
-              <w:rPr>
-                <w:rFonts w:ascii="Arial Nova Cond" w:hAnsi="Arial Nova Cond" w:cs="Times New Roman"/>
-                <w:b/>
-                <w:bCs/>
-                <w:color w:val="000000" w:themeColor="text1"/>
-              </w:rPr>
-            </w:pPr>
-            <w:r>
-              <w:rPr>
-                <w:rFonts w:ascii="Arial Nova Cond" w:hAnsi="Arial Nova Cond" w:cs="Times New Roman"/>
-                <w:b/>
-                <w:bCs/>
-                <w:color w:val="000000" w:themeColor="text1"/>
+            <w:vAlign w:val="center"/>
+          </w:tcPr>
+          <w:p>
+            <w:pPr>
+              <w:autoSpaceDE w:val="0"/>
+              <w:autoSpaceDN w:val="0"/>
+              <w:adjustRightInd w:val="0"/>
+              <w:jc w:val="center"/>
+              <w:rPr>
+                <w:rFonts w:ascii="Arial Nova Cond" w:hAnsi="Arial Nova Cond" w:cs="Arial"/>
+                <w:color w:val="000000"/>
+                <w:kern w:val="0"/>
+                <w:sz w:val="20"/>
+                <w:szCs w:val="20"/>
+              </w:rPr>
+            </w:pPr>
+            <w:r>
+              <w:rPr>
+                <w:rFonts w:ascii="Arial Nova Cond" w:hAnsi="Arial Nova Cond" w:cs="Arial"/>
+                <w:color w:val="000000"/>
+                <w:kern w:val="0"/>
+                <w:sz w:val="20"/>
+                <w:szCs w:val="20"/>
               </w:rPr>
               <w:t>{{producto0}}</w:t>
             </w:r>
@@ -12072,24 +12301,25 @@
           <w:tcPr>
             <w:tcW w:w="875" w:type="dxa"/>
             <w:vMerge/>
-            <w:tcBorders>
-              <w:top w:val="double" w:sz="4" w:space="0" w:color="47D459" w:themeColor="accent3" w:themeTint="99"/>
-              <w:left w:val="double" w:sz="4" w:space="0" w:color="47D459" w:themeColor="accent3" w:themeTint="99"/>
-              <w:bottom w:val="double" w:sz="4" w:space="0" w:color="47D459" w:themeColor="accent3" w:themeTint="99"/>
-              <w:right w:val="double" w:sz="4" w:space="0" w:color="47D459" w:themeColor="accent3" w:themeTint="99"/>
-            </w:tcBorders>
-            <w:vAlign w:val="center"/>
-            <w:hideMark/>
-          </w:tcPr>
-          <w:p>
-            <w:pPr>
-              <w:spacing w:after="160" w:line="259" w:lineRule="auto"/>
-              <w:ind w:right="-455"/>
-              <w:rPr>
-                <w:rFonts w:ascii="Arial Nova Cond" w:hAnsi="Arial Nova Cond" w:cs="Times New Roman"/>
-                <w:b/>
-                <w:bCs/>
-                <w:color w:val="000000" w:themeColor="text1"/>
+            <w:vAlign w:val="center"/>
+          </w:tcPr>
+          <w:p>
+            <w:pPr>
+              <w:pStyle w:val="Prrafodelista"/>
+              <w:tabs>
+                <w:tab w:val="left" w:pos="0"/>
+                <w:tab w:val="left" w:pos="142"/>
+                <w:tab w:val="left" w:pos="284"/>
+              </w:tabs>
+              <w:spacing w:line="276" w:lineRule="auto"/>
+              <w:ind w:left="0"/>
+              <w:jc w:val="center"/>
+              <w:rPr>
+                <w:rFonts w:ascii="Arial Nova Cond" w:eastAsia="Calibri" w:hAnsi="Arial Nova Cond" w:cs="Times New Roman"/>
+                <w:b/>
+                <w:bCs/>
+                <w:sz w:val="20"/>
+                <w:szCs w:val="20"/>
                 <w:lang w:val="es-ES_tradnl"/>
               </w:rPr>
             </w:pPr>
@@ -12098,33 +12328,35 @@
         <w:tc>
           <w:tcPr>
             <w:tcW w:w="1095" w:type="dxa"/>
-            <w:tcBorders>
-              <w:top w:val="double" w:sz="4" w:space="0" w:color="47D459" w:themeColor="accent3" w:themeTint="99"/>
-              <w:left w:val="double" w:sz="4" w:space="0" w:color="47D459" w:themeColor="accent3" w:themeTint="99"/>
-              <w:bottom w:val="double" w:sz="4" w:space="0" w:color="47D459" w:themeColor="accent3" w:themeTint="99"/>
-              <w:right w:val="double" w:sz="4" w:space="0" w:color="47D459" w:themeColor="accent3" w:themeTint="99"/>
-            </w:tcBorders>
-            <w:vAlign w:val="center"/>
-            <w:hideMark/>
-          </w:tcPr>
-          <w:p>
-            <w:pPr>
-              <w:spacing w:after="160" w:line="259" w:lineRule="auto"/>
-              <w:ind w:right="-455"/>
-              <w:rPr>
-                <w:rFonts w:ascii="Arial Nova Cond" w:hAnsi="Arial Nova Cond" w:cs="Times New Roman"/>
-                <w:b/>
-                <w:bCs/>
-                <w:color w:val="000000" w:themeColor="text1"/>
+            <w:vAlign w:val="center"/>
+          </w:tcPr>
+          <w:p>
+            <w:pPr>
+              <w:pStyle w:val="Prrafodelista"/>
+              <w:tabs>
+                <w:tab w:val="left" w:pos="0"/>
+                <w:tab w:val="left" w:pos="142"/>
+                <w:tab w:val="left" w:pos="284"/>
+              </w:tabs>
+              <w:spacing w:line="276" w:lineRule="auto"/>
+              <w:ind w:left="0"/>
+              <w:jc w:val="center"/>
+              <w:rPr>
+                <w:rFonts w:ascii="Arial Nova Cond" w:eastAsia="Calibri" w:hAnsi="Arial Nova Cond" w:cs="Times New Roman"/>
+                <w:b/>
+                <w:bCs/>
+                <w:sz w:val="20"/>
+                <w:szCs w:val="20"/>
                 <w:lang w:val="es-ES_tradnl"/>
               </w:rPr>
             </w:pPr>
             <w:r>
               <w:rPr>
-                <w:rFonts w:ascii="Arial Nova Cond" w:hAnsi="Arial Nova Cond" w:cs="Times New Roman"/>
-                <w:b/>
-                <w:bCs/>
-                <w:color w:val="000000" w:themeColor="text1"/>
+                <w:rFonts w:ascii="Arial Nova Cond" w:eastAsia="Calibri" w:hAnsi="Arial Nova Cond" w:cs="Times New Roman"/>
+                <w:b/>
+                <w:bCs/>
+                <w:sz w:val="20"/>
+                <w:szCs w:val="20"/>
                 <w:lang w:val="es-ES_tradnl"/>
               </w:rPr>
               <w:t>U 1</w:t>
@@ -12134,32 +12366,23 @@
         <w:tc>
           <w:tcPr>
             <w:tcW w:w="1726" w:type="dxa"/>
-            <w:tcBorders>
-              <w:top w:val="double" w:sz="4" w:space="0" w:color="47D459" w:themeColor="accent3" w:themeTint="99"/>
-              <w:left w:val="double" w:sz="4" w:space="0" w:color="47D459" w:themeColor="accent3" w:themeTint="99"/>
-              <w:bottom w:val="double" w:sz="4" w:space="0" w:color="47D459" w:themeColor="accent3" w:themeTint="99"/>
-              <w:right w:val="double" w:sz="4" w:space="0" w:color="47D459" w:themeColor="accent3" w:themeTint="99"/>
-            </w:tcBorders>
-            <w:vAlign w:val="center"/>
-            <w:hideMark/>
-          </w:tcPr>
-          <w:p>
-            <w:pPr>
-              <w:spacing w:after="160" w:line="259" w:lineRule="auto"/>
-              <w:ind w:right="-455"/>
-              <w:rPr>
-                <w:rFonts w:ascii="Arial Nova Cond" w:hAnsi="Arial Nova Cond" w:cs="Times New Roman"/>
-                <w:b/>
-                <w:bCs/>
-                <w:color w:val="000000" w:themeColor="text1"/>
-              </w:rPr>
-            </w:pPr>
-            <w:r>
-              <w:rPr>
-                <w:rFonts w:ascii="Arial Nova Cond" w:hAnsi="Arial Nova Cond" w:cs="Times New Roman"/>
-                <w:b/>
-                <w:bCs/>
-                <w:color w:val="000000" w:themeColor="text1"/>
+            <w:vAlign w:val="center"/>
+          </w:tcPr>
+          <w:p>
+            <w:pPr>
+              <w:pStyle w:val="NormalWeb"/>
+              <w:jc w:val="both"/>
+              <w:rPr>
+                <w:rFonts w:ascii="Arial Nova Cond" w:hAnsi="Arial Nova Cond"/>
+                <w:sz w:val="20"/>
+                <w:szCs w:val="20"/>
+              </w:rPr>
+            </w:pPr>
+            <w:r>
+              <w:rPr>
+                <w:rFonts w:ascii="Arial Nova Cond" w:eastAsia="Calibri" w:hAnsi="Arial Nova Cond"/>
+                <w:sz w:val="20"/>
+                <w:szCs w:val="20"/>
                 <w:lang w:val="es-ES_tradnl"/>
               </w:rPr>
               <w:t>{{problemapotencialidad1}}</w:t>
@@ -12169,33 +12392,31 @@
         <w:tc>
           <w:tcPr>
             <w:tcW w:w="6169" w:type="dxa"/>
-            <w:tcBorders>
-              <w:top w:val="double" w:sz="4" w:space="0" w:color="47D459" w:themeColor="accent3" w:themeTint="99"/>
-              <w:left w:val="double" w:sz="4" w:space="0" w:color="47D459" w:themeColor="accent3" w:themeTint="99"/>
-              <w:bottom w:val="double" w:sz="4" w:space="0" w:color="47D459" w:themeColor="accent3" w:themeTint="99"/>
-              <w:right w:val="double" w:sz="4" w:space="0" w:color="47D459" w:themeColor="accent3" w:themeTint="99"/>
-            </w:tcBorders>
-            <w:vAlign w:val="center"/>
-            <w:hideMark/>
-          </w:tcPr>
-          <w:p>
-            <w:pPr>
-              <w:spacing w:after="160" w:line="259" w:lineRule="auto"/>
-              <w:ind w:right="-455"/>
-              <w:rPr>
-                <w:rFonts w:ascii="Arial Nova Cond" w:hAnsi="Arial Nova Cond" w:cs="Times New Roman"/>
-                <w:b/>
-                <w:bCs/>
-                <w:color w:val="000000" w:themeColor="text1"/>
+            <w:vAlign w:val="center"/>
+          </w:tcPr>
+          <w:p>
+            <w:pPr>
+              <w:pStyle w:val="Prrafodelista"/>
+              <w:tabs>
+                <w:tab w:val="left" w:pos="0"/>
+                <w:tab w:val="left" w:pos="142"/>
+                <w:tab w:val="left" w:pos="284"/>
+              </w:tabs>
+              <w:spacing w:line="276" w:lineRule="auto"/>
+              <w:ind w:left="0"/>
+              <w:jc w:val="both"/>
+              <w:rPr>
+                <w:rFonts w:ascii="Arial Nova Cond" w:eastAsia="Calibri" w:hAnsi="Arial Nova Cond" w:cs="Times New Roman"/>
+                <w:sz w:val="20"/>
+                <w:szCs w:val="20"/>
                 <w:lang w:val="es-ES_tradnl"/>
               </w:rPr>
             </w:pPr>
             <w:r>
               <w:rPr>
-                <w:rFonts w:ascii="Arial Nova Cond" w:hAnsi="Arial Nova Cond" w:cs="Times New Roman"/>
-                <w:b/>
-                <w:bCs/>
-                <w:color w:val="000000" w:themeColor="text1"/>
+                <w:rFonts w:ascii="Arial Nova Cond" w:eastAsia="Calibri" w:hAnsi="Arial Nova Cond" w:cs="Times New Roman"/>
+                <w:sz w:val="20"/>
+                <w:szCs w:val="20"/>
                 <w:lang w:val="es-ES_tradnl"/>
               </w:rPr>
               <w:t>{{situacionsignificativa1}}</w:t>
@@ -12205,32 +12426,29 @@
         <w:tc>
           <w:tcPr>
             <w:tcW w:w="2015" w:type="dxa"/>
-            <w:tcBorders>
-              <w:top w:val="double" w:sz="4" w:space="0" w:color="47D459" w:themeColor="accent3" w:themeTint="99"/>
-              <w:left w:val="double" w:sz="4" w:space="0" w:color="47D459" w:themeColor="accent3" w:themeTint="99"/>
-              <w:bottom w:val="double" w:sz="4" w:space="0" w:color="47D459" w:themeColor="accent3" w:themeTint="99"/>
-              <w:right w:val="double" w:sz="4" w:space="0" w:color="47D459" w:themeColor="accent3" w:themeTint="99"/>
-            </w:tcBorders>
-            <w:vAlign w:val="center"/>
-            <w:hideMark/>
-          </w:tcPr>
-          <w:p>
-            <w:pPr>
-              <w:spacing w:after="160" w:line="259" w:lineRule="auto"/>
-              <w:ind w:right="-455"/>
-              <w:rPr>
-                <w:rFonts w:ascii="Arial Nova Cond" w:hAnsi="Arial Nova Cond" w:cs="Times New Roman"/>
-                <w:b/>
-                <w:bCs/>
-                <w:color w:val="000000" w:themeColor="text1"/>
-              </w:rPr>
-            </w:pPr>
-            <w:r>
-              <w:rPr>
-                <w:rFonts w:ascii="Arial Nova Cond" w:hAnsi="Arial Nova Cond" w:cs="Times New Roman"/>
-                <w:b/>
-                <w:bCs/>
-                <w:color w:val="000000" w:themeColor="text1"/>
+            <w:vAlign w:val="center"/>
+          </w:tcPr>
+          <w:p>
+            <w:pPr>
+              <w:autoSpaceDE w:val="0"/>
+              <w:autoSpaceDN w:val="0"/>
+              <w:adjustRightInd w:val="0"/>
+              <w:jc w:val="center"/>
+              <w:rPr>
+                <w:rFonts w:ascii="Arial Nova Cond" w:hAnsi="Arial Nova Cond" w:cs="Arial"/>
+                <w:color w:val="000000" w:themeColor="text1"/>
+                <w:kern w:val="0"/>
+                <w:sz w:val="20"/>
+                <w:szCs w:val="20"/>
+              </w:rPr>
+            </w:pPr>
+            <w:r>
+              <w:rPr>
+                <w:rFonts w:ascii="Arial Nova Cond" w:hAnsi="Arial Nova Cond" w:cs="Arial"/>
+                <w:color w:val="000000"/>
+                <w:kern w:val="0"/>
+                <w:sz w:val="20"/>
+                <w:szCs w:val="20"/>
               </w:rPr>
               <w:t>{{titulosituacionsignificativa1}}</w:t>
             </w:r>
@@ -12239,32 +12457,29 @@
         <w:tc>
           <w:tcPr>
             <w:tcW w:w="1634" w:type="dxa"/>
-            <w:tcBorders>
-              <w:top w:val="double" w:sz="4" w:space="0" w:color="47D459" w:themeColor="accent3" w:themeTint="99"/>
-              <w:left w:val="double" w:sz="4" w:space="0" w:color="47D459" w:themeColor="accent3" w:themeTint="99"/>
-              <w:bottom w:val="double" w:sz="4" w:space="0" w:color="47D459" w:themeColor="accent3" w:themeTint="99"/>
-              <w:right w:val="double" w:sz="4" w:space="0" w:color="47D459" w:themeColor="accent3" w:themeTint="99"/>
-            </w:tcBorders>
-            <w:vAlign w:val="center"/>
-            <w:hideMark/>
-          </w:tcPr>
-          <w:p>
-            <w:pPr>
-              <w:spacing w:after="160" w:line="259" w:lineRule="auto"/>
-              <w:ind w:right="-455"/>
-              <w:rPr>
-                <w:rFonts w:ascii="Arial Nova Cond" w:hAnsi="Arial Nova Cond" w:cs="Times New Roman"/>
-                <w:b/>
-                <w:bCs/>
-                <w:color w:val="000000" w:themeColor="text1"/>
-              </w:rPr>
-            </w:pPr>
-            <w:r>
-              <w:rPr>
-                <w:rFonts w:ascii="Arial Nova Cond" w:hAnsi="Arial Nova Cond" w:cs="Times New Roman"/>
-                <w:b/>
-                <w:bCs/>
-                <w:color w:val="000000" w:themeColor="text1"/>
+            <w:vAlign w:val="center"/>
+          </w:tcPr>
+          <w:p>
+            <w:pPr>
+              <w:autoSpaceDE w:val="0"/>
+              <w:autoSpaceDN w:val="0"/>
+              <w:adjustRightInd w:val="0"/>
+              <w:jc w:val="both"/>
+              <w:rPr>
+                <w:rFonts w:ascii="Arial Nova Cond" w:hAnsi="Arial Nova Cond" w:cs="Arial"/>
+                <w:color w:val="000000"/>
+                <w:kern w:val="0"/>
+                <w:sz w:val="20"/>
+                <w:szCs w:val="20"/>
+              </w:rPr>
+            </w:pPr>
+            <w:r>
+              <w:rPr>
+                <w:rFonts w:ascii="Arial Nova Cond" w:hAnsi="Arial Nova Cond" w:cs="Arial"/>
+                <w:color w:val="000000"/>
+                <w:kern w:val="0"/>
+                <w:sz w:val="20"/>
+                <w:szCs w:val="20"/>
               </w:rPr>
               <w:t>{{competencias1}}</w:t>
             </w:r>
@@ -12273,32 +12488,29 @@
         <w:tc>
           <w:tcPr>
             <w:tcW w:w="1337" w:type="dxa"/>
-            <w:tcBorders>
-              <w:top w:val="double" w:sz="4" w:space="0" w:color="47D459" w:themeColor="accent3" w:themeTint="99"/>
-              <w:left w:val="double" w:sz="4" w:space="0" w:color="47D459" w:themeColor="accent3" w:themeTint="99"/>
-              <w:bottom w:val="double" w:sz="4" w:space="0" w:color="47D459" w:themeColor="accent3" w:themeTint="99"/>
-              <w:right w:val="double" w:sz="4" w:space="0" w:color="47D459" w:themeColor="accent3" w:themeTint="99"/>
-            </w:tcBorders>
-            <w:vAlign w:val="center"/>
-            <w:hideMark/>
-          </w:tcPr>
-          <w:p>
-            <w:pPr>
-              <w:spacing w:after="160" w:line="259" w:lineRule="auto"/>
-              <w:ind w:right="-455"/>
-              <w:rPr>
-                <w:rFonts w:ascii="Arial Nova Cond" w:hAnsi="Arial Nova Cond" w:cs="Times New Roman"/>
-                <w:b/>
-                <w:bCs/>
-                <w:color w:val="000000" w:themeColor="text1"/>
-              </w:rPr>
-            </w:pPr>
-            <w:r>
-              <w:rPr>
-                <w:rFonts w:ascii="Arial Nova Cond" w:hAnsi="Arial Nova Cond" w:cs="Times New Roman"/>
-                <w:b/>
-                <w:bCs/>
-                <w:color w:val="000000" w:themeColor="text1"/>
+            <w:vAlign w:val="center"/>
+          </w:tcPr>
+          <w:p>
+            <w:pPr>
+              <w:autoSpaceDE w:val="0"/>
+              <w:autoSpaceDN w:val="0"/>
+              <w:adjustRightInd w:val="0"/>
+              <w:jc w:val="center"/>
+              <w:rPr>
+                <w:rFonts w:ascii="Arial Nova Cond" w:hAnsi="Arial Nova Cond" w:cs="Arial"/>
+                <w:color w:val="000000"/>
+                <w:kern w:val="0"/>
+                <w:sz w:val="20"/>
+                <w:szCs w:val="20"/>
+              </w:rPr>
+            </w:pPr>
+            <w:r>
+              <w:rPr>
+                <w:rFonts w:ascii="Arial Nova Cond" w:hAnsi="Arial Nova Cond" w:cs="Arial"/>
+                <w:color w:val="000000"/>
+                <w:kern w:val="0"/>
+                <w:sz w:val="20"/>
+                <w:szCs w:val="20"/>
               </w:rPr>
               <w:t>{{producto1}}</w:t>
             </w:r>
@@ -12314,24 +12526,25 @@
           <w:tcPr>
             <w:tcW w:w="875" w:type="dxa"/>
             <w:vMerge/>
-            <w:tcBorders>
-              <w:top w:val="double" w:sz="4" w:space="0" w:color="47D459" w:themeColor="accent3" w:themeTint="99"/>
-              <w:left w:val="double" w:sz="4" w:space="0" w:color="47D459" w:themeColor="accent3" w:themeTint="99"/>
-              <w:bottom w:val="double" w:sz="4" w:space="0" w:color="47D459" w:themeColor="accent3" w:themeTint="99"/>
-              <w:right w:val="double" w:sz="4" w:space="0" w:color="47D459" w:themeColor="accent3" w:themeTint="99"/>
-            </w:tcBorders>
-            <w:vAlign w:val="center"/>
-            <w:hideMark/>
-          </w:tcPr>
-          <w:p>
-            <w:pPr>
-              <w:spacing w:after="160" w:line="259" w:lineRule="auto"/>
-              <w:ind w:right="-455"/>
-              <w:rPr>
-                <w:rFonts w:ascii="Arial Nova Cond" w:hAnsi="Arial Nova Cond" w:cs="Times New Roman"/>
-                <w:b/>
-                <w:bCs/>
-                <w:color w:val="000000" w:themeColor="text1"/>
+            <w:vAlign w:val="center"/>
+          </w:tcPr>
+          <w:p>
+            <w:pPr>
+              <w:pStyle w:val="Prrafodelista"/>
+              <w:tabs>
+                <w:tab w:val="left" w:pos="0"/>
+                <w:tab w:val="left" w:pos="142"/>
+                <w:tab w:val="left" w:pos="284"/>
+              </w:tabs>
+              <w:spacing w:line="276" w:lineRule="auto"/>
+              <w:ind w:left="0"/>
+              <w:jc w:val="center"/>
+              <w:rPr>
+                <w:rFonts w:ascii="Arial Nova Cond" w:eastAsia="Calibri" w:hAnsi="Arial Nova Cond" w:cs="Times New Roman"/>
+                <w:b/>
+                <w:bCs/>
+                <w:sz w:val="20"/>
+                <w:szCs w:val="20"/>
                 <w:lang w:val="es-ES_tradnl"/>
               </w:rPr>
             </w:pPr>
@@ -12340,33 +12553,35 @@
         <w:tc>
           <w:tcPr>
             <w:tcW w:w="1095" w:type="dxa"/>
-            <w:tcBorders>
-              <w:top w:val="double" w:sz="4" w:space="0" w:color="47D459" w:themeColor="accent3" w:themeTint="99"/>
-              <w:left w:val="double" w:sz="4" w:space="0" w:color="47D459" w:themeColor="accent3" w:themeTint="99"/>
-              <w:bottom w:val="double" w:sz="4" w:space="0" w:color="47D459" w:themeColor="accent3" w:themeTint="99"/>
-              <w:right w:val="double" w:sz="4" w:space="0" w:color="47D459" w:themeColor="accent3" w:themeTint="99"/>
-            </w:tcBorders>
-            <w:vAlign w:val="center"/>
-            <w:hideMark/>
-          </w:tcPr>
-          <w:p>
-            <w:pPr>
-              <w:spacing w:after="160" w:line="259" w:lineRule="auto"/>
-              <w:ind w:right="-455"/>
-              <w:rPr>
-                <w:rFonts w:ascii="Arial Nova Cond" w:hAnsi="Arial Nova Cond" w:cs="Times New Roman"/>
-                <w:b/>
-                <w:bCs/>
-                <w:color w:val="000000" w:themeColor="text1"/>
+            <w:vAlign w:val="center"/>
+          </w:tcPr>
+          <w:p>
+            <w:pPr>
+              <w:pStyle w:val="Prrafodelista"/>
+              <w:tabs>
+                <w:tab w:val="left" w:pos="0"/>
+                <w:tab w:val="left" w:pos="142"/>
+                <w:tab w:val="left" w:pos="284"/>
+              </w:tabs>
+              <w:spacing w:line="276" w:lineRule="auto"/>
+              <w:ind w:left="0"/>
+              <w:jc w:val="center"/>
+              <w:rPr>
+                <w:rFonts w:ascii="Arial Nova Cond" w:eastAsia="Calibri" w:hAnsi="Arial Nova Cond" w:cs="Times New Roman"/>
+                <w:b/>
+                <w:bCs/>
+                <w:sz w:val="20"/>
+                <w:szCs w:val="20"/>
                 <w:lang w:val="es-ES_tradnl"/>
               </w:rPr>
             </w:pPr>
             <w:r>
               <w:rPr>
-                <w:rFonts w:ascii="Arial Nova Cond" w:hAnsi="Arial Nova Cond" w:cs="Times New Roman"/>
-                <w:b/>
-                <w:bCs/>
-                <w:color w:val="000000" w:themeColor="text1"/>
+                <w:rFonts w:ascii="Arial Nova Cond" w:eastAsia="Calibri" w:hAnsi="Arial Nova Cond" w:cs="Times New Roman"/>
+                <w:b/>
+                <w:bCs/>
+                <w:sz w:val="20"/>
+                <w:szCs w:val="20"/>
                 <w:lang w:val="es-ES_tradnl"/>
               </w:rPr>
               <w:t>U 2</w:t>
@@ -12376,32 +12591,23 @@
         <w:tc>
           <w:tcPr>
             <w:tcW w:w="1726" w:type="dxa"/>
-            <w:tcBorders>
-              <w:top w:val="double" w:sz="4" w:space="0" w:color="47D459" w:themeColor="accent3" w:themeTint="99"/>
-              <w:left w:val="double" w:sz="4" w:space="0" w:color="47D459" w:themeColor="accent3" w:themeTint="99"/>
-              <w:bottom w:val="double" w:sz="4" w:space="0" w:color="47D459" w:themeColor="accent3" w:themeTint="99"/>
-              <w:right w:val="double" w:sz="4" w:space="0" w:color="47D459" w:themeColor="accent3" w:themeTint="99"/>
-            </w:tcBorders>
-            <w:vAlign w:val="center"/>
-            <w:hideMark/>
-          </w:tcPr>
-          <w:p>
-            <w:pPr>
-              <w:spacing w:after="160" w:line="259" w:lineRule="auto"/>
-              <w:ind w:right="-455"/>
-              <w:rPr>
-                <w:rFonts w:ascii="Arial Nova Cond" w:hAnsi="Arial Nova Cond" w:cs="Times New Roman"/>
-                <w:b/>
-                <w:bCs/>
-                <w:color w:val="000000" w:themeColor="text1"/>
-              </w:rPr>
-            </w:pPr>
-            <w:r>
-              <w:rPr>
-                <w:rFonts w:ascii="Arial Nova Cond" w:hAnsi="Arial Nova Cond" w:cs="Times New Roman"/>
-                <w:b/>
-                <w:bCs/>
-                <w:color w:val="000000" w:themeColor="text1"/>
+            <w:vAlign w:val="center"/>
+          </w:tcPr>
+          <w:p>
+            <w:pPr>
+              <w:pStyle w:val="NormalWeb"/>
+              <w:jc w:val="both"/>
+              <w:rPr>
+                <w:rFonts w:ascii="Arial Nova Cond" w:eastAsia="Calibri" w:hAnsi="Arial Nova Cond"/>
+                <w:sz w:val="20"/>
+                <w:szCs w:val="20"/>
+              </w:rPr>
+            </w:pPr>
+            <w:r>
+              <w:rPr>
+                <w:rFonts w:ascii="Arial Nova Cond" w:eastAsia="Calibri" w:hAnsi="Arial Nova Cond"/>
+                <w:sz w:val="20"/>
+                <w:szCs w:val="20"/>
                 <w:lang w:val="es-ES_tradnl"/>
               </w:rPr>
               <w:t>{{problemapotencialidad2}}</w:t>
@@ -12411,33 +12617,31 @@
         <w:tc>
           <w:tcPr>
             <w:tcW w:w="6169" w:type="dxa"/>
-            <w:tcBorders>
-              <w:top w:val="double" w:sz="4" w:space="0" w:color="47D459" w:themeColor="accent3" w:themeTint="99"/>
-              <w:left w:val="double" w:sz="4" w:space="0" w:color="47D459" w:themeColor="accent3" w:themeTint="99"/>
-              <w:bottom w:val="double" w:sz="4" w:space="0" w:color="47D459" w:themeColor="accent3" w:themeTint="99"/>
-              <w:right w:val="double" w:sz="4" w:space="0" w:color="47D459" w:themeColor="accent3" w:themeTint="99"/>
-            </w:tcBorders>
-            <w:vAlign w:val="center"/>
-            <w:hideMark/>
-          </w:tcPr>
-          <w:p>
-            <w:pPr>
-              <w:spacing w:after="160" w:line="259" w:lineRule="auto"/>
-              <w:ind w:right="-455"/>
-              <w:rPr>
-                <w:rFonts w:ascii="Arial Nova Cond" w:hAnsi="Arial Nova Cond" w:cs="Times New Roman"/>
-                <w:b/>
-                <w:bCs/>
-                <w:color w:val="000000" w:themeColor="text1"/>
+            <w:vAlign w:val="center"/>
+          </w:tcPr>
+          <w:p>
+            <w:pPr>
+              <w:pStyle w:val="Prrafodelista"/>
+              <w:tabs>
+                <w:tab w:val="left" w:pos="0"/>
+                <w:tab w:val="left" w:pos="142"/>
+                <w:tab w:val="left" w:pos="284"/>
+              </w:tabs>
+              <w:spacing w:line="276" w:lineRule="auto"/>
+              <w:ind w:left="0"/>
+              <w:jc w:val="both"/>
+              <w:rPr>
+                <w:rFonts w:ascii="Arial Nova Cond" w:eastAsia="Calibri" w:hAnsi="Arial Nova Cond" w:cs="Times New Roman"/>
+                <w:sz w:val="20"/>
+                <w:szCs w:val="20"/>
                 <w:lang w:val="es-ES_tradnl"/>
               </w:rPr>
             </w:pPr>
             <w:r>
               <w:rPr>
-                <w:rFonts w:ascii="Arial Nova Cond" w:hAnsi="Arial Nova Cond" w:cs="Times New Roman"/>
-                <w:b/>
-                <w:bCs/>
-                <w:color w:val="000000" w:themeColor="text1"/>
+                <w:rFonts w:ascii="Arial Nova Cond" w:eastAsia="Calibri" w:hAnsi="Arial Nova Cond" w:cs="Times New Roman"/>
+                <w:sz w:val="20"/>
+                <w:szCs w:val="20"/>
                 <w:lang w:val="es-ES_tradnl"/>
               </w:rPr>
               <w:t>{{situacionsignificativa2}}</w:t>
@@ -12447,32 +12651,29 @@
         <w:tc>
           <w:tcPr>
             <w:tcW w:w="2015" w:type="dxa"/>
-            <w:tcBorders>
-              <w:top w:val="double" w:sz="4" w:space="0" w:color="47D459" w:themeColor="accent3" w:themeTint="99"/>
-              <w:left w:val="double" w:sz="4" w:space="0" w:color="47D459" w:themeColor="accent3" w:themeTint="99"/>
-              <w:bottom w:val="double" w:sz="4" w:space="0" w:color="47D459" w:themeColor="accent3" w:themeTint="99"/>
-              <w:right w:val="double" w:sz="4" w:space="0" w:color="47D459" w:themeColor="accent3" w:themeTint="99"/>
-            </w:tcBorders>
-            <w:vAlign w:val="center"/>
-            <w:hideMark/>
-          </w:tcPr>
-          <w:p>
-            <w:pPr>
-              <w:spacing w:after="160" w:line="259" w:lineRule="auto"/>
-              <w:ind w:right="-455"/>
-              <w:rPr>
-                <w:rFonts w:ascii="Arial Nova Cond" w:hAnsi="Arial Nova Cond" w:cs="Times New Roman"/>
-                <w:b/>
-                <w:bCs/>
-                <w:color w:val="000000" w:themeColor="text1"/>
-              </w:rPr>
-            </w:pPr>
-            <w:r>
-              <w:rPr>
-                <w:rFonts w:ascii="Arial Nova Cond" w:hAnsi="Arial Nova Cond" w:cs="Times New Roman"/>
-                <w:b/>
-                <w:bCs/>
-                <w:color w:val="000000" w:themeColor="text1"/>
+            <w:vAlign w:val="center"/>
+          </w:tcPr>
+          <w:p>
+            <w:pPr>
+              <w:autoSpaceDE w:val="0"/>
+              <w:autoSpaceDN w:val="0"/>
+              <w:adjustRightInd w:val="0"/>
+              <w:jc w:val="center"/>
+              <w:rPr>
+                <w:rFonts w:ascii="Arial Nova Cond" w:hAnsi="Arial Nova Cond" w:cs="Arial"/>
+                <w:color w:val="000000"/>
+                <w:kern w:val="0"/>
+                <w:sz w:val="20"/>
+                <w:szCs w:val="20"/>
+              </w:rPr>
+            </w:pPr>
+            <w:r>
+              <w:rPr>
+                <w:rFonts w:ascii="Arial Nova Cond" w:hAnsi="Arial Nova Cond" w:cs="Arial"/>
+                <w:color w:val="000000"/>
+                <w:kern w:val="0"/>
+                <w:sz w:val="20"/>
+                <w:szCs w:val="20"/>
               </w:rPr>
               <w:t>{{titulosituacionsignificativa2}}</w:t>
             </w:r>
@@ -12481,32 +12682,29 @@
         <w:tc>
           <w:tcPr>
             <w:tcW w:w="1634" w:type="dxa"/>
-            <w:tcBorders>
-              <w:top w:val="double" w:sz="4" w:space="0" w:color="47D459" w:themeColor="accent3" w:themeTint="99"/>
-              <w:left w:val="double" w:sz="4" w:space="0" w:color="47D459" w:themeColor="accent3" w:themeTint="99"/>
-              <w:bottom w:val="double" w:sz="4" w:space="0" w:color="47D459" w:themeColor="accent3" w:themeTint="99"/>
-              <w:right w:val="double" w:sz="4" w:space="0" w:color="47D459" w:themeColor="accent3" w:themeTint="99"/>
-            </w:tcBorders>
-            <w:vAlign w:val="center"/>
-            <w:hideMark/>
-          </w:tcPr>
-          <w:p>
-            <w:pPr>
-              <w:spacing w:after="160" w:line="259" w:lineRule="auto"/>
-              <w:ind w:right="-455"/>
-              <w:rPr>
-                <w:rFonts w:ascii="Arial Nova Cond" w:hAnsi="Arial Nova Cond" w:cs="Times New Roman"/>
-                <w:b/>
-                <w:bCs/>
-                <w:color w:val="000000" w:themeColor="text1"/>
-              </w:rPr>
-            </w:pPr>
-            <w:r>
-              <w:rPr>
-                <w:rFonts w:ascii="Arial Nova Cond" w:hAnsi="Arial Nova Cond" w:cs="Times New Roman"/>
-                <w:b/>
-                <w:bCs/>
-                <w:color w:val="000000" w:themeColor="text1"/>
+            <w:vAlign w:val="center"/>
+          </w:tcPr>
+          <w:p>
+            <w:pPr>
+              <w:autoSpaceDE w:val="0"/>
+              <w:autoSpaceDN w:val="0"/>
+              <w:adjustRightInd w:val="0"/>
+              <w:jc w:val="both"/>
+              <w:rPr>
+                <w:rFonts w:ascii="Arial Nova Cond" w:hAnsi="Arial Nova Cond" w:cs="Arial"/>
+                <w:color w:val="000000"/>
+                <w:kern w:val="0"/>
+                <w:sz w:val="20"/>
+                <w:szCs w:val="20"/>
+              </w:rPr>
+            </w:pPr>
+            <w:r>
+              <w:rPr>
+                <w:rFonts w:ascii="Arial Nova Cond" w:hAnsi="Arial Nova Cond" w:cs="Arial"/>
+                <w:color w:val="000000"/>
+                <w:kern w:val="0"/>
+                <w:sz w:val="20"/>
+                <w:szCs w:val="20"/>
               </w:rPr>
               <w:t>{{competencias2}}</w:t>
             </w:r>
@@ -12515,32 +12713,29 @@
         <w:tc>
           <w:tcPr>
             <w:tcW w:w="1337" w:type="dxa"/>
-            <w:tcBorders>
-              <w:top w:val="double" w:sz="4" w:space="0" w:color="47D459" w:themeColor="accent3" w:themeTint="99"/>
-              <w:left w:val="double" w:sz="4" w:space="0" w:color="47D459" w:themeColor="accent3" w:themeTint="99"/>
-              <w:bottom w:val="double" w:sz="4" w:space="0" w:color="47D459" w:themeColor="accent3" w:themeTint="99"/>
-              <w:right w:val="double" w:sz="4" w:space="0" w:color="47D459" w:themeColor="accent3" w:themeTint="99"/>
-            </w:tcBorders>
-            <w:vAlign w:val="center"/>
-            <w:hideMark/>
-          </w:tcPr>
-          <w:p>
-            <w:pPr>
-              <w:spacing w:after="160" w:line="259" w:lineRule="auto"/>
-              <w:ind w:right="-455"/>
-              <w:rPr>
-                <w:rFonts w:ascii="Arial Nova Cond" w:hAnsi="Arial Nova Cond" w:cs="Times New Roman"/>
-                <w:b/>
-                <w:bCs/>
-                <w:color w:val="000000" w:themeColor="text1"/>
-              </w:rPr>
-            </w:pPr>
-            <w:r>
-              <w:rPr>
-                <w:rFonts w:ascii="Arial Nova Cond" w:hAnsi="Arial Nova Cond" w:cs="Times New Roman"/>
-                <w:b/>
-                <w:bCs/>
-                <w:color w:val="000000" w:themeColor="text1"/>
+            <w:vAlign w:val="center"/>
+          </w:tcPr>
+          <w:p>
+            <w:pPr>
+              <w:autoSpaceDE w:val="0"/>
+              <w:autoSpaceDN w:val="0"/>
+              <w:adjustRightInd w:val="0"/>
+              <w:jc w:val="center"/>
+              <w:rPr>
+                <w:rFonts w:ascii="Arial Nova Cond" w:hAnsi="Arial Nova Cond" w:cs="Arial"/>
+                <w:color w:val="000000"/>
+                <w:kern w:val="0"/>
+                <w:sz w:val="20"/>
+                <w:szCs w:val="20"/>
+              </w:rPr>
+            </w:pPr>
+            <w:r>
+              <w:rPr>
+                <w:rFonts w:ascii="Arial Nova Cond" w:hAnsi="Arial Nova Cond" w:cs="Arial"/>
+                <w:color w:val="000000"/>
+                <w:kern w:val="0"/>
+                <w:sz w:val="20"/>
+                <w:szCs w:val="20"/>
               </w:rPr>
               <w:t>{{producto2}}</w:t>
             </w:r>
@@ -12556,33 +12751,35 @@
           <w:tcPr>
             <w:tcW w:w="875" w:type="dxa"/>
             <w:vMerge w:val="restart"/>
-            <w:tcBorders>
-              <w:top w:val="double" w:sz="4" w:space="0" w:color="47D459" w:themeColor="accent3" w:themeTint="99"/>
-              <w:left w:val="double" w:sz="4" w:space="0" w:color="47D459" w:themeColor="accent3" w:themeTint="99"/>
-              <w:bottom w:val="double" w:sz="4" w:space="0" w:color="47D459" w:themeColor="accent3" w:themeTint="99"/>
-              <w:right w:val="double" w:sz="4" w:space="0" w:color="47D459" w:themeColor="accent3" w:themeTint="99"/>
-            </w:tcBorders>
-            <w:vAlign w:val="center"/>
-            <w:hideMark/>
-          </w:tcPr>
-          <w:p>
-            <w:pPr>
-              <w:spacing w:after="160" w:line="259" w:lineRule="auto"/>
-              <w:ind w:right="-455"/>
-              <w:rPr>
-                <w:rFonts w:ascii="Arial Nova Cond" w:hAnsi="Arial Nova Cond" w:cs="Times New Roman"/>
-                <w:b/>
-                <w:bCs/>
-                <w:color w:val="000000" w:themeColor="text1"/>
+            <w:vAlign w:val="center"/>
+          </w:tcPr>
+          <w:p>
+            <w:pPr>
+              <w:pStyle w:val="Prrafodelista"/>
+              <w:tabs>
+                <w:tab w:val="left" w:pos="0"/>
+                <w:tab w:val="left" w:pos="142"/>
+                <w:tab w:val="left" w:pos="284"/>
+              </w:tabs>
+              <w:spacing w:line="276" w:lineRule="auto"/>
+              <w:ind w:left="0"/>
+              <w:jc w:val="center"/>
+              <w:rPr>
+                <w:rFonts w:ascii="Arial Nova Cond" w:eastAsia="Calibri" w:hAnsi="Arial Nova Cond" w:cs="Times New Roman"/>
+                <w:b/>
+                <w:bCs/>
+                <w:sz w:val="20"/>
+                <w:szCs w:val="20"/>
                 <w:lang w:val="es-ES_tradnl"/>
               </w:rPr>
             </w:pPr>
             <w:r>
               <w:rPr>
-                <w:rFonts w:ascii="Arial Nova Cond" w:hAnsi="Arial Nova Cond" w:cs="Times New Roman"/>
-                <w:b/>
-                <w:bCs/>
-                <w:color w:val="000000" w:themeColor="text1"/>
+                <w:rFonts w:ascii="Arial Nova Cond" w:eastAsia="Calibri" w:hAnsi="Arial Nova Cond" w:cs="Times New Roman"/>
+                <w:b/>
+                <w:bCs/>
+                <w:sz w:val="20"/>
+                <w:szCs w:val="20"/>
                 <w:lang w:val="es-ES_tradnl"/>
               </w:rPr>
               <w:t>II</w:t>
@@ -12592,33 +12789,35 @@
         <w:tc>
           <w:tcPr>
             <w:tcW w:w="1095" w:type="dxa"/>
-            <w:tcBorders>
-              <w:top w:val="double" w:sz="4" w:space="0" w:color="47D459" w:themeColor="accent3" w:themeTint="99"/>
-              <w:left w:val="double" w:sz="4" w:space="0" w:color="47D459" w:themeColor="accent3" w:themeTint="99"/>
-              <w:bottom w:val="double" w:sz="4" w:space="0" w:color="47D459" w:themeColor="accent3" w:themeTint="99"/>
-              <w:right w:val="double" w:sz="4" w:space="0" w:color="47D459" w:themeColor="accent3" w:themeTint="99"/>
-            </w:tcBorders>
-            <w:vAlign w:val="center"/>
-            <w:hideMark/>
-          </w:tcPr>
-          <w:p>
-            <w:pPr>
-              <w:spacing w:after="160" w:line="259" w:lineRule="auto"/>
-              <w:ind w:right="-455"/>
-              <w:rPr>
-                <w:rFonts w:ascii="Arial Nova Cond" w:hAnsi="Arial Nova Cond" w:cs="Times New Roman"/>
-                <w:b/>
-                <w:bCs/>
-                <w:color w:val="000000" w:themeColor="text1"/>
+            <w:vAlign w:val="center"/>
+          </w:tcPr>
+          <w:p>
+            <w:pPr>
+              <w:pStyle w:val="Prrafodelista"/>
+              <w:tabs>
+                <w:tab w:val="left" w:pos="0"/>
+                <w:tab w:val="left" w:pos="142"/>
+                <w:tab w:val="left" w:pos="284"/>
+              </w:tabs>
+              <w:spacing w:line="276" w:lineRule="auto"/>
+              <w:ind w:left="0"/>
+              <w:jc w:val="center"/>
+              <w:rPr>
+                <w:rFonts w:ascii="Arial Nova Cond" w:eastAsia="Calibri" w:hAnsi="Arial Nova Cond" w:cs="Times New Roman"/>
+                <w:b/>
+                <w:bCs/>
+                <w:sz w:val="20"/>
+                <w:szCs w:val="20"/>
                 <w:lang w:val="es-ES_tradnl"/>
               </w:rPr>
             </w:pPr>
             <w:r>
               <w:rPr>
-                <w:rFonts w:ascii="Arial Nova Cond" w:hAnsi="Arial Nova Cond" w:cs="Times New Roman"/>
-                <w:b/>
-                <w:bCs/>
-                <w:color w:val="000000" w:themeColor="text1"/>
+                <w:rFonts w:ascii="Arial Nova Cond" w:eastAsia="Calibri" w:hAnsi="Arial Nova Cond" w:cs="Times New Roman"/>
+                <w:b/>
+                <w:bCs/>
+                <w:sz w:val="20"/>
+                <w:szCs w:val="20"/>
                 <w:lang w:val="es-ES_tradnl"/>
               </w:rPr>
               <w:t>U 3</w:t>
@@ -12628,32 +12827,23 @@
         <w:tc>
           <w:tcPr>
             <w:tcW w:w="1726" w:type="dxa"/>
-            <w:tcBorders>
-              <w:top w:val="double" w:sz="4" w:space="0" w:color="47D459" w:themeColor="accent3" w:themeTint="99"/>
-              <w:left w:val="double" w:sz="4" w:space="0" w:color="47D459" w:themeColor="accent3" w:themeTint="99"/>
-              <w:bottom w:val="double" w:sz="4" w:space="0" w:color="47D459" w:themeColor="accent3" w:themeTint="99"/>
-              <w:right w:val="double" w:sz="4" w:space="0" w:color="47D459" w:themeColor="accent3" w:themeTint="99"/>
-            </w:tcBorders>
-            <w:vAlign w:val="center"/>
-            <w:hideMark/>
-          </w:tcPr>
-          <w:p>
-            <w:pPr>
-              <w:spacing w:after="160" w:line="259" w:lineRule="auto"/>
-              <w:ind w:right="-455"/>
-              <w:rPr>
-                <w:rFonts w:ascii="Arial Nova Cond" w:hAnsi="Arial Nova Cond" w:cs="Times New Roman"/>
-                <w:b/>
-                <w:bCs/>
-                <w:color w:val="000000" w:themeColor="text1"/>
-              </w:rPr>
-            </w:pPr>
-            <w:r>
-              <w:rPr>
-                <w:rFonts w:ascii="Arial Nova Cond" w:hAnsi="Arial Nova Cond" w:cs="Times New Roman"/>
-                <w:b/>
-                <w:bCs/>
-                <w:color w:val="000000" w:themeColor="text1"/>
+            <w:vAlign w:val="center"/>
+          </w:tcPr>
+          <w:p>
+            <w:pPr>
+              <w:pStyle w:val="Sinespaciado"/>
+              <w:jc w:val="both"/>
+              <w:rPr>
+                <w:rFonts w:ascii="Arial Nova Cond" w:eastAsia="Times New Roman" w:hAnsi="Arial Nova Cond" w:cs="Times New Roman"/>
+                <w:sz w:val="20"/>
+                <w:szCs w:val="20"/>
+              </w:rPr>
+            </w:pPr>
+            <w:r>
+              <w:rPr>
+                <w:rFonts w:ascii="Arial Nova Cond" w:eastAsia="Calibri" w:hAnsi="Arial Nova Cond" w:cs="Times New Roman"/>
+                <w:sz w:val="20"/>
+                <w:szCs w:val="20"/>
                 <w:lang w:val="es-ES_tradnl"/>
               </w:rPr>
               <w:t>{{problemapotencialidad3}}</w:t>
@@ -12663,33 +12853,32 @@
         <w:tc>
           <w:tcPr>
             <w:tcW w:w="6169" w:type="dxa"/>
-            <w:tcBorders>
-              <w:top w:val="double" w:sz="4" w:space="0" w:color="47D459" w:themeColor="accent3" w:themeTint="99"/>
-              <w:left w:val="double" w:sz="4" w:space="0" w:color="47D459" w:themeColor="accent3" w:themeTint="99"/>
-              <w:bottom w:val="double" w:sz="4" w:space="0" w:color="47D459" w:themeColor="accent3" w:themeTint="99"/>
-              <w:right w:val="double" w:sz="4" w:space="0" w:color="47D459" w:themeColor="accent3" w:themeTint="99"/>
-            </w:tcBorders>
-            <w:vAlign w:val="center"/>
-            <w:hideMark/>
-          </w:tcPr>
-          <w:p>
-            <w:pPr>
-              <w:spacing w:after="160" w:line="259" w:lineRule="auto"/>
-              <w:ind w:right="-455"/>
-              <w:rPr>
-                <w:rFonts w:ascii="Arial Nova Cond" w:hAnsi="Arial Nova Cond" w:cs="Times New Roman"/>
-                <w:b/>
-                <w:bCs/>
-                <w:color w:val="000000" w:themeColor="text1"/>
+            <w:vAlign w:val="center"/>
+          </w:tcPr>
+          <w:p>
+            <w:pPr>
+              <w:pStyle w:val="Prrafodelista"/>
+              <w:tabs>
+                <w:tab w:val="left" w:pos="0"/>
+                <w:tab w:val="left" w:pos="142"/>
+                <w:tab w:val="left" w:pos="284"/>
+              </w:tabs>
+              <w:spacing w:line="276" w:lineRule="auto"/>
+              <w:ind w:left="0"/>
+              <w:jc w:val="both"/>
+              <w:rPr>
+                <w:rFonts w:ascii="Arial Nova Cond" w:eastAsia="Calibri" w:hAnsi="Arial Nova Cond" w:cs="Times New Roman"/>
+                <w:color w:val="000000" w:themeColor="text1"/>
+                <w:sz w:val="20"/>
+                <w:szCs w:val="20"/>
                 <w:lang w:val="es-ES_tradnl"/>
               </w:rPr>
             </w:pPr>
             <w:r>
               <w:rPr>
-                <w:rFonts w:ascii="Arial Nova Cond" w:hAnsi="Arial Nova Cond" w:cs="Times New Roman"/>
-                <w:b/>
-                <w:bCs/>
-                <w:color w:val="000000" w:themeColor="text1"/>
+                <w:rFonts w:ascii="Arial Nova Cond" w:eastAsia="Calibri" w:hAnsi="Arial Nova Cond" w:cs="Times New Roman"/>
+                <w:sz w:val="20"/>
+                <w:szCs w:val="20"/>
                 <w:lang w:val="es-ES_tradnl"/>
               </w:rPr>
               <w:t>{{situacionsignificativa3}}</w:t>
@@ -12699,32 +12888,29 @@
         <w:tc>
           <w:tcPr>
             <w:tcW w:w="2015" w:type="dxa"/>
-            <w:tcBorders>
-              <w:top w:val="double" w:sz="4" w:space="0" w:color="47D459" w:themeColor="accent3" w:themeTint="99"/>
-              <w:left w:val="double" w:sz="4" w:space="0" w:color="47D459" w:themeColor="accent3" w:themeTint="99"/>
-              <w:bottom w:val="double" w:sz="4" w:space="0" w:color="47D459" w:themeColor="accent3" w:themeTint="99"/>
-              <w:right w:val="double" w:sz="4" w:space="0" w:color="47D459" w:themeColor="accent3" w:themeTint="99"/>
-            </w:tcBorders>
-            <w:vAlign w:val="center"/>
-            <w:hideMark/>
-          </w:tcPr>
-          <w:p>
-            <w:pPr>
-              <w:spacing w:after="160" w:line="259" w:lineRule="auto"/>
-              <w:ind w:right="-455"/>
-              <w:rPr>
-                <w:rFonts w:ascii="Arial Nova Cond" w:hAnsi="Arial Nova Cond" w:cs="Times New Roman"/>
-                <w:b/>
-                <w:bCs/>
-                <w:color w:val="000000" w:themeColor="text1"/>
-              </w:rPr>
-            </w:pPr>
-            <w:r>
-              <w:rPr>
-                <w:rFonts w:ascii="Arial Nova Cond" w:hAnsi="Arial Nova Cond" w:cs="Times New Roman"/>
-                <w:b/>
-                <w:bCs/>
-                <w:color w:val="000000" w:themeColor="text1"/>
+            <w:vAlign w:val="center"/>
+          </w:tcPr>
+          <w:p>
+            <w:pPr>
+              <w:autoSpaceDE w:val="0"/>
+              <w:autoSpaceDN w:val="0"/>
+              <w:adjustRightInd w:val="0"/>
+              <w:jc w:val="center"/>
+              <w:rPr>
+                <w:rFonts w:ascii="Arial Nova Cond" w:hAnsi="Arial Nova Cond" w:cs="Arial"/>
+                <w:color w:val="215E99" w:themeColor="text2" w:themeTint="BF"/>
+                <w:kern w:val="0"/>
+                <w:sz w:val="20"/>
+                <w:szCs w:val="20"/>
+              </w:rPr>
+            </w:pPr>
+            <w:r>
+              <w:rPr>
+                <w:rFonts w:ascii="Arial Nova Cond" w:hAnsi="Arial Nova Cond" w:cs="Arial"/>
+                <w:color w:val="000000"/>
+                <w:kern w:val="0"/>
+                <w:sz w:val="20"/>
+                <w:szCs w:val="20"/>
               </w:rPr>
               <w:t>{{titulosituacionsignificativa3}}</w:t>
             </w:r>
@@ -12733,32 +12919,29 @@
         <w:tc>
           <w:tcPr>
             <w:tcW w:w="1634" w:type="dxa"/>
-            <w:tcBorders>
-              <w:top w:val="double" w:sz="4" w:space="0" w:color="47D459" w:themeColor="accent3" w:themeTint="99"/>
-              <w:left w:val="double" w:sz="4" w:space="0" w:color="47D459" w:themeColor="accent3" w:themeTint="99"/>
-              <w:bottom w:val="double" w:sz="4" w:space="0" w:color="47D459" w:themeColor="accent3" w:themeTint="99"/>
-              <w:right w:val="double" w:sz="4" w:space="0" w:color="47D459" w:themeColor="accent3" w:themeTint="99"/>
-            </w:tcBorders>
-            <w:vAlign w:val="center"/>
-            <w:hideMark/>
-          </w:tcPr>
-          <w:p>
-            <w:pPr>
-              <w:spacing w:after="160" w:line="259" w:lineRule="auto"/>
-              <w:ind w:right="-455"/>
-              <w:rPr>
-                <w:rFonts w:ascii="Arial Nova Cond" w:hAnsi="Arial Nova Cond" w:cs="Times New Roman"/>
-                <w:b/>
-                <w:bCs/>
-                <w:color w:val="000000" w:themeColor="text1"/>
-              </w:rPr>
-            </w:pPr>
-            <w:r>
-              <w:rPr>
-                <w:rFonts w:ascii="Arial Nova Cond" w:hAnsi="Arial Nova Cond" w:cs="Times New Roman"/>
-                <w:b/>
-                <w:bCs/>
-                <w:color w:val="000000" w:themeColor="text1"/>
+            <w:vAlign w:val="center"/>
+          </w:tcPr>
+          <w:p>
+            <w:pPr>
+              <w:autoSpaceDE w:val="0"/>
+              <w:autoSpaceDN w:val="0"/>
+              <w:adjustRightInd w:val="0"/>
+              <w:jc w:val="both"/>
+              <w:rPr>
+                <w:rFonts w:ascii="Arial Nova Cond" w:hAnsi="Arial Nova Cond" w:cs="Arial"/>
+                <w:color w:val="000000"/>
+                <w:kern w:val="0"/>
+                <w:sz w:val="20"/>
+                <w:szCs w:val="20"/>
+              </w:rPr>
+            </w:pPr>
+            <w:r>
+              <w:rPr>
+                <w:rFonts w:ascii="Arial Nova Cond" w:hAnsi="Arial Nova Cond" w:cs="Arial"/>
+                <w:color w:val="000000"/>
+                <w:kern w:val="0"/>
+                <w:sz w:val="20"/>
+                <w:szCs w:val="20"/>
               </w:rPr>
               <w:t>{{competencias3}}</w:t>
             </w:r>
@@ -12767,32 +12950,29 @@
         <w:tc>
           <w:tcPr>
             <w:tcW w:w="1337" w:type="dxa"/>
-            <w:tcBorders>
-              <w:top w:val="double" w:sz="4" w:space="0" w:color="47D459" w:themeColor="accent3" w:themeTint="99"/>
-              <w:left w:val="double" w:sz="4" w:space="0" w:color="47D459" w:themeColor="accent3" w:themeTint="99"/>
-              <w:bottom w:val="double" w:sz="4" w:space="0" w:color="47D459" w:themeColor="accent3" w:themeTint="99"/>
-              <w:right w:val="double" w:sz="4" w:space="0" w:color="47D459" w:themeColor="accent3" w:themeTint="99"/>
-            </w:tcBorders>
-            <w:vAlign w:val="center"/>
-            <w:hideMark/>
-          </w:tcPr>
-          <w:p>
-            <w:pPr>
-              <w:spacing w:after="160" w:line="259" w:lineRule="auto"/>
-              <w:ind w:right="-455"/>
-              <w:rPr>
-                <w:rFonts w:ascii="Arial Nova Cond" w:hAnsi="Arial Nova Cond" w:cs="Times New Roman"/>
-                <w:b/>
-                <w:bCs/>
-                <w:color w:val="000000" w:themeColor="text1"/>
-              </w:rPr>
-            </w:pPr>
-            <w:r>
-              <w:rPr>
-                <w:rFonts w:ascii="Arial Nova Cond" w:hAnsi="Arial Nova Cond" w:cs="Times New Roman"/>
-                <w:b/>
-                <w:bCs/>
-                <w:color w:val="000000" w:themeColor="text1"/>
+            <w:vAlign w:val="center"/>
+          </w:tcPr>
+          <w:p>
+            <w:pPr>
+              <w:autoSpaceDE w:val="0"/>
+              <w:autoSpaceDN w:val="0"/>
+              <w:adjustRightInd w:val="0"/>
+              <w:jc w:val="center"/>
+              <w:rPr>
+                <w:rFonts w:ascii="Arial Nova Cond" w:hAnsi="Arial Nova Cond" w:cs="Arial"/>
+                <w:color w:val="000000"/>
+                <w:kern w:val="0"/>
+                <w:sz w:val="20"/>
+                <w:szCs w:val="20"/>
+              </w:rPr>
+            </w:pPr>
+            <w:r>
+              <w:rPr>
+                <w:rFonts w:ascii="Arial Nova Cond" w:hAnsi="Arial Nova Cond" w:cs="Arial"/>
+                <w:color w:val="000000"/>
+                <w:kern w:val="0"/>
+                <w:sz w:val="20"/>
+                <w:szCs w:val="20"/>
               </w:rPr>
               <w:t>{{producto3}}</w:t>
             </w:r>
@@ -12808,24 +12988,25 @@
           <w:tcPr>
             <w:tcW w:w="875" w:type="dxa"/>
             <w:vMerge/>
-            <w:tcBorders>
-              <w:top w:val="double" w:sz="4" w:space="0" w:color="47D459" w:themeColor="accent3" w:themeTint="99"/>
-              <w:left w:val="double" w:sz="4" w:space="0" w:color="47D459" w:themeColor="accent3" w:themeTint="99"/>
-              <w:bottom w:val="double" w:sz="4" w:space="0" w:color="47D459" w:themeColor="accent3" w:themeTint="99"/>
-              <w:right w:val="double" w:sz="4" w:space="0" w:color="47D459" w:themeColor="accent3" w:themeTint="99"/>
-            </w:tcBorders>
-            <w:vAlign w:val="center"/>
-            <w:hideMark/>
-          </w:tcPr>
-          <w:p>
-            <w:pPr>
-              <w:spacing w:after="160" w:line="259" w:lineRule="auto"/>
-              <w:ind w:right="-455"/>
-              <w:rPr>
-                <w:rFonts w:ascii="Arial Nova Cond" w:hAnsi="Arial Nova Cond" w:cs="Times New Roman"/>
-                <w:b/>
-                <w:bCs/>
-                <w:color w:val="000000" w:themeColor="text1"/>
+            <w:vAlign w:val="center"/>
+          </w:tcPr>
+          <w:p>
+            <w:pPr>
+              <w:pStyle w:val="Prrafodelista"/>
+              <w:tabs>
+                <w:tab w:val="left" w:pos="0"/>
+                <w:tab w:val="left" w:pos="142"/>
+                <w:tab w:val="left" w:pos="284"/>
+              </w:tabs>
+              <w:spacing w:line="276" w:lineRule="auto"/>
+              <w:ind w:left="0"/>
+              <w:jc w:val="center"/>
+              <w:rPr>
+                <w:rFonts w:ascii="Arial Nova Cond" w:eastAsia="Calibri" w:hAnsi="Arial Nova Cond" w:cs="Times New Roman"/>
+                <w:b/>
+                <w:bCs/>
+                <w:sz w:val="20"/>
+                <w:szCs w:val="20"/>
                 <w:lang w:val="es-ES_tradnl"/>
               </w:rPr>
             </w:pPr>
@@ -12834,33 +13015,35 @@
         <w:tc>
           <w:tcPr>
             <w:tcW w:w="1095" w:type="dxa"/>
-            <w:tcBorders>
-              <w:top w:val="double" w:sz="4" w:space="0" w:color="47D459" w:themeColor="accent3" w:themeTint="99"/>
-              <w:left w:val="double" w:sz="4" w:space="0" w:color="47D459" w:themeColor="accent3" w:themeTint="99"/>
-              <w:bottom w:val="double" w:sz="4" w:space="0" w:color="47D459" w:themeColor="accent3" w:themeTint="99"/>
-              <w:right w:val="double" w:sz="4" w:space="0" w:color="47D459" w:themeColor="accent3" w:themeTint="99"/>
-            </w:tcBorders>
-            <w:vAlign w:val="center"/>
-            <w:hideMark/>
-          </w:tcPr>
-          <w:p>
-            <w:pPr>
-              <w:spacing w:after="160" w:line="259" w:lineRule="auto"/>
-              <w:ind w:right="-455"/>
-              <w:rPr>
-                <w:rFonts w:ascii="Arial Nova Cond" w:hAnsi="Arial Nova Cond" w:cs="Times New Roman"/>
-                <w:b/>
-                <w:bCs/>
-                <w:color w:val="000000" w:themeColor="text1"/>
+            <w:vAlign w:val="center"/>
+          </w:tcPr>
+          <w:p>
+            <w:pPr>
+              <w:pStyle w:val="Prrafodelista"/>
+              <w:tabs>
+                <w:tab w:val="left" w:pos="0"/>
+                <w:tab w:val="left" w:pos="142"/>
+                <w:tab w:val="left" w:pos="284"/>
+              </w:tabs>
+              <w:spacing w:line="276" w:lineRule="auto"/>
+              <w:ind w:left="0"/>
+              <w:jc w:val="center"/>
+              <w:rPr>
+                <w:rFonts w:ascii="Arial Nova Cond" w:eastAsia="Calibri" w:hAnsi="Arial Nova Cond" w:cs="Times New Roman"/>
+                <w:b/>
+                <w:bCs/>
+                <w:sz w:val="20"/>
+                <w:szCs w:val="20"/>
                 <w:lang w:val="es-ES_tradnl"/>
               </w:rPr>
             </w:pPr>
             <w:r>
               <w:rPr>
-                <w:rFonts w:ascii="Arial Nova Cond" w:hAnsi="Arial Nova Cond" w:cs="Times New Roman"/>
-                <w:b/>
-                <w:bCs/>
-                <w:color w:val="000000" w:themeColor="text1"/>
+                <w:rFonts w:ascii="Arial Nova Cond" w:eastAsia="Calibri" w:hAnsi="Arial Nova Cond" w:cs="Times New Roman"/>
+                <w:b/>
+                <w:bCs/>
+                <w:sz w:val="20"/>
+                <w:szCs w:val="20"/>
                 <w:lang w:val="es-ES_tradnl"/>
               </w:rPr>
               <w:t>U 4</w:t>
@@ -12870,32 +13053,23 @@
         <w:tc>
           <w:tcPr>
             <w:tcW w:w="1726" w:type="dxa"/>
-            <w:tcBorders>
-              <w:top w:val="double" w:sz="4" w:space="0" w:color="47D459" w:themeColor="accent3" w:themeTint="99"/>
-              <w:left w:val="double" w:sz="4" w:space="0" w:color="47D459" w:themeColor="accent3" w:themeTint="99"/>
-              <w:bottom w:val="double" w:sz="4" w:space="0" w:color="47D459" w:themeColor="accent3" w:themeTint="99"/>
-              <w:right w:val="double" w:sz="4" w:space="0" w:color="47D459" w:themeColor="accent3" w:themeTint="99"/>
-            </w:tcBorders>
-            <w:vAlign w:val="center"/>
-            <w:hideMark/>
-          </w:tcPr>
-          <w:p>
-            <w:pPr>
-              <w:spacing w:after="160" w:line="259" w:lineRule="auto"/>
-              <w:ind w:right="-455"/>
-              <w:rPr>
-                <w:rFonts w:ascii="Arial Nova Cond" w:hAnsi="Arial Nova Cond" w:cs="Times New Roman"/>
-                <w:b/>
-                <w:bCs/>
-                <w:color w:val="000000" w:themeColor="text1"/>
-              </w:rPr>
-            </w:pPr>
-            <w:r>
-              <w:rPr>
-                <w:rFonts w:ascii="Arial Nova Cond" w:hAnsi="Arial Nova Cond" w:cs="Times New Roman"/>
-                <w:b/>
-                <w:bCs/>
-                <w:color w:val="000000" w:themeColor="text1"/>
+            <w:vAlign w:val="center"/>
+          </w:tcPr>
+          <w:p>
+            <w:pPr>
+              <w:pStyle w:val="Sinespaciado"/>
+              <w:jc w:val="both"/>
+              <w:rPr>
+                <w:rFonts w:ascii="Arial Nova Cond" w:hAnsi="Arial Nova Cond"/>
+                <w:sz w:val="20"/>
+                <w:szCs w:val="20"/>
+              </w:rPr>
+            </w:pPr>
+            <w:r>
+              <w:rPr>
+                <w:rFonts w:ascii="Arial Nova Cond" w:eastAsia="Calibri" w:hAnsi="Arial Nova Cond" w:cs="Times New Roman"/>
+                <w:sz w:val="20"/>
+                <w:szCs w:val="20"/>
                 <w:lang w:val="es-ES_tradnl"/>
               </w:rPr>
               <w:t>{{problemapotencialidad4}}</w:t>
@@ -12905,33 +13079,32 @@
         <w:tc>
           <w:tcPr>
             <w:tcW w:w="6169" w:type="dxa"/>
-            <w:tcBorders>
-              <w:top w:val="double" w:sz="4" w:space="0" w:color="47D459" w:themeColor="accent3" w:themeTint="99"/>
-              <w:left w:val="double" w:sz="4" w:space="0" w:color="47D459" w:themeColor="accent3" w:themeTint="99"/>
-              <w:bottom w:val="double" w:sz="4" w:space="0" w:color="47D459" w:themeColor="accent3" w:themeTint="99"/>
-              <w:right w:val="double" w:sz="4" w:space="0" w:color="47D459" w:themeColor="accent3" w:themeTint="99"/>
-            </w:tcBorders>
-            <w:vAlign w:val="center"/>
-            <w:hideMark/>
-          </w:tcPr>
-          <w:p>
-            <w:pPr>
-              <w:spacing w:after="160" w:line="259" w:lineRule="auto"/>
-              <w:ind w:right="-455"/>
-              <w:rPr>
-                <w:rFonts w:ascii="Arial Nova Cond" w:hAnsi="Arial Nova Cond" w:cs="Times New Roman"/>
-                <w:b/>
-                <w:bCs/>
-                <w:color w:val="000000" w:themeColor="text1"/>
+            <w:vAlign w:val="center"/>
+          </w:tcPr>
+          <w:p>
+            <w:pPr>
+              <w:pStyle w:val="Prrafodelista"/>
+              <w:tabs>
+                <w:tab w:val="left" w:pos="0"/>
+                <w:tab w:val="left" w:pos="142"/>
+                <w:tab w:val="left" w:pos="284"/>
+              </w:tabs>
+              <w:spacing w:line="276" w:lineRule="auto"/>
+              <w:ind w:left="0"/>
+              <w:jc w:val="both"/>
+              <w:rPr>
+                <w:rFonts w:ascii="Arial Nova Cond" w:eastAsia="Calibri" w:hAnsi="Arial Nova Cond" w:cs="Times New Roman"/>
+                <w:color w:val="000000" w:themeColor="text1"/>
+                <w:sz w:val="20"/>
+                <w:szCs w:val="20"/>
                 <w:lang w:val="es-ES_tradnl"/>
               </w:rPr>
             </w:pPr>
             <w:r>
               <w:rPr>
-                <w:rFonts w:ascii="Arial Nova Cond" w:hAnsi="Arial Nova Cond" w:cs="Times New Roman"/>
-                <w:b/>
-                <w:bCs/>
-                <w:color w:val="000000" w:themeColor="text1"/>
+                <w:rFonts w:ascii="Arial Nova Cond" w:eastAsia="Calibri" w:hAnsi="Arial Nova Cond" w:cs="Times New Roman"/>
+                <w:sz w:val="20"/>
+                <w:szCs w:val="20"/>
                 <w:lang w:val="es-ES_tradnl"/>
               </w:rPr>
               <w:t>{{situacionsignificativa4}}</w:t>
@@ -12941,32 +13114,29 @@
         <w:tc>
           <w:tcPr>
             <w:tcW w:w="2015" w:type="dxa"/>
-            <w:tcBorders>
-              <w:top w:val="double" w:sz="4" w:space="0" w:color="47D459" w:themeColor="accent3" w:themeTint="99"/>
-              <w:left w:val="double" w:sz="4" w:space="0" w:color="47D459" w:themeColor="accent3" w:themeTint="99"/>
-              <w:bottom w:val="double" w:sz="4" w:space="0" w:color="47D459" w:themeColor="accent3" w:themeTint="99"/>
-              <w:right w:val="double" w:sz="4" w:space="0" w:color="47D459" w:themeColor="accent3" w:themeTint="99"/>
-            </w:tcBorders>
-            <w:vAlign w:val="center"/>
-            <w:hideMark/>
-          </w:tcPr>
-          <w:p>
-            <w:pPr>
-              <w:spacing w:after="160" w:line="259" w:lineRule="auto"/>
-              <w:ind w:right="-455"/>
-              <w:rPr>
-                <w:rFonts w:ascii="Arial Nova Cond" w:hAnsi="Arial Nova Cond" w:cs="Times New Roman"/>
-                <w:b/>
-                <w:bCs/>
-                <w:color w:val="000000" w:themeColor="text1"/>
-              </w:rPr>
-            </w:pPr>
-            <w:r>
-              <w:rPr>
-                <w:rFonts w:ascii="Arial Nova Cond" w:hAnsi="Arial Nova Cond" w:cs="Times New Roman"/>
-                <w:b/>
-                <w:bCs/>
-                <w:color w:val="000000" w:themeColor="text1"/>
+            <w:vAlign w:val="center"/>
+          </w:tcPr>
+          <w:p>
+            <w:pPr>
+              <w:autoSpaceDE w:val="0"/>
+              <w:autoSpaceDN w:val="0"/>
+              <w:adjustRightInd w:val="0"/>
+              <w:jc w:val="center"/>
+              <w:rPr>
+                <w:rFonts w:ascii="Arial Nova Cond" w:hAnsi="Arial Nova Cond" w:cs="Arial"/>
+                <w:color w:val="000000" w:themeColor="text1"/>
+                <w:kern w:val="0"/>
+                <w:sz w:val="20"/>
+                <w:szCs w:val="20"/>
+              </w:rPr>
+            </w:pPr>
+            <w:r>
+              <w:rPr>
+                <w:rFonts w:ascii="Arial Nova Cond" w:hAnsi="Arial Nova Cond" w:cs="Arial"/>
+                <w:color w:val="000000"/>
+                <w:kern w:val="0"/>
+                <w:sz w:val="20"/>
+                <w:szCs w:val="20"/>
               </w:rPr>
               <w:t>{{titulosituacionsignificativa4}}</w:t>
             </w:r>
@@ -12975,32 +13145,29 @@
         <w:tc>
           <w:tcPr>
             <w:tcW w:w="1634" w:type="dxa"/>
-            <w:tcBorders>
-              <w:top w:val="double" w:sz="4" w:space="0" w:color="47D459" w:themeColor="accent3" w:themeTint="99"/>
-              <w:left w:val="double" w:sz="4" w:space="0" w:color="47D459" w:themeColor="accent3" w:themeTint="99"/>
-              <w:bottom w:val="double" w:sz="4" w:space="0" w:color="47D459" w:themeColor="accent3" w:themeTint="99"/>
-              <w:right w:val="double" w:sz="4" w:space="0" w:color="47D459" w:themeColor="accent3" w:themeTint="99"/>
-            </w:tcBorders>
-            <w:vAlign w:val="center"/>
-            <w:hideMark/>
-          </w:tcPr>
-          <w:p>
-            <w:pPr>
-              <w:spacing w:after="160" w:line="259" w:lineRule="auto"/>
-              <w:ind w:right="-455"/>
-              <w:rPr>
-                <w:rFonts w:ascii="Arial Nova Cond" w:hAnsi="Arial Nova Cond" w:cs="Times New Roman"/>
-                <w:b/>
-                <w:bCs/>
-                <w:color w:val="000000" w:themeColor="text1"/>
-              </w:rPr>
-            </w:pPr>
-            <w:r>
-              <w:rPr>
-                <w:rFonts w:ascii="Arial Nova Cond" w:hAnsi="Arial Nova Cond" w:cs="Times New Roman"/>
-                <w:b/>
-                <w:bCs/>
-                <w:color w:val="000000" w:themeColor="text1"/>
+            <w:vAlign w:val="center"/>
+          </w:tcPr>
+          <w:p>
+            <w:pPr>
+              <w:autoSpaceDE w:val="0"/>
+              <w:autoSpaceDN w:val="0"/>
+              <w:adjustRightInd w:val="0"/>
+              <w:jc w:val="both"/>
+              <w:rPr>
+                <w:rFonts w:ascii="Arial Nova Cond" w:hAnsi="Arial Nova Cond" w:cs="Arial"/>
+                <w:color w:val="000000"/>
+                <w:kern w:val="0"/>
+                <w:sz w:val="20"/>
+                <w:szCs w:val="20"/>
+              </w:rPr>
+            </w:pPr>
+            <w:r>
+              <w:rPr>
+                <w:rFonts w:ascii="Arial Nova Cond" w:hAnsi="Arial Nova Cond" w:cs="Arial"/>
+                <w:color w:val="000000"/>
+                <w:kern w:val="0"/>
+                <w:sz w:val="20"/>
+                <w:szCs w:val="20"/>
               </w:rPr>
               <w:t>{{competencias4}}</w:t>
             </w:r>
@@ -13009,32 +13176,29 @@
         <w:tc>
           <w:tcPr>
             <w:tcW w:w="1337" w:type="dxa"/>
-            <w:tcBorders>
-              <w:top w:val="double" w:sz="4" w:space="0" w:color="47D459" w:themeColor="accent3" w:themeTint="99"/>
-              <w:left w:val="double" w:sz="4" w:space="0" w:color="47D459" w:themeColor="accent3" w:themeTint="99"/>
-              <w:bottom w:val="double" w:sz="4" w:space="0" w:color="47D459" w:themeColor="accent3" w:themeTint="99"/>
-              <w:right w:val="double" w:sz="4" w:space="0" w:color="47D459" w:themeColor="accent3" w:themeTint="99"/>
-            </w:tcBorders>
-            <w:vAlign w:val="center"/>
-            <w:hideMark/>
-          </w:tcPr>
-          <w:p>
-            <w:pPr>
-              <w:spacing w:after="160" w:line="259" w:lineRule="auto"/>
-              <w:ind w:right="-455"/>
-              <w:rPr>
-                <w:rFonts w:ascii="Arial Nova Cond" w:hAnsi="Arial Nova Cond" w:cs="Times New Roman"/>
-                <w:b/>
-                <w:bCs/>
-                <w:color w:val="000000" w:themeColor="text1"/>
-              </w:rPr>
-            </w:pPr>
-            <w:r>
-              <w:rPr>
-                <w:rFonts w:ascii="Arial Nova Cond" w:hAnsi="Arial Nova Cond" w:cs="Times New Roman"/>
-                <w:b/>
-                <w:bCs/>
-                <w:color w:val="000000" w:themeColor="text1"/>
+            <w:vAlign w:val="center"/>
+          </w:tcPr>
+          <w:p>
+            <w:pPr>
+              <w:autoSpaceDE w:val="0"/>
+              <w:autoSpaceDN w:val="0"/>
+              <w:adjustRightInd w:val="0"/>
+              <w:jc w:val="center"/>
+              <w:rPr>
+                <w:rFonts w:ascii="Arial Nova Cond" w:hAnsi="Arial Nova Cond" w:cs="Arial"/>
+                <w:color w:val="000000"/>
+                <w:kern w:val="0"/>
+                <w:sz w:val="20"/>
+                <w:szCs w:val="20"/>
+              </w:rPr>
+            </w:pPr>
+            <w:r>
+              <w:rPr>
+                <w:rFonts w:ascii="Arial Nova Cond" w:hAnsi="Arial Nova Cond" w:cs="Arial"/>
+                <w:color w:val="000000"/>
+                <w:kern w:val="0"/>
+                <w:sz w:val="20"/>
+                <w:szCs w:val="20"/>
               </w:rPr>
               <w:t>{{producto4}}</w:t>
             </w:r>
@@ -13050,33 +13214,35 @@
           <w:tcPr>
             <w:tcW w:w="875" w:type="dxa"/>
             <w:vMerge w:val="restart"/>
-            <w:tcBorders>
-              <w:top w:val="double" w:sz="4" w:space="0" w:color="47D459" w:themeColor="accent3" w:themeTint="99"/>
-              <w:left w:val="double" w:sz="4" w:space="0" w:color="47D459" w:themeColor="accent3" w:themeTint="99"/>
-              <w:bottom w:val="double" w:sz="4" w:space="0" w:color="47D459" w:themeColor="accent3" w:themeTint="99"/>
-              <w:right w:val="double" w:sz="4" w:space="0" w:color="47D459" w:themeColor="accent3" w:themeTint="99"/>
-            </w:tcBorders>
-            <w:vAlign w:val="center"/>
-            <w:hideMark/>
-          </w:tcPr>
-          <w:p>
-            <w:pPr>
-              <w:spacing w:after="160" w:line="259" w:lineRule="auto"/>
-              <w:ind w:right="-455"/>
-              <w:rPr>
-                <w:rFonts w:ascii="Arial Nova Cond" w:hAnsi="Arial Nova Cond" w:cs="Times New Roman"/>
-                <w:b/>
-                <w:bCs/>
-                <w:color w:val="000000" w:themeColor="text1"/>
+            <w:vAlign w:val="center"/>
+          </w:tcPr>
+          <w:p>
+            <w:pPr>
+              <w:pStyle w:val="Prrafodelista"/>
+              <w:tabs>
+                <w:tab w:val="left" w:pos="0"/>
+                <w:tab w:val="left" w:pos="142"/>
+                <w:tab w:val="left" w:pos="284"/>
+              </w:tabs>
+              <w:spacing w:line="276" w:lineRule="auto"/>
+              <w:ind w:left="0"/>
+              <w:jc w:val="center"/>
+              <w:rPr>
+                <w:rFonts w:ascii="Arial Nova Cond" w:eastAsia="Calibri" w:hAnsi="Arial Nova Cond" w:cs="Times New Roman"/>
+                <w:b/>
+                <w:bCs/>
+                <w:sz w:val="20"/>
+                <w:szCs w:val="20"/>
                 <w:lang w:val="es-ES_tradnl"/>
               </w:rPr>
             </w:pPr>
             <w:r>
               <w:rPr>
-                <w:rFonts w:ascii="Arial Nova Cond" w:hAnsi="Arial Nova Cond" w:cs="Times New Roman"/>
-                <w:b/>
-                <w:bCs/>
-                <w:color w:val="000000" w:themeColor="text1"/>
+                <w:rFonts w:ascii="Arial Nova Cond" w:eastAsia="Calibri" w:hAnsi="Arial Nova Cond" w:cs="Times New Roman"/>
+                <w:b/>
+                <w:bCs/>
+                <w:sz w:val="20"/>
+                <w:szCs w:val="20"/>
                 <w:lang w:val="es-ES_tradnl"/>
               </w:rPr>
               <w:t>III</w:t>
@@ -13086,33 +13252,35 @@
         <w:tc>
           <w:tcPr>
             <w:tcW w:w="1095" w:type="dxa"/>
-            <w:tcBorders>
-              <w:top w:val="double" w:sz="4" w:space="0" w:color="47D459" w:themeColor="accent3" w:themeTint="99"/>
-              <w:left w:val="double" w:sz="4" w:space="0" w:color="47D459" w:themeColor="accent3" w:themeTint="99"/>
-              <w:bottom w:val="double" w:sz="4" w:space="0" w:color="47D459" w:themeColor="accent3" w:themeTint="99"/>
-              <w:right w:val="double" w:sz="4" w:space="0" w:color="47D459" w:themeColor="accent3" w:themeTint="99"/>
-            </w:tcBorders>
-            <w:vAlign w:val="center"/>
-            <w:hideMark/>
-          </w:tcPr>
-          <w:p>
-            <w:pPr>
-              <w:spacing w:after="160" w:line="259" w:lineRule="auto"/>
-              <w:ind w:right="-455"/>
-              <w:rPr>
-                <w:rFonts w:ascii="Arial Nova Cond" w:hAnsi="Arial Nova Cond" w:cs="Times New Roman"/>
-                <w:b/>
-                <w:bCs/>
-                <w:color w:val="000000" w:themeColor="text1"/>
+            <w:vAlign w:val="center"/>
+          </w:tcPr>
+          <w:p>
+            <w:pPr>
+              <w:pStyle w:val="Prrafodelista"/>
+              <w:tabs>
+                <w:tab w:val="left" w:pos="0"/>
+                <w:tab w:val="left" w:pos="142"/>
+                <w:tab w:val="left" w:pos="284"/>
+              </w:tabs>
+              <w:spacing w:line="276" w:lineRule="auto"/>
+              <w:ind w:left="0"/>
+              <w:jc w:val="center"/>
+              <w:rPr>
+                <w:rFonts w:ascii="Arial Nova Cond" w:eastAsia="Calibri" w:hAnsi="Arial Nova Cond" w:cs="Times New Roman"/>
+                <w:b/>
+                <w:bCs/>
+                <w:sz w:val="20"/>
+                <w:szCs w:val="20"/>
                 <w:lang w:val="es-ES_tradnl"/>
               </w:rPr>
             </w:pPr>
             <w:r>
               <w:rPr>
-                <w:rFonts w:ascii="Arial Nova Cond" w:hAnsi="Arial Nova Cond" w:cs="Times New Roman"/>
-                <w:b/>
-                <w:bCs/>
-                <w:color w:val="000000" w:themeColor="text1"/>
+                <w:rFonts w:ascii="Arial Nova Cond" w:eastAsia="Calibri" w:hAnsi="Arial Nova Cond" w:cs="Times New Roman"/>
+                <w:b/>
+                <w:bCs/>
+                <w:sz w:val="20"/>
+                <w:szCs w:val="20"/>
                 <w:lang w:val="es-ES_tradnl"/>
               </w:rPr>
               <w:t>U 5</w:t>
@@ -13122,32 +13290,24 @@
         <w:tc>
           <w:tcPr>
             <w:tcW w:w="1726" w:type="dxa"/>
-            <w:tcBorders>
-              <w:top w:val="double" w:sz="4" w:space="0" w:color="47D459" w:themeColor="accent3" w:themeTint="99"/>
-              <w:left w:val="double" w:sz="4" w:space="0" w:color="47D459" w:themeColor="accent3" w:themeTint="99"/>
-              <w:bottom w:val="double" w:sz="4" w:space="0" w:color="47D459" w:themeColor="accent3" w:themeTint="99"/>
-              <w:right w:val="double" w:sz="4" w:space="0" w:color="47D459" w:themeColor="accent3" w:themeTint="99"/>
-            </w:tcBorders>
-            <w:vAlign w:val="center"/>
-            <w:hideMark/>
-          </w:tcPr>
-          <w:p>
-            <w:pPr>
-              <w:spacing w:after="160" w:line="259" w:lineRule="auto"/>
-              <w:ind w:right="-455"/>
-              <w:rPr>
-                <w:rFonts w:ascii="Arial Nova Cond" w:hAnsi="Arial Nova Cond" w:cs="Times New Roman"/>
-                <w:b/>
-                <w:bCs/>
-                <w:color w:val="000000" w:themeColor="text1"/>
-              </w:rPr>
-            </w:pPr>
-            <w:r>
-              <w:rPr>
-                <w:rFonts w:ascii="Arial Nova Cond" w:hAnsi="Arial Nova Cond" w:cs="Times New Roman"/>
-                <w:b/>
-                <w:bCs/>
-                <w:color w:val="000000" w:themeColor="text1"/>
+            <w:vAlign w:val="center"/>
+          </w:tcPr>
+          <w:p>
+            <w:pPr>
+              <w:pStyle w:val="Sinespaciado"/>
+              <w:jc w:val="both"/>
+              <w:rPr>
+                <w:rFonts w:ascii="Arial Nova Cond" w:hAnsi="Arial Nova Cond"/>
+                <w:color w:val="000000" w:themeColor="text1"/>
+                <w:sz w:val="20"/>
+                <w:szCs w:val="20"/>
+              </w:rPr>
+            </w:pPr>
+            <w:r>
+              <w:rPr>
+                <w:rFonts w:ascii="Arial Nova Cond" w:eastAsia="Calibri" w:hAnsi="Arial Nova Cond" w:cs="Times New Roman"/>
+                <w:sz w:val="20"/>
+                <w:szCs w:val="20"/>
                 <w:lang w:val="es-ES_tradnl"/>
               </w:rPr>
               <w:t>{{problemapotencialidad5}}</w:t>
@@ -13157,33 +13317,32 @@
         <w:tc>
           <w:tcPr>
             <w:tcW w:w="6169" w:type="dxa"/>
-            <w:tcBorders>
-              <w:top w:val="double" w:sz="4" w:space="0" w:color="47D459" w:themeColor="accent3" w:themeTint="99"/>
-              <w:left w:val="double" w:sz="4" w:space="0" w:color="47D459" w:themeColor="accent3" w:themeTint="99"/>
-              <w:bottom w:val="double" w:sz="4" w:space="0" w:color="47D459" w:themeColor="accent3" w:themeTint="99"/>
-              <w:right w:val="double" w:sz="4" w:space="0" w:color="47D459" w:themeColor="accent3" w:themeTint="99"/>
-            </w:tcBorders>
-            <w:vAlign w:val="center"/>
-            <w:hideMark/>
-          </w:tcPr>
-          <w:p>
-            <w:pPr>
-              <w:spacing w:after="160" w:line="259" w:lineRule="auto"/>
-              <w:ind w:right="-455"/>
-              <w:rPr>
-                <w:rFonts w:ascii="Arial Nova Cond" w:hAnsi="Arial Nova Cond" w:cs="Times New Roman"/>
-                <w:b/>
-                <w:bCs/>
-                <w:color w:val="000000" w:themeColor="text1"/>
+            <w:vAlign w:val="center"/>
+          </w:tcPr>
+          <w:p>
+            <w:pPr>
+              <w:pStyle w:val="Prrafodelista"/>
+              <w:tabs>
+                <w:tab w:val="left" w:pos="0"/>
+                <w:tab w:val="left" w:pos="142"/>
+                <w:tab w:val="left" w:pos="284"/>
+              </w:tabs>
+              <w:spacing w:line="276" w:lineRule="auto"/>
+              <w:ind w:left="0"/>
+              <w:jc w:val="both"/>
+              <w:rPr>
+                <w:rFonts w:ascii="Arial Nova Cond" w:eastAsia="Calibri" w:hAnsi="Arial Nova Cond" w:cs="Times New Roman"/>
+                <w:color w:val="000000" w:themeColor="text1"/>
+                <w:sz w:val="20"/>
+                <w:szCs w:val="20"/>
                 <w:lang w:val="es-ES_tradnl"/>
               </w:rPr>
             </w:pPr>
             <w:r>
               <w:rPr>
-                <w:rFonts w:ascii="Arial Nova Cond" w:hAnsi="Arial Nova Cond" w:cs="Times New Roman"/>
-                <w:b/>
-                <w:bCs/>
-                <w:color w:val="000000" w:themeColor="text1"/>
+                <w:rFonts w:ascii="Arial Nova Cond" w:eastAsia="Calibri" w:hAnsi="Arial Nova Cond" w:cs="Times New Roman"/>
+                <w:sz w:val="20"/>
+                <w:szCs w:val="20"/>
                 <w:lang w:val="es-ES_tradnl"/>
               </w:rPr>
               <w:t>{{situacionsignificativa5}}</w:t>
@@ -13193,32 +13352,29 @@
         <w:tc>
           <w:tcPr>
             <w:tcW w:w="2015" w:type="dxa"/>
-            <w:tcBorders>
-              <w:top w:val="double" w:sz="4" w:space="0" w:color="47D459" w:themeColor="accent3" w:themeTint="99"/>
-              <w:left w:val="double" w:sz="4" w:space="0" w:color="47D459" w:themeColor="accent3" w:themeTint="99"/>
-              <w:bottom w:val="double" w:sz="4" w:space="0" w:color="47D459" w:themeColor="accent3" w:themeTint="99"/>
-              <w:right w:val="double" w:sz="4" w:space="0" w:color="47D459" w:themeColor="accent3" w:themeTint="99"/>
-            </w:tcBorders>
-            <w:vAlign w:val="center"/>
-            <w:hideMark/>
-          </w:tcPr>
-          <w:p>
-            <w:pPr>
-              <w:spacing w:after="160" w:line="259" w:lineRule="auto"/>
-              <w:ind w:right="-455"/>
-              <w:rPr>
-                <w:rFonts w:ascii="Arial Nova Cond" w:hAnsi="Arial Nova Cond" w:cs="Times New Roman"/>
-                <w:b/>
-                <w:bCs/>
-                <w:color w:val="000000" w:themeColor="text1"/>
-              </w:rPr>
-            </w:pPr>
-            <w:r>
-              <w:rPr>
-                <w:rFonts w:ascii="Arial Nova Cond" w:hAnsi="Arial Nova Cond" w:cs="Times New Roman"/>
-                <w:b/>
-                <w:bCs/>
-                <w:color w:val="000000" w:themeColor="text1"/>
+            <w:vAlign w:val="center"/>
+          </w:tcPr>
+          <w:p>
+            <w:pPr>
+              <w:autoSpaceDE w:val="0"/>
+              <w:autoSpaceDN w:val="0"/>
+              <w:adjustRightInd w:val="0"/>
+              <w:jc w:val="center"/>
+              <w:rPr>
+                <w:rFonts w:ascii="Arial Nova Cond" w:hAnsi="Arial Nova Cond" w:cs="Arial"/>
+                <w:color w:val="000000" w:themeColor="text1"/>
+                <w:kern w:val="0"/>
+                <w:sz w:val="20"/>
+                <w:szCs w:val="20"/>
+              </w:rPr>
+            </w:pPr>
+            <w:r>
+              <w:rPr>
+                <w:rFonts w:ascii="Arial Nova Cond" w:hAnsi="Arial Nova Cond" w:cs="Arial"/>
+                <w:color w:val="000000"/>
+                <w:kern w:val="0"/>
+                <w:sz w:val="20"/>
+                <w:szCs w:val="20"/>
               </w:rPr>
               <w:t>{{titulosituacionsignificativa5}}</w:t>
             </w:r>
@@ -13227,32 +13383,29 @@
         <w:tc>
           <w:tcPr>
             <w:tcW w:w="1634" w:type="dxa"/>
-            <w:tcBorders>
-              <w:top w:val="double" w:sz="4" w:space="0" w:color="47D459" w:themeColor="accent3" w:themeTint="99"/>
-              <w:left w:val="double" w:sz="4" w:space="0" w:color="47D459" w:themeColor="accent3" w:themeTint="99"/>
-              <w:bottom w:val="double" w:sz="4" w:space="0" w:color="47D459" w:themeColor="accent3" w:themeTint="99"/>
-              <w:right w:val="double" w:sz="4" w:space="0" w:color="47D459" w:themeColor="accent3" w:themeTint="99"/>
-            </w:tcBorders>
-            <w:vAlign w:val="center"/>
-            <w:hideMark/>
-          </w:tcPr>
-          <w:p>
-            <w:pPr>
-              <w:spacing w:after="160" w:line="259" w:lineRule="auto"/>
-              <w:ind w:right="-455"/>
-              <w:rPr>
-                <w:rFonts w:ascii="Arial Nova Cond" w:hAnsi="Arial Nova Cond" w:cs="Times New Roman"/>
-                <w:b/>
-                <w:bCs/>
-                <w:color w:val="000000" w:themeColor="text1"/>
-              </w:rPr>
-            </w:pPr>
-            <w:r>
-              <w:rPr>
-                <w:rFonts w:ascii="Arial Nova Cond" w:hAnsi="Arial Nova Cond" w:cs="Times New Roman"/>
-                <w:b/>
-                <w:bCs/>
-                <w:color w:val="000000" w:themeColor="text1"/>
+            <w:vAlign w:val="center"/>
+          </w:tcPr>
+          <w:p>
+            <w:pPr>
+              <w:autoSpaceDE w:val="0"/>
+              <w:autoSpaceDN w:val="0"/>
+              <w:adjustRightInd w:val="0"/>
+              <w:jc w:val="both"/>
+              <w:rPr>
+                <w:rFonts w:ascii="Arial Nova Cond" w:hAnsi="Arial Nova Cond" w:cs="Arial"/>
+                <w:color w:val="000000"/>
+                <w:kern w:val="0"/>
+                <w:sz w:val="20"/>
+                <w:szCs w:val="20"/>
+              </w:rPr>
+            </w:pPr>
+            <w:r>
+              <w:rPr>
+                <w:rFonts w:ascii="Arial Nova Cond" w:hAnsi="Arial Nova Cond" w:cs="Arial"/>
+                <w:color w:val="000000"/>
+                <w:kern w:val="0"/>
+                <w:sz w:val="20"/>
+                <w:szCs w:val="20"/>
               </w:rPr>
               <w:t>{{competencias5}}</w:t>
             </w:r>
@@ -13261,32 +13414,29 @@
         <w:tc>
           <w:tcPr>
             <w:tcW w:w="1337" w:type="dxa"/>
-            <w:tcBorders>
-              <w:top w:val="double" w:sz="4" w:space="0" w:color="47D459" w:themeColor="accent3" w:themeTint="99"/>
-              <w:left w:val="double" w:sz="4" w:space="0" w:color="47D459" w:themeColor="accent3" w:themeTint="99"/>
-              <w:bottom w:val="double" w:sz="4" w:space="0" w:color="47D459" w:themeColor="accent3" w:themeTint="99"/>
-              <w:right w:val="double" w:sz="4" w:space="0" w:color="47D459" w:themeColor="accent3" w:themeTint="99"/>
-            </w:tcBorders>
-            <w:vAlign w:val="center"/>
-            <w:hideMark/>
-          </w:tcPr>
-          <w:p>
-            <w:pPr>
-              <w:spacing w:after="160" w:line="259" w:lineRule="auto"/>
-              <w:ind w:right="-455"/>
-              <w:rPr>
-                <w:rFonts w:ascii="Arial Nova Cond" w:hAnsi="Arial Nova Cond" w:cs="Times New Roman"/>
-                <w:b/>
-                <w:bCs/>
-                <w:color w:val="000000" w:themeColor="text1"/>
-              </w:rPr>
-            </w:pPr>
-            <w:r>
-              <w:rPr>
-                <w:rFonts w:ascii="Arial Nova Cond" w:hAnsi="Arial Nova Cond" w:cs="Times New Roman"/>
-                <w:b/>
-                <w:bCs/>
-                <w:color w:val="000000" w:themeColor="text1"/>
+            <w:vAlign w:val="center"/>
+          </w:tcPr>
+          <w:p>
+            <w:pPr>
+              <w:autoSpaceDE w:val="0"/>
+              <w:autoSpaceDN w:val="0"/>
+              <w:adjustRightInd w:val="0"/>
+              <w:jc w:val="center"/>
+              <w:rPr>
+                <w:rFonts w:ascii="Arial Nova Cond" w:hAnsi="Arial Nova Cond" w:cs="Arial"/>
+                <w:color w:val="000000"/>
+                <w:kern w:val="0"/>
+                <w:sz w:val="20"/>
+                <w:szCs w:val="20"/>
+              </w:rPr>
+            </w:pPr>
+            <w:r>
+              <w:rPr>
+                <w:rFonts w:ascii="Arial Nova Cond" w:hAnsi="Arial Nova Cond" w:cs="Arial"/>
+                <w:color w:val="000000"/>
+                <w:kern w:val="0"/>
+                <w:sz w:val="20"/>
+                <w:szCs w:val="20"/>
               </w:rPr>
               <w:t>{{producto5}}</w:t>
             </w:r>
@@ -13302,24 +13452,25 @@
           <w:tcPr>
             <w:tcW w:w="875" w:type="dxa"/>
             <w:vMerge/>
-            <w:tcBorders>
-              <w:top w:val="double" w:sz="4" w:space="0" w:color="47D459" w:themeColor="accent3" w:themeTint="99"/>
-              <w:left w:val="double" w:sz="4" w:space="0" w:color="47D459" w:themeColor="accent3" w:themeTint="99"/>
-              <w:bottom w:val="double" w:sz="4" w:space="0" w:color="47D459" w:themeColor="accent3" w:themeTint="99"/>
-              <w:right w:val="double" w:sz="4" w:space="0" w:color="47D459" w:themeColor="accent3" w:themeTint="99"/>
-            </w:tcBorders>
-            <w:vAlign w:val="center"/>
-            <w:hideMark/>
-          </w:tcPr>
-          <w:p>
-            <w:pPr>
-              <w:spacing w:after="160" w:line="259" w:lineRule="auto"/>
-              <w:ind w:right="-455"/>
-              <w:rPr>
-                <w:rFonts w:ascii="Arial Nova Cond" w:hAnsi="Arial Nova Cond" w:cs="Times New Roman"/>
-                <w:b/>
-                <w:bCs/>
-                <w:color w:val="000000" w:themeColor="text1"/>
+            <w:vAlign w:val="center"/>
+          </w:tcPr>
+          <w:p>
+            <w:pPr>
+              <w:pStyle w:val="Prrafodelista"/>
+              <w:tabs>
+                <w:tab w:val="left" w:pos="0"/>
+                <w:tab w:val="left" w:pos="142"/>
+                <w:tab w:val="left" w:pos="284"/>
+              </w:tabs>
+              <w:spacing w:line="276" w:lineRule="auto"/>
+              <w:ind w:left="0"/>
+              <w:jc w:val="center"/>
+              <w:rPr>
+                <w:rFonts w:ascii="Arial Nova Cond" w:eastAsia="Calibri" w:hAnsi="Arial Nova Cond" w:cs="Times New Roman"/>
+                <w:b/>
+                <w:bCs/>
+                <w:sz w:val="20"/>
+                <w:szCs w:val="20"/>
                 <w:lang w:val="es-ES_tradnl"/>
               </w:rPr>
             </w:pPr>
@@ -13328,33 +13479,35 @@
         <w:tc>
           <w:tcPr>
             <w:tcW w:w="1095" w:type="dxa"/>
-            <w:tcBorders>
-              <w:top w:val="double" w:sz="4" w:space="0" w:color="47D459" w:themeColor="accent3" w:themeTint="99"/>
-              <w:left w:val="double" w:sz="4" w:space="0" w:color="47D459" w:themeColor="accent3" w:themeTint="99"/>
-              <w:bottom w:val="double" w:sz="4" w:space="0" w:color="47D459" w:themeColor="accent3" w:themeTint="99"/>
-              <w:right w:val="double" w:sz="4" w:space="0" w:color="47D459" w:themeColor="accent3" w:themeTint="99"/>
-            </w:tcBorders>
-            <w:vAlign w:val="center"/>
-            <w:hideMark/>
-          </w:tcPr>
-          <w:p>
-            <w:pPr>
-              <w:spacing w:after="160" w:line="259" w:lineRule="auto"/>
-              <w:ind w:right="-455"/>
-              <w:rPr>
-                <w:rFonts w:ascii="Arial Nova Cond" w:hAnsi="Arial Nova Cond" w:cs="Times New Roman"/>
-                <w:b/>
-                <w:bCs/>
-                <w:color w:val="000000" w:themeColor="text1"/>
+            <w:vAlign w:val="center"/>
+          </w:tcPr>
+          <w:p>
+            <w:pPr>
+              <w:pStyle w:val="Prrafodelista"/>
+              <w:tabs>
+                <w:tab w:val="left" w:pos="0"/>
+                <w:tab w:val="left" w:pos="142"/>
+                <w:tab w:val="left" w:pos="284"/>
+              </w:tabs>
+              <w:spacing w:line="276" w:lineRule="auto"/>
+              <w:ind w:left="0"/>
+              <w:jc w:val="center"/>
+              <w:rPr>
+                <w:rFonts w:ascii="Arial Nova Cond" w:eastAsia="Calibri" w:hAnsi="Arial Nova Cond" w:cs="Times New Roman"/>
+                <w:b/>
+                <w:bCs/>
+                <w:sz w:val="20"/>
+                <w:szCs w:val="20"/>
                 <w:lang w:val="es-ES_tradnl"/>
               </w:rPr>
             </w:pPr>
             <w:r>
               <w:rPr>
-                <w:rFonts w:ascii="Arial Nova Cond" w:hAnsi="Arial Nova Cond" w:cs="Times New Roman"/>
-                <w:b/>
-                <w:bCs/>
-                <w:color w:val="000000" w:themeColor="text1"/>
+                <w:rFonts w:ascii="Arial Nova Cond" w:eastAsia="Calibri" w:hAnsi="Arial Nova Cond" w:cs="Times New Roman"/>
+                <w:b/>
+                <w:bCs/>
+                <w:sz w:val="20"/>
+                <w:szCs w:val="20"/>
                 <w:lang w:val="es-ES_tradnl"/>
               </w:rPr>
               <w:t>U 6</w:t>
@@ -13364,32 +13517,23 @@
         <w:tc>
           <w:tcPr>
             <w:tcW w:w="1726" w:type="dxa"/>
-            <w:tcBorders>
-              <w:top w:val="double" w:sz="4" w:space="0" w:color="47D459" w:themeColor="accent3" w:themeTint="99"/>
-              <w:left w:val="double" w:sz="4" w:space="0" w:color="47D459" w:themeColor="accent3" w:themeTint="99"/>
-              <w:bottom w:val="double" w:sz="4" w:space="0" w:color="47D459" w:themeColor="accent3" w:themeTint="99"/>
-              <w:right w:val="double" w:sz="4" w:space="0" w:color="47D459" w:themeColor="accent3" w:themeTint="99"/>
-            </w:tcBorders>
-            <w:vAlign w:val="center"/>
-            <w:hideMark/>
-          </w:tcPr>
-          <w:p>
-            <w:pPr>
-              <w:spacing w:after="160" w:line="259" w:lineRule="auto"/>
-              <w:ind w:right="-455"/>
-              <w:rPr>
-                <w:rFonts w:ascii="Arial Nova Cond" w:hAnsi="Arial Nova Cond" w:cs="Times New Roman"/>
-                <w:b/>
-                <w:bCs/>
-                <w:color w:val="000000" w:themeColor="text1"/>
-              </w:rPr>
-            </w:pPr>
-            <w:r>
-              <w:rPr>
-                <w:rFonts w:ascii="Arial Nova Cond" w:hAnsi="Arial Nova Cond" w:cs="Times New Roman"/>
-                <w:b/>
-                <w:bCs/>
-                <w:color w:val="000000" w:themeColor="text1"/>
+            <w:vAlign w:val="center"/>
+          </w:tcPr>
+          <w:p>
+            <w:pPr>
+              <w:pStyle w:val="Sinespaciado"/>
+              <w:jc w:val="both"/>
+              <w:rPr>
+                <w:rFonts w:ascii="Arial Nova Cond" w:hAnsi="Arial Nova Cond"/>
+                <w:sz w:val="20"/>
+                <w:szCs w:val="20"/>
+              </w:rPr>
+            </w:pPr>
+            <w:r>
+              <w:rPr>
+                <w:rFonts w:ascii="Arial Nova Cond" w:eastAsia="Calibri" w:hAnsi="Arial Nova Cond" w:cs="Times New Roman"/>
+                <w:sz w:val="20"/>
+                <w:szCs w:val="20"/>
                 <w:lang w:val="es-ES_tradnl"/>
               </w:rPr>
               <w:t>{{problemapotencialidad6}}</w:t>
@@ -13399,33 +13543,31 @@
         <w:tc>
           <w:tcPr>
             <w:tcW w:w="6169" w:type="dxa"/>
-            <w:tcBorders>
-              <w:top w:val="double" w:sz="4" w:space="0" w:color="47D459" w:themeColor="accent3" w:themeTint="99"/>
-              <w:left w:val="double" w:sz="4" w:space="0" w:color="47D459" w:themeColor="accent3" w:themeTint="99"/>
-              <w:bottom w:val="double" w:sz="4" w:space="0" w:color="47D459" w:themeColor="accent3" w:themeTint="99"/>
-              <w:right w:val="double" w:sz="4" w:space="0" w:color="47D459" w:themeColor="accent3" w:themeTint="99"/>
-            </w:tcBorders>
-            <w:vAlign w:val="center"/>
-            <w:hideMark/>
-          </w:tcPr>
-          <w:p>
-            <w:pPr>
-              <w:spacing w:after="160" w:line="259" w:lineRule="auto"/>
-              <w:ind w:right="-455"/>
-              <w:rPr>
-                <w:rFonts w:ascii="Arial Nova Cond" w:hAnsi="Arial Nova Cond" w:cs="Times New Roman"/>
-                <w:b/>
-                <w:bCs/>
-                <w:color w:val="000000" w:themeColor="text1"/>
+            <w:vAlign w:val="center"/>
+          </w:tcPr>
+          <w:p>
+            <w:pPr>
+              <w:pStyle w:val="Prrafodelista"/>
+              <w:tabs>
+                <w:tab w:val="left" w:pos="0"/>
+                <w:tab w:val="left" w:pos="142"/>
+                <w:tab w:val="left" w:pos="284"/>
+              </w:tabs>
+              <w:spacing w:line="276" w:lineRule="auto"/>
+              <w:ind w:left="0"/>
+              <w:jc w:val="both"/>
+              <w:rPr>
+                <w:rFonts w:ascii="Arial Nova Cond" w:eastAsia="Calibri" w:hAnsi="Arial Nova Cond" w:cs="Times New Roman"/>
+                <w:sz w:val="20"/>
+                <w:szCs w:val="20"/>
                 <w:lang w:val="es-ES_tradnl"/>
               </w:rPr>
             </w:pPr>
             <w:r>
               <w:rPr>
-                <w:rFonts w:ascii="Arial Nova Cond" w:hAnsi="Arial Nova Cond" w:cs="Times New Roman"/>
-                <w:b/>
-                <w:bCs/>
-                <w:color w:val="000000" w:themeColor="text1"/>
+                <w:rFonts w:ascii="Arial Nova Cond" w:eastAsia="Calibri" w:hAnsi="Arial Nova Cond" w:cs="Times New Roman"/>
+                <w:sz w:val="20"/>
+                <w:szCs w:val="20"/>
                 <w:lang w:val="es-ES_tradnl"/>
               </w:rPr>
               <w:t>{{situacionsignificativa6}}</w:t>
@@ -13435,32 +13577,29 @@
         <w:tc>
           <w:tcPr>
             <w:tcW w:w="2015" w:type="dxa"/>
-            <w:tcBorders>
-              <w:top w:val="double" w:sz="4" w:space="0" w:color="47D459" w:themeColor="accent3" w:themeTint="99"/>
-              <w:left w:val="double" w:sz="4" w:space="0" w:color="47D459" w:themeColor="accent3" w:themeTint="99"/>
-              <w:bottom w:val="double" w:sz="4" w:space="0" w:color="47D459" w:themeColor="accent3" w:themeTint="99"/>
-              <w:right w:val="double" w:sz="4" w:space="0" w:color="47D459" w:themeColor="accent3" w:themeTint="99"/>
-            </w:tcBorders>
-            <w:vAlign w:val="center"/>
-            <w:hideMark/>
-          </w:tcPr>
-          <w:p>
-            <w:pPr>
-              <w:spacing w:after="160" w:line="259" w:lineRule="auto"/>
-              <w:ind w:right="-455"/>
-              <w:rPr>
-                <w:rFonts w:ascii="Arial Nova Cond" w:hAnsi="Arial Nova Cond" w:cs="Times New Roman"/>
-                <w:b/>
-                <w:bCs/>
-                <w:color w:val="000000" w:themeColor="text1"/>
-              </w:rPr>
-            </w:pPr>
-            <w:r>
-              <w:rPr>
-                <w:rFonts w:ascii="Arial Nova Cond" w:hAnsi="Arial Nova Cond" w:cs="Times New Roman"/>
-                <w:b/>
-                <w:bCs/>
-                <w:color w:val="000000" w:themeColor="text1"/>
+            <w:vAlign w:val="center"/>
+          </w:tcPr>
+          <w:p>
+            <w:pPr>
+              <w:autoSpaceDE w:val="0"/>
+              <w:autoSpaceDN w:val="0"/>
+              <w:adjustRightInd w:val="0"/>
+              <w:jc w:val="center"/>
+              <w:rPr>
+                <w:rFonts w:ascii="Arial Nova Cond" w:hAnsi="Arial Nova Cond" w:cs="Arial"/>
+                <w:color w:val="0070C0"/>
+                <w:kern w:val="0"/>
+                <w:sz w:val="20"/>
+                <w:szCs w:val="20"/>
+              </w:rPr>
+            </w:pPr>
+            <w:r>
+              <w:rPr>
+                <w:rFonts w:ascii="Arial Nova Cond" w:hAnsi="Arial Nova Cond" w:cs="Arial"/>
+                <w:color w:val="000000"/>
+                <w:kern w:val="0"/>
+                <w:sz w:val="20"/>
+                <w:szCs w:val="20"/>
               </w:rPr>
               <w:t>{{titulosituacionsignificativa6}}</w:t>
             </w:r>
@@ -13469,32 +13608,29 @@
         <w:tc>
           <w:tcPr>
             <w:tcW w:w="1634" w:type="dxa"/>
-            <w:tcBorders>
-              <w:top w:val="double" w:sz="4" w:space="0" w:color="47D459" w:themeColor="accent3" w:themeTint="99"/>
-              <w:left w:val="double" w:sz="4" w:space="0" w:color="47D459" w:themeColor="accent3" w:themeTint="99"/>
-              <w:bottom w:val="double" w:sz="4" w:space="0" w:color="47D459" w:themeColor="accent3" w:themeTint="99"/>
-              <w:right w:val="double" w:sz="4" w:space="0" w:color="47D459" w:themeColor="accent3" w:themeTint="99"/>
-            </w:tcBorders>
-            <w:vAlign w:val="center"/>
-            <w:hideMark/>
-          </w:tcPr>
-          <w:p>
-            <w:pPr>
-              <w:spacing w:after="160" w:line="259" w:lineRule="auto"/>
-              <w:ind w:right="-455"/>
-              <w:rPr>
-                <w:rFonts w:ascii="Arial Nova Cond" w:hAnsi="Arial Nova Cond" w:cs="Times New Roman"/>
-                <w:b/>
-                <w:bCs/>
-                <w:color w:val="000000" w:themeColor="text1"/>
-              </w:rPr>
-            </w:pPr>
-            <w:r>
-              <w:rPr>
-                <w:rFonts w:ascii="Arial Nova Cond" w:hAnsi="Arial Nova Cond" w:cs="Times New Roman"/>
-                <w:b/>
-                <w:bCs/>
-                <w:color w:val="000000" w:themeColor="text1"/>
+            <w:vAlign w:val="center"/>
+          </w:tcPr>
+          <w:p>
+            <w:pPr>
+              <w:autoSpaceDE w:val="0"/>
+              <w:autoSpaceDN w:val="0"/>
+              <w:adjustRightInd w:val="0"/>
+              <w:jc w:val="both"/>
+              <w:rPr>
+                <w:rFonts w:ascii="Arial Nova Cond" w:hAnsi="Arial Nova Cond" w:cs="Arial"/>
+                <w:color w:val="000000"/>
+                <w:kern w:val="0"/>
+                <w:sz w:val="20"/>
+                <w:szCs w:val="20"/>
+              </w:rPr>
+            </w:pPr>
+            <w:r>
+              <w:rPr>
+                <w:rFonts w:ascii="Arial Nova Cond" w:hAnsi="Arial Nova Cond" w:cs="Arial"/>
+                <w:color w:val="000000"/>
+                <w:kern w:val="0"/>
+                <w:sz w:val="20"/>
+                <w:szCs w:val="20"/>
               </w:rPr>
               <w:t>{{competencias6}}</w:t>
             </w:r>
@@ -13503,32 +13639,29 @@
         <w:tc>
           <w:tcPr>
             <w:tcW w:w="1337" w:type="dxa"/>
-            <w:tcBorders>
-              <w:top w:val="double" w:sz="4" w:space="0" w:color="47D459" w:themeColor="accent3" w:themeTint="99"/>
-              <w:left w:val="double" w:sz="4" w:space="0" w:color="47D459" w:themeColor="accent3" w:themeTint="99"/>
-              <w:bottom w:val="double" w:sz="4" w:space="0" w:color="47D459" w:themeColor="accent3" w:themeTint="99"/>
-              <w:right w:val="double" w:sz="4" w:space="0" w:color="47D459" w:themeColor="accent3" w:themeTint="99"/>
-            </w:tcBorders>
-            <w:vAlign w:val="center"/>
-            <w:hideMark/>
-          </w:tcPr>
-          <w:p>
-            <w:pPr>
-              <w:spacing w:after="160" w:line="259" w:lineRule="auto"/>
-              <w:ind w:right="-455"/>
-              <w:rPr>
-                <w:rFonts w:ascii="Arial Nova Cond" w:hAnsi="Arial Nova Cond" w:cs="Times New Roman"/>
-                <w:b/>
-                <w:bCs/>
-                <w:color w:val="000000" w:themeColor="text1"/>
-              </w:rPr>
-            </w:pPr>
-            <w:r>
-              <w:rPr>
-                <w:rFonts w:ascii="Arial Nova Cond" w:hAnsi="Arial Nova Cond" w:cs="Times New Roman"/>
-                <w:b/>
-                <w:bCs/>
-                <w:color w:val="000000" w:themeColor="text1"/>
+            <w:vAlign w:val="center"/>
+          </w:tcPr>
+          <w:p>
+            <w:pPr>
+              <w:autoSpaceDE w:val="0"/>
+              <w:autoSpaceDN w:val="0"/>
+              <w:adjustRightInd w:val="0"/>
+              <w:jc w:val="center"/>
+              <w:rPr>
+                <w:rFonts w:ascii="Arial Nova Cond" w:hAnsi="Arial Nova Cond" w:cs="Arial"/>
+                <w:color w:val="000000"/>
+                <w:kern w:val="0"/>
+                <w:sz w:val="20"/>
+                <w:szCs w:val="20"/>
+              </w:rPr>
+            </w:pPr>
+            <w:r>
+              <w:rPr>
+                <w:rFonts w:ascii="Arial Nova Cond" w:hAnsi="Arial Nova Cond" w:cs="Arial"/>
+                <w:color w:val="000000"/>
+                <w:kern w:val="0"/>
+                <w:sz w:val="20"/>
+                <w:szCs w:val="20"/>
               </w:rPr>
               <w:t>{{producto6}}</w:t>
             </w:r>
@@ -13544,33 +13677,35 @@
           <w:tcPr>
             <w:tcW w:w="875" w:type="dxa"/>
             <w:vMerge w:val="restart"/>
-            <w:tcBorders>
-              <w:top w:val="double" w:sz="4" w:space="0" w:color="47D459" w:themeColor="accent3" w:themeTint="99"/>
-              <w:left w:val="double" w:sz="4" w:space="0" w:color="47D459" w:themeColor="accent3" w:themeTint="99"/>
-              <w:bottom w:val="double" w:sz="4" w:space="0" w:color="47D459" w:themeColor="accent3" w:themeTint="99"/>
-              <w:right w:val="double" w:sz="4" w:space="0" w:color="47D459" w:themeColor="accent3" w:themeTint="99"/>
-            </w:tcBorders>
-            <w:vAlign w:val="center"/>
-            <w:hideMark/>
-          </w:tcPr>
-          <w:p>
-            <w:pPr>
-              <w:spacing w:after="160" w:line="259" w:lineRule="auto"/>
-              <w:ind w:right="-455"/>
-              <w:rPr>
-                <w:rFonts w:ascii="Arial Nova Cond" w:hAnsi="Arial Nova Cond" w:cs="Times New Roman"/>
-                <w:b/>
-                <w:bCs/>
-                <w:color w:val="000000" w:themeColor="text1"/>
+            <w:vAlign w:val="center"/>
+          </w:tcPr>
+          <w:p>
+            <w:pPr>
+              <w:pStyle w:val="Prrafodelista"/>
+              <w:tabs>
+                <w:tab w:val="left" w:pos="0"/>
+                <w:tab w:val="left" w:pos="142"/>
+                <w:tab w:val="left" w:pos="284"/>
+              </w:tabs>
+              <w:spacing w:line="276" w:lineRule="auto"/>
+              <w:ind w:left="0"/>
+              <w:jc w:val="center"/>
+              <w:rPr>
+                <w:rFonts w:ascii="Arial Nova Cond" w:eastAsia="Calibri" w:hAnsi="Arial Nova Cond" w:cs="Times New Roman"/>
+                <w:b/>
+                <w:bCs/>
+                <w:sz w:val="20"/>
+                <w:szCs w:val="20"/>
                 <w:lang w:val="es-ES_tradnl"/>
               </w:rPr>
             </w:pPr>
             <w:r>
               <w:rPr>
-                <w:rFonts w:ascii="Arial Nova Cond" w:hAnsi="Arial Nova Cond" w:cs="Times New Roman"/>
-                <w:b/>
-                <w:bCs/>
-                <w:color w:val="000000" w:themeColor="text1"/>
+                <w:rFonts w:ascii="Arial Nova Cond" w:eastAsia="Calibri" w:hAnsi="Arial Nova Cond" w:cs="Times New Roman"/>
+                <w:b/>
+                <w:bCs/>
+                <w:sz w:val="20"/>
+                <w:szCs w:val="20"/>
                 <w:lang w:val="es-ES_tradnl"/>
               </w:rPr>
               <w:t>IV</w:t>
@@ -13580,33 +13715,35 @@
         <w:tc>
           <w:tcPr>
             <w:tcW w:w="1095" w:type="dxa"/>
-            <w:tcBorders>
-              <w:top w:val="double" w:sz="4" w:space="0" w:color="47D459" w:themeColor="accent3" w:themeTint="99"/>
-              <w:left w:val="double" w:sz="4" w:space="0" w:color="47D459" w:themeColor="accent3" w:themeTint="99"/>
-              <w:bottom w:val="double" w:sz="4" w:space="0" w:color="47D459" w:themeColor="accent3" w:themeTint="99"/>
-              <w:right w:val="double" w:sz="4" w:space="0" w:color="47D459" w:themeColor="accent3" w:themeTint="99"/>
-            </w:tcBorders>
-            <w:vAlign w:val="center"/>
-            <w:hideMark/>
-          </w:tcPr>
-          <w:p>
-            <w:pPr>
-              <w:spacing w:after="160" w:line="259" w:lineRule="auto"/>
-              <w:ind w:right="-455"/>
-              <w:rPr>
-                <w:rFonts w:ascii="Arial Nova Cond" w:hAnsi="Arial Nova Cond" w:cs="Times New Roman"/>
-                <w:b/>
-                <w:bCs/>
-                <w:color w:val="000000" w:themeColor="text1"/>
+            <w:vAlign w:val="center"/>
+          </w:tcPr>
+          <w:p>
+            <w:pPr>
+              <w:pStyle w:val="Prrafodelista"/>
+              <w:tabs>
+                <w:tab w:val="left" w:pos="0"/>
+                <w:tab w:val="left" w:pos="142"/>
+                <w:tab w:val="left" w:pos="284"/>
+              </w:tabs>
+              <w:spacing w:line="276" w:lineRule="auto"/>
+              <w:ind w:left="0"/>
+              <w:jc w:val="center"/>
+              <w:rPr>
+                <w:rFonts w:ascii="Arial Nova Cond" w:eastAsia="Calibri" w:hAnsi="Arial Nova Cond" w:cs="Times New Roman"/>
+                <w:b/>
+                <w:bCs/>
+                <w:sz w:val="20"/>
+                <w:szCs w:val="20"/>
                 <w:lang w:val="es-ES_tradnl"/>
               </w:rPr>
             </w:pPr>
             <w:r>
               <w:rPr>
-                <w:rFonts w:ascii="Arial Nova Cond" w:hAnsi="Arial Nova Cond" w:cs="Times New Roman"/>
-                <w:b/>
-                <w:bCs/>
-                <w:color w:val="000000" w:themeColor="text1"/>
+                <w:rFonts w:ascii="Arial Nova Cond" w:eastAsia="Calibri" w:hAnsi="Arial Nova Cond" w:cs="Times New Roman"/>
+                <w:b/>
+                <w:bCs/>
+                <w:sz w:val="20"/>
+                <w:szCs w:val="20"/>
                 <w:lang w:val="es-ES_tradnl"/>
               </w:rPr>
               <w:t>U 7</w:t>
@@ -13616,33 +13753,31 @@
         <w:tc>
           <w:tcPr>
             <w:tcW w:w="1726" w:type="dxa"/>
-            <w:tcBorders>
-              <w:top w:val="double" w:sz="4" w:space="0" w:color="47D459" w:themeColor="accent3" w:themeTint="99"/>
-              <w:left w:val="double" w:sz="4" w:space="0" w:color="47D459" w:themeColor="accent3" w:themeTint="99"/>
-              <w:bottom w:val="double" w:sz="4" w:space="0" w:color="47D459" w:themeColor="accent3" w:themeTint="99"/>
-              <w:right w:val="double" w:sz="4" w:space="0" w:color="47D459" w:themeColor="accent3" w:themeTint="99"/>
-            </w:tcBorders>
-            <w:vAlign w:val="center"/>
-            <w:hideMark/>
-          </w:tcPr>
-          <w:p>
-            <w:pPr>
-              <w:spacing w:after="160" w:line="259" w:lineRule="auto"/>
-              <w:ind w:right="-455"/>
-              <w:rPr>
-                <w:rFonts w:ascii="Arial Nova Cond" w:hAnsi="Arial Nova Cond" w:cs="Times New Roman"/>
-                <w:b/>
-                <w:bCs/>
-                <w:color w:val="000000" w:themeColor="text1"/>
+            <w:vAlign w:val="center"/>
+          </w:tcPr>
+          <w:p>
+            <w:pPr>
+              <w:pStyle w:val="Prrafodelista"/>
+              <w:tabs>
+                <w:tab w:val="left" w:pos="0"/>
+                <w:tab w:val="left" w:pos="142"/>
+                <w:tab w:val="left" w:pos="284"/>
+              </w:tabs>
+              <w:spacing w:line="276" w:lineRule="auto"/>
+              <w:ind w:left="0"/>
+              <w:rPr>
+                <w:rFonts w:ascii="Arial Nova Cond" w:eastAsia="Calibri" w:hAnsi="Arial Nova Cond" w:cs="Times New Roman"/>
+                <w:color w:val="000000" w:themeColor="text1"/>
+                <w:sz w:val="20"/>
+                <w:szCs w:val="20"/>
                 <w:lang w:val="es-ES_tradnl"/>
               </w:rPr>
             </w:pPr>
             <w:r>
               <w:rPr>
-                <w:rFonts w:ascii="Arial Nova Cond" w:hAnsi="Arial Nova Cond" w:cs="Times New Roman"/>
-                <w:b/>
-                <w:bCs/>
-                <w:color w:val="000000" w:themeColor="text1"/>
+                <w:rFonts w:ascii="Arial Nova Cond" w:eastAsia="Calibri" w:hAnsi="Arial Nova Cond" w:cs="Times New Roman"/>
+                <w:sz w:val="20"/>
+                <w:szCs w:val="20"/>
                 <w:lang w:val="es-ES_tradnl"/>
               </w:rPr>
               <w:t>{{problemapotencialidad7}}</w:t>
@@ -13652,32 +13787,31 @@
         <w:tc>
           <w:tcPr>
             <w:tcW w:w="6169" w:type="dxa"/>
-            <w:tcBorders>
-              <w:top w:val="double" w:sz="4" w:space="0" w:color="47D459" w:themeColor="accent3" w:themeTint="99"/>
-              <w:left w:val="double" w:sz="4" w:space="0" w:color="47D459" w:themeColor="accent3" w:themeTint="99"/>
-              <w:bottom w:val="double" w:sz="4" w:space="0" w:color="47D459" w:themeColor="accent3" w:themeTint="99"/>
-              <w:right w:val="double" w:sz="4" w:space="0" w:color="47D459" w:themeColor="accent3" w:themeTint="99"/>
-            </w:tcBorders>
-            <w:vAlign w:val="center"/>
-            <w:hideMark/>
-          </w:tcPr>
-          <w:p>
-            <w:pPr>
-              <w:spacing w:after="160" w:line="259" w:lineRule="auto"/>
-              <w:ind w:right="-455"/>
-              <w:rPr>
-                <w:rFonts w:ascii="Arial Nova Cond" w:hAnsi="Arial Nova Cond" w:cs="Times New Roman"/>
-                <w:b/>
-                <w:bCs/>
-                <w:color w:val="000000" w:themeColor="text1"/>
-              </w:rPr>
-            </w:pPr>
-            <w:r>
-              <w:rPr>
-                <w:rFonts w:ascii="Arial Nova Cond" w:hAnsi="Arial Nova Cond" w:cs="Times New Roman"/>
-                <w:b/>
-                <w:bCs/>
-                <w:color w:val="000000" w:themeColor="text1"/>
+            <w:vAlign w:val="center"/>
+          </w:tcPr>
+          <w:p>
+            <w:pPr>
+              <w:pStyle w:val="Prrafodelista"/>
+              <w:tabs>
+                <w:tab w:val="left" w:pos="0"/>
+                <w:tab w:val="left" w:pos="142"/>
+                <w:tab w:val="left" w:pos="284"/>
+              </w:tabs>
+              <w:spacing w:line="276" w:lineRule="auto"/>
+              <w:ind w:left="0"/>
+              <w:jc w:val="both"/>
+              <w:rPr>
+                <w:rFonts w:ascii="Arial Nova Cond" w:hAnsi="Arial Nova Cond"/>
+                <w:color w:val="000000" w:themeColor="text1"/>
+                <w:sz w:val="20"/>
+                <w:szCs w:val="20"/>
+              </w:rPr>
+            </w:pPr>
+            <w:r>
+              <w:rPr>
+                <w:rFonts w:ascii="Arial Nova Cond" w:eastAsia="Calibri" w:hAnsi="Arial Nova Cond" w:cs="Times New Roman"/>
+                <w:sz w:val="20"/>
+                <w:szCs w:val="20"/>
                 <w:lang w:val="es-ES_tradnl"/>
               </w:rPr>
               <w:t>{{situacionsignificativa7}}</w:t>
@@ -13687,32 +13821,29 @@
         <w:tc>
           <w:tcPr>
             <w:tcW w:w="2015" w:type="dxa"/>
-            <w:tcBorders>
-              <w:top w:val="double" w:sz="4" w:space="0" w:color="47D459" w:themeColor="accent3" w:themeTint="99"/>
-              <w:left w:val="double" w:sz="4" w:space="0" w:color="47D459" w:themeColor="accent3" w:themeTint="99"/>
-              <w:bottom w:val="double" w:sz="4" w:space="0" w:color="47D459" w:themeColor="accent3" w:themeTint="99"/>
-              <w:right w:val="double" w:sz="4" w:space="0" w:color="47D459" w:themeColor="accent3" w:themeTint="99"/>
-            </w:tcBorders>
-            <w:vAlign w:val="center"/>
-            <w:hideMark/>
-          </w:tcPr>
-          <w:p>
-            <w:pPr>
-              <w:spacing w:after="160" w:line="259" w:lineRule="auto"/>
-              <w:ind w:right="-455"/>
-              <w:rPr>
-                <w:rFonts w:ascii="Arial Nova Cond" w:hAnsi="Arial Nova Cond" w:cs="Times New Roman"/>
-                <w:b/>
-                <w:bCs/>
-                <w:color w:val="000000" w:themeColor="text1"/>
-              </w:rPr>
-            </w:pPr>
-            <w:r>
-              <w:rPr>
-                <w:rFonts w:ascii="Arial Nova Cond" w:hAnsi="Arial Nova Cond" w:cs="Times New Roman"/>
-                <w:b/>
-                <w:bCs/>
-                <w:color w:val="000000" w:themeColor="text1"/>
+            <w:vAlign w:val="center"/>
+          </w:tcPr>
+          <w:p>
+            <w:pPr>
+              <w:autoSpaceDE w:val="0"/>
+              <w:autoSpaceDN w:val="0"/>
+              <w:adjustRightInd w:val="0"/>
+              <w:jc w:val="center"/>
+              <w:rPr>
+                <w:rFonts w:ascii="Arial Nova Cond" w:hAnsi="Arial Nova Cond" w:cs="Arial"/>
+                <w:color w:val="000000" w:themeColor="text1"/>
+                <w:kern w:val="0"/>
+                <w:sz w:val="20"/>
+                <w:szCs w:val="20"/>
+              </w:rPr>
+            </w:pPr>
+            <w:r>
+              <w:rPr>
+                <w:rFonts w:ascii="Arial Nova Cond" w:hAnsi="Arial Nova Cond" w:cs="Arial"/>
+                <w:color w:val="000000"/>
+                <w:kern w:val="0"/>
+                <w:sz w:val="20"/>
+                <w:szCs w:val="20"/>
               </w:rPr>
               <w:t>{{titulosituacionsignificativa7}}</w:t>
             </w:r>
@@ -13721,32 +13852,29 @@
         <w:tc>
           <w:tcPr>
             <w:tcW w:w="1634" w:type="dxa"/>
-            <w:tcBorders>
-              <w:top w:val="double" w:sz="4" w:space="0" w:color="47D459" w:themeColor="accent3" w:themeTint="99"/>
-              <w:left w:val="double" w:sz="4" w:space="0" w:color="47D459" w:themeColor="accent3" w:themeTint="99"/>
-              <w:bottom w:val="double" w:sz="4" w:space="0" w:color="47D459" w:themeColor="accent3" w:themeTint="99"/>
-              <w:right w:val="double" w:sz="4" w:space="0" w:color="47D459" w:themeColor="accent3" w:themeTint="99"/>
-            </w:tcBorders>
-            <w:vAlign w:val="center"/>
-            <w:hideMark/>
-          </w:tcPr>
-          <w:p>
-            <w:pPr>
-              <w:spacing w:after="160" w:line="259" w:lineRule="auto"/>
-              <w:ind w:right="-455"/>
-              <w:rPr>
-                <w:rFonts w:ascii="Arial Nova Cond" w:hAnsi="Arial Nova Cond" w:cs="Times New Roman"/>
-                <w:b/>
-                <w:bCs/>
-                <w:color w:val="000000" w:themeColor="text1"/>
-              </w:rPr>
-            </w:pPr>
-            <w:r>
-              <w:rPr>
-                <w:rFonts w:ascii="Arial Nova Cond" w:hAnsi="Arial Nova Cond" w:cs="Times New Roman"/>
-                <w:b/>
-                <w:bCs/>
-                <w:color w:val="000000" w:themeColor="text1"/>
+            <w:vAlign w:val="center"/>
+          </w:tcPr>
+          <w:p>
+            <w:pPr>
+              <w:autoSpaceDE w:val="0"/>
+              <w:autoSpaceDN w:val="0"/>
+              <w:adjustRightInd w:val="0"/>
+              <w:jc w:val="both"/>
+              <w:rPr>
+                <w:rFonts w:ascii="Arial Nova Cond" w:hAnsi="Arial Nova Cond" w:cs="Arial"/>
+                <w:color w:val="000000"/>
+                <w:kern w:val="0"/>
+                <w:sz w:val="20"/>
+                <w:szCs w:val="20"/>
+              </w:rPr>
+            </w:pPr>
+            <w:r>
+              <w:rPr>
+                <w:rFonts w:ascii="Arial Nova Cond" w:hAnsi="Arial Nova Cond" w:cs="Arial"/>
+                <w:color w:val="000000"/>
+                <w:kern w:val="0"/>
+                <w:sz w:val="20"/>
+                <w:szCs w:val="20"/>
               </w:rPr>
               <w:t>{{competencias7}}</w:t>
             </w:r>
@@ -13755,32 +13883,29 @@
         <w:tc>
           <w:tcPr>
             <w:tcW w:w="1337" w:type="dxa"/>
-            <w:tcBorders>
-              <w:top w:val="double" w:sz="4" w:space="0" w:color="47D459" w:themeColor="accent3" w:themeTint="99"/>
-              <w:left w:val="double" w:sz="4" w:space="0" w:color="47D459" w:themeColor="accent3" w:themeTint="99"/>
-              <w:bottom w:val="double" w:sz="4" w:space="0" w:color="47D459" w:themeColor="accent3" w:themeTint="99"/>
-              <w:right w:val="double" w:sz="4" w:space="0" w:color="47D459" w:themeColor="accent3" w:themeTint="99"/>
-            </w:tcBorders>
-            <w:vAlign w:val="center"/>
-            <w:hideMark/>
-          </w:tcPr>
-          <w:p>
-            <w:pPr>
-              <w:spacing w:after="160" w:line="259" w:lineRule="auto"/>
-              <w:ind w:right="-455"/>
-              <w:rPr>
-                <w:rFonts w:ascii="Arial Nova Cond" w:hAnsi="Arial Nova Cond" w:cs="Times New Roman"/>
-                <w:b/>
-                <w:bCs/>
-                <w:color w:val="000000" w:themeColor="text1"/>
-              </w:rPr>
-            </w:pPr>
-            <w:r>
-              <w:rPr>
-                <w:rFonts w:ascii="Arial Nova Cond" w:hAnsi="Arial Nova Cond" w:cs="Times New Roman"/>
-                <w:b/>
-                <w:bCs/>
-                <w:color w:val="000000" w:themeColor="text1"/>
+            <w:vAlign w:val="center"/>
+          </w:tcPr>
+          <w:p>
+            <w:pPr>
+              <w:autoSpaceDE w:val="0"/>
+              <w:autoSpaceDN w:val="0"/>
+              <w:adjustRightInd w:val="0"/>
+              <w:jc w:val="center"/>
+              <w:rPr>
+                <w:rFonts w:ascii="Arial Nova Cond" w:hAnsi="Arial Nova Cond" w:cs="Arial"/>
+                <w:color w:val="000000"/>
+                <w:kern w:val="0"/>
+                <w:sz w:val="20"/>
+                <w:szCs w:val="20"/>
+              </w:rPr>
+            </w:pPr>
+            <w:r>
+              <w:rPr>
+                <w:rFonts w:ascii="Arial Nova Cond" w:hAnsi="Arial Nova Cond" w:cs="Arial"/>
+                <w:color w:val="000000"/>
+                <w:kern w:val="0"/>
+                <w:sz w:val="20"/>
+                <w:szCs w:val="20"/>
               </w:rPr>
               <w:t>{{producto7}}</w:t>
             </w:r>
@@ -13796,24 +13921,25 @@
           <w:tcPr>
             <w:tcW w:w="875" w:type="dxa"/>
             <w:vMerge/>
-            <w:tcBorders>
-              <w:top w:val="double" w:sz="4" w:space="0" w:color="47D459" w:themeColor="accent3" w:themeTint="99"/>
-              <w:left w:val="double" w:sz="4" w:space="0" w:color="47D459" w:themeColor="accent3" w:themeTint="99"/>
-              <w:bottom w:val="double" w:sz="4" w:space="0" w:color="47D459" w:themeColor="accent3" w:themeTint="99"/>
-              <w:right w:val="double" w:sz="4" w:space="0" w:color="47D459" w:themeColor="accent3" w:themeTint="99"/>
-            </w:tcBorders>
-            <w:vAlign w:val="center"/>
-            <w:hideMark/>
-          </w:tcPr>
-          <w:p>
-            <w:pPr>
-              <w:spacing w:after="160" w:line="259" w:lineRule="auto"/>
-              <w:ind w:right="-455"/>
-              <w:rPr>
-                <w:rFonts w:ascii="Arial Nova Cond" w:hAnsi="Arial Nova Cond" w:cs="Times New Roman"/>
-                <w:b/>
-                <w:bCs/>
-                <w:color w:val="000000" w:themeColor="text1"/>
+            <w:vAlign w:val="center"/>
+          </w:tcPr>
+          <w:p>
+            <w:pPr>
+              <w:pStyle w:val="Prrafodelista"/>
+              <w:tabs>
+                <w:tab w:val="left" w:pos="0"/>
+                <w:tab w:val="left" w:pos="142"/>
+                <w:tab w:val="left" w:pos="284"/>
+              </w:tabs>
+              <w:spacing w:line="276" w:lineRule="auto"/>
+              <w:ind w:left="0"/>
+              <w:jc w:val="center"/>
+              <w:rPr>
+                <w:rFonts w:ascii="Arial Nova Cond" w:eastAsia="Calibri" w:hAnsi="Arial Nova Cond" w:cs="Times New Roman"/>
+                <w:b/>
+                <w:bCs/>
+                <w:sz w:val="20"/>
+                <w:szCs w:val="20"/>
                 <w:lang w:val="es-ES_tradnl"/>
               </w:rPr>
             </w:pPr>
@@ -13822,33 +13948,35 @@
         <w:tc>
           <w:tcPr>
             <w:tcW w:w="1095" w:type="dxa"/>
-            <w:tcBorders>
-              <w:top w:val="double" w:sz="4" w:space="0" w:color="47D459" w:themeColor="accent3" w:themeTint="99"/>
-              <w:left w:val="double" w:sz="4" w:space="0" w:color="47D459" w:themeColor="accent3" w:themeTint="99"/>
-              <w:bottom w:val="double" w:sz="4" w:space="0" w:color="47D459" w:themeColor="accent3" w:themeTint="99"/>
-              <w:right w:val="double" w:sz="4" w:space="0" w:color="47D459" w:themeColor="accent3" w:themeTint="99"/>
-            </w:tcBorders>
-            <w:vAlign w:val="center"/>
-            <w:hideMark/>
-          </w:tcPr>
-          <w:p>
-            <w:pPr>
-              <w:spacing w:after="160" w:line="259" w:lineRule="auto"/>
-              <w:ind w:right="-455"/>
-              <w:rPr>
-                <w:rFonts w:ascii="Arial Nova Cond" w:hAnsi="Arial Nova Cond" w:cs="Times New Roman"/>
-                <w:b/>
-                <w:bCs/>
-                <w:color w:val="000000" w:themeColor="text1"/>
+            <w:vAlign w:val="center"/>
+          </w:tcPr>
+          <w:p>
+            <w:pPr>
+              <w:pStyle w:val="Prrafodelista"/>
+              <w:tabs>
+                <w:tab w:val="left" w:pos="0"/>
+                <w:tab w:val="left" w:pos="142"/>
+                <w:tab w:val="left" w:pos="284"/>
+              </w:tabs>
+              <w:spacing w:line="276" w:lineRule="auto"/>
+              <w:ind w:left="0"/>
+              <w:jc w:val="center"/>
+              <w:rPr>
+                <w:rFonts w:ascii="Arial Nova Cond" w:eastAsia="Calibri" w:hAnsi="Arial Nova Cond" w:cs="Times New Roman"/>
+                <w:b/>
+                <w:bCs/>
+                <w:sz w:val="20"/>
+                <w:szCs w:val="20"/>
                 <w:lang w:val="es-ES_tradnl"/>
               </w:rPr>
             </w:pPr>
             <w:r>
               <w:rPr>
-                <w:rFonts w:ascii="Arial Nova Cond" w:hAnsi="Arial Nova Cond" w:cs="Times New Roman"/>
-                <w:b/>
-                <w:bCs/>
-                <w:color w:val="000000" w:themeColor="text1"/>
+                <w:rFonts w:ascii="Arial Nova Cond" w:eastAsia="Calibri" w:hAnsi="Arial Nova Cond" w:cs="Times New Roman"/>
+                <w:b/>
+                <w:bCs/>
+                <w:sz w:val="20"/>
+                <w:szCs w:val="20"/>
                 <w:lang w:val="es-ES_tradnl"/>
               </w:rPr>
               <w:t>U 8</w:t>
@@ -13858,33 +13986,31 @@
         <w:tc>
           <w:tcPr>
             <w:tcW w:w="1726" w:type="dxa"/>
-            <w:tcBorders>
-              <w:top w:val="double" w:sz="4" w:space="0" w:color="47D459" w:themeColor="accent3" w:themeTint="99"/>
-              <w:left w:val="double" w:sz="4" w:space="0" w:color="47D459" w:themeColor="accent3" w:themeTint="99"/>
-              <w:bottom w:val="double" w:sz="4" w:space="0" w:color="47D459" w:themeColor="accent3" w:themeTint="99"/>
-              <w:right w:val="double" w:sz="4" w:space="0" w:color="47D459" w:themeColor="accent3" w:themeTint="99"/>
-            </w:tcBorders>
-            <w:vAlign w:val="center"/>
-            <w:hideMark/>
-          </w:tcPr>
-          <w:p>
-            <w:pPr>
-              <w:spacing w:after="160" w:line="259" w:lineRule="auto"/>
-              <w:ind w:right="-455"/>
-              <w:rPr>
-                <w:rFonts w:ascii="Arial Nova Cond" w:hAnsi="Arial Nova Cond" w:cs="Times New Roman"/>
-                <w:b/>
-                <w:bCs/>
-                <w:color w:val="000000" w:themeColor="text1"/>
+            <w:vAlign w:val="center"/>
+          </w:tcPr>
+          <w:p>
+            <w:pPr>
+              <w:pStyle w:val="Prrafodelista"/>
+              <w:tabs>
+                <w:tab w:val="left" w:pos="0"/>
+                <w:tab w:val="left" w:pos="142"/>
+                <w:tab w:val="left" w:pos="284"/>
+              </w:tabs>
+              <w:spacing w:line="276" w:lineRule="auto"/>
+              <w:ind w:left="0"/>
+              <w:rPr>
+                <w:rFonts w:ascii="Arial Nova Cond" w:eastAsia="Calibri" w:hAnsi="Arial Nova Cond" w:cs="Times New Roman"/>
+                <w:color w:val="000000" w:themeColor="text1"/>
+                <w:sz w:val="20"/>
+                <w:szCs w:val="20"/>
                 <w:lang w:val="es-ES_tradnl"/>
               </w:rPr>
             </w:pPr>
             <w:r>
               <w:rPr>
-                <w:rFonts w:ascii="Arial Nova Cond" w:hAnsi="Arial Nova Cond" w:cs="Times New Roman"/>
-                <w:b/>
-                <w:bCs/>
-                <w:color w:val="000000" w:themeColor="text1"/>
+                <w:rFonts w:ascii="Arial Nova Cond" w:eastAsia="Calibri" w:hAnsi="Arial Nova Cond" w:cs="Times New Roman"/>
+                <w:sz w:val="20"/>
+                <w:szCs w:val="20"/>
                 <w:lang w:val="es-ES_tradnl"/>
               </w:rPr>
               <w:t>{{problemapotencialidad8}}</w:t>
@@ -13894,33 +14020,32 @@
         <w:tc>
           <w:tcPr>
             <w:tcW w:w="6169" w:type="dxa"/>
-            <w:tcBorders>
-              <w:top w:val="double" w:sz="4" w:space="0" w:color="47D459" w:themeColor="accent3" w:themeTint="99"/>
-              <w:left w:val="double" w:sz="4" w:space="0" w:color="47D459" w:themeColor="accent3" w:themeTint="99"/>
-              <w:bottom w:val="double" w:sz="4" w:space="0" w:color="47D459" w:themeColor="accent3" w:themeTint="99"/>
-              <w:right w:val="double" w:sz="4" w:space="0" w:color="47D459" w:themeColor="accent3" w:themeTint="99"/>
-            </w:tcBorders>
-            <w:vAlign w:val="center"/>
-            <w:hideMark/>
-          </w:tcPr>
-          <w:p>
-            <w:pPr>
-              <w:spacing w:after="160" w:line="259" w:lineRule="auto"/>
-              <w:ind w:right="-455"/>
-              <w:rPr>
-                <w:rFonts w:ascii="Arial Nova Cond" w:hAnsi="Arial Nova Cond" w:cs="Times New Roman"/>
-                <w:b/>
-                <w:bCs/>
-                <w:color w:val="000000" w:themeColor="text1"/>
+            <w:vAlign w:val="center"/>
+          </w:tcPr>
+          <w:p>
+            <w:pPr>
+              <w:pStyle w:val="Prrafodelista"/>
+              <w:tabs>
+                <w:tab w:val="left" w:pos="0"/>
+                <w:tab w:val="left" w:pos="142"/>
+                <w:tab w:val="left" w:pos="284"/>
+              </w:tabs>
+              <w:spacing w:line="276" w:lineRule="auto"/>
+              <w:ind w:left="0"/>
+              <w:jc w:val="both"/>
+              <w:rPr>
+                <w:rFonts w:ascii="Arial Nova Cond" w:eastAsia="Calibri" w:hAnsi="Arial Nova Cond" w:cs="Times New Roman"/>
+                <w:color w:val="000000" w:themeColor="text1"/>
+                <w:sz w:val="20"/>
+                <w:szCs w:val="20"/>
                 <w:lang w:val="es-ES_tradnl"/>
               </w:rPr>
             </w:pPr>
             <w:r>
               <w:rPr>
-                <w:rFonts w:ascii="Arial Nova Cond" w:hAnsi="Arial Nova Cond" w:cs="Times New Roman"/>
-                <w:b/>
-                <w:bCs/>
-                <w:color w:val="000000" w:themeColor="text1"/>
+                <w:rFonts w:ascii="Arial Nova Cond" w:eastAsia="Calibri" w:hAnsi="Arial Nova Cond" w:cs="Times New Roman"/>
+                <w:sz w:val="20"/>
+                <w:szCs w:val="20"/>
                 <w:lang w:val="es-ES_tradnl"/>
               </w:rPr>
               <w:t>{{situacionsignificativa8}}</w:t>
@@ -13930,33 +14055,28 @@
         <w:tc>
           <w:tcPr>
             <w:tcW w:w="2015" w:type="dxa"/>
-            <w:tcBorders>
-              <w:top w:val="double" w:sz="4" w:space="0" w:color="47D459" w:themeColor="accent3" w:themeTint="99"/>
-              <w:left w:val="double" w:sz="4" w:space="0" w:color="47D459" w:themeColor="accent3" w:themeTint="99"/>
-              <w:bottom w:val="double" w:sz="4" w:space="0" w:color="47D459" w:themeColor="accent3" w:themeTint="99"/>
-              <w:right w:val="double" w:sz="4" w:space="0" w:color="47D459" w:themeColor="accent3" w:themeTint="99"/>
-            </w:tcBorders>
-            <w:vAlign w:val="center"/>
-            <w:hideMark/>
-          </w:tcPr>
-          <w:p>
-            <w:pPr>
-              <w:spacing w:after="160" w:line="259" w:lineRule="auto"/>
-              <w:ind w:right="-455"/>
-              <w:rPr>
-                <w:rFonts w:ascii="Arial Nova Cond" w:hAnsi="Arial Nova Cond" w:cs="Times New Roman"/>
-                <w:b/>
-                <w:bCs/>
-                <w:color w:val="000000" w:themeColor="text1"/>
+            <w:vAlign w:val="center"/>
+          </w:tcPr>
+          <w:p>
+            <w:pPr>
+              <w:autoSpaceDE w:val="0"/>
+              <w:autoSpaceDN w:val="0"/>
+              <w:adjustRightInd w:val="0"/>
+              <w:jc w:val="center"/>
+              <w:rPr>
+                <w:rFonts w:ascii="Arial Nova Cond" w:eastAsia="Calibri" w:hAnsi="Arial Nova Cond" w:cs="Times New Roman"/>
+                <w:sz w:val="20"/>
+                <w:szCs w:val="20"/>
                 <w:lang w:val="es-ES_tradnl"/>
               </w:rPr>
             </w:pPr>
             <w:r>
               <w:rPr>
-                <w:rFonts w:ascii="Arial Nova Cond" w:hAnsi="Arial Nova Cond" w:cs="Times New Roman"/>
-                <w:b/>
-                <w:bCs/>
-                <w:color w:val="000000" w:themeColor="text1"/>
+                <w:rFonts w:ascii="Arial Nova Cond" w:hAnsi="Arial Nova Cond" w:cs="Arial"/>
+                <w:color w:val="000000"/>
+                <w:kern w:val="0"/>
+                <w:sz w:val="20"/>
+                <w:szCs w:val="20"/>
               </w:rPr>
               <w:t>{{titulosituacionsignificativa8}}</w:t>
             </w:r>
@@ -13965,32 +14085,29 @@
         <w:tc>
           <w:tcPr>
             <w:tcW w:w="1634" w:type="dxa"/>
-            <w:tcBorders>
-              <w:top w:val="double" w:sz="4" w:space="0" w:color="47D459" w:themeColor="accent3" w:themeTint="99"/>
-              <w:left w:val="double" w:sz="4" w:space="0" w:color="47D459" w:themeColor="accent3" w:themeTint="99"/>
-              <w:bottom w:val="double" w:sz="4" w:space="0" w:color="47D459" w:themeColor="accent3" w:themeTint="99"/>
-              <w:right w:val="double" w:sz="4" w:space="0" w:color="47D459" w:themeColor="accent3" w:themeTint="99"/>
-            </w:tcBorders>
-            <w:vAlign w:val="center"/>
-            <w:hideMark/>
-          </w:tcPr>
-          <w:p>
-            <w:pPr>
-              <w:spacing w:after="160" w:line="259" w:lineRule="auto"/>
-              <w:ind w:right="-455"/>
-              <w:rPr>
-                <w:rFonts w:ascii="Arial Nova Cond" w:hAnsi="Arial Nova Cond" w:cs="Times New Roman"/>
-                <w:b/>
-                <w:bCs/>
-                <w:color w:val="000000" w:themeColor="text1"/>
-              </w:rPr>
-            </w:pPr>
-            <w:r>
-              <w:rPr>
-                <w:rFonts w:ascii="Arial Nova Cond" w:hAnsi="Arial Nova Cond" w:cs="Times New Roman"/>
-                <w:b/>
-                <w:bCs/>
-                <w:color w:val="000000" w:themeColor="text1"/>
+            <w:vAlign w:val="center"/>
+          </w:tcPr>
+          <w:p>
+            <w:pPr>
+              <w:autoSpaceDE w:val="0"/>
+              <w:autoSpaceDN w:val="0"/>
+              <w:adjustRightInd w:val="0"/>
+              <w:jc w:val="both"/>
+              <w:rPr>
+                <w:rFonts w:ascii="Arial Nova Cond" w:hAnsi="Arial Nova Cond" w:cs="Arial"/>
+                <w:color w:val="000000"/>
+                <w:kern w:val="0"/>
+                <w:sz w:val="20"/>
+                <w:szCs w:val="20"/>
+              </w:rPr>
+            </w:pPr>
+            <w:r>
+              <w:rPr>
+                <w:rFonts w:ascii="Arial Nova Cond" w:hAnsi="Arial Nova Cond" w:cs="Arial"/>
+                <w:color w:val="000000"/>
+                <w:kern w:val="0"/>
+                <w:sz w:val="20"/>
+                <w:szCs w:val="20"/>
               </w:rPr>
               <w:t>{{competencias8}}</w:t>
             </w:r>
@@ -13999,38 +14116,36 @@
         <w:tc>
           <w:tcPr>
             <w:tcW w:w="1337" w:type="dxa"/>
-            <w:tcBorders>
-              <w:top w:val="double" w:sz="4" w:space="0" w:color="47D459" w:themeColor="accent3" w:themeTint="99"/>
-              <w:left w:val="double" w:sz="4" w:space="0" w:color="47D459" w:themeColor="accent3" w:themeTint="99"/>
-              <w:bottom w:val="double" w:sz="4" w:space="0" w:color="47D459" w:themeColor="accent3" w:themeTint="99"/>
-              <w:right w:val="double" w:sz="4" w:space="0" w:color="47D459" w:themeColor="accent3" w:themeTint="99"/>
-            </w:tcBorders>
-            <w:vAlign w:val="center"/>
-            <w:hideMark/>
-          </w:tcPr>
-          <w:p>
-            <w:pPr>
-              <w:spacing w:after="160" w:line="259" w:lineRule="auto"/>
-              <w:ind w:right="-455"/>
-              <w:rPr>
-                <w:rFonts w:ascii="Arial Nova Cond" w:hAnsi="Arial Nova Cond" w:cs="Times New Roman"/>
-                <w:b/>
-                <w:bCs/>
-                <w:color w:val="000000" w:themeColor="text1"/>
-              </w:rPr>
-            </w:pPr>
-            <w:r>
-              <w:rPr>
-                <w:rFonts w:ascii="Arial Nova Cond" w:hAnsi="Arial Nova Cond" w:cs="Times New Roman"/>
-                <w:b/>
-                <w:bCs/>
-                <w:color w:val="000000" w:themeColor="text1"/>
+            <w:vAlign w:val="center"/>
+          </w:tcPr>
+          <w:p>
+            <w:pPr>
+              <w:autoSpaceDE w:val="0"/>
+              <w:autoSpaceDN w:val="0"/>
+              <w:adjustRightInd w:val="0"/>
+              <w:jc w:val="center"/>
+              <w:rPr>
+                <w:rFonts w:ascii="Arial Nova Cond" w:hAnsi="Arial Nova Cond" w:cs="Arial"/>
+                <w:color w:val="000000"/>
+                <w:kern w:val="0"/>
+                <w:sz w:val="20"/>
+                <w:szCs w:val="20"/>
+              </w:rPr>
+            </w:pPr>
+            <w:r>
+              <w:rPr>
+                <w:rFonts w:ascii="Arial Nova Cond" w:hAnsi="Arial Nova Cond" w:cs="Arial"/>
+                <w:color w:val="000000"/>
+                <w:kern w:val="0"/>
+                <w:sz w:val="20"/>
+                <w:szCs w:val="20"/>
               </w:rPr>
               <w:t>{{producto8}}</w:t>
             </w:r>
           </w:p>
         </w:tc>
       </w:tr>
+      <w:bookmarkEnd w:id="1"/>
     </w:tbl>
     <w:p>
       <w:pPr>
@@ -21816,7 +21931,25 @@
                 <w:bCs/>
                 <w:lang w:eastAsia="es-ES"/>
               </w:rPr>
-              <w:t xml:space="preserve">Gestiona su aprendizaje de manera autónoma y sistemática al darse cuenta lo que debe aprender, al establecer prioridades en la realización de un conjunto de tareas tomando en cuenta su viabilidad y sostenibilidad en el tiempo, y por ende, definir metas personales respaldándose en este análisis, considerando sus potencialidades y oportunidades de aprendizaje. Comprende que debe organizarse lo más realista y específicamente posible, considerar los tiempos; y que lo planteado sea alcanzable, medible y considere variadas estrategias, procedimientos, recursos y escenarios que le permitan alcanzar sus metas, tomando en cuenta sus experiencias exitosas, previendo posibles cambios de cursos de acción y la vinculación de otros agentes para la realización de la meta. Monitorea de manera permanente sus avances respecto a las metas de aprendizaje previamente establecidas al evaluar el nivel de logro de sus resultados y la viabilidad de la meta a alcanzar, además de la consulta a otros pares con mayor experiencia, ajustando los planes y acciones, considerando el todo y las partes de su organización, a partir de sus avances mostrando confianza en sí mismo, disposición y flexibilidad a los posibles cambios. </w:t>
+              <w:t xml:space="preserve">Gestiona su aprendizaje de manera autónoma y sistemática al darse cuenta lo que debe aprender, al establecer prioridades en la realización de un conjunto de tareas tomando en cuenta su viabilidad y sostenibilidad en el tiempo, </w:t>
+            </w:r>
+            <w:proofErr w:type="gramStart"/>
+            <w:r>
+              <w:rPr>
+                <w:rFonts w:ascii="Arial Nova Cond" w:eastAsia="Times New Roman" w:hAnsi="Arial Nova Cond" w:cs="Arial"/>
+                <w:bCs/>
+                <w:lang w:eastAsia="es-ES"/>
+              </w:rPr>
+              <w:t>y</w:t>
+            </w:r>
+            <w:proofErr w:type="gramEnd"/>
+            <w:r>
+              <w:rPr>
+                <w:rFonts w:ascii="Arial Nova Cond" w:eastAsia="Times New Roman" w:hAnsi="Arial Nova Cond" w:cs="Arial"/>
+                <w:bCs/>
+                <w:lang w:eastAsia="es-ES"/>
+              </w:rPr>
+              <w:t xml:space="preserve"> por ende, definir metas personales respaldándose en este análisis, considerando sus potencialidades y oportunidades de aprendizaje. Comprende que debe organizarse lo más realista y específicamente posible, considerar los tiempos; y que lo planteado sea alcanzable, medible y considere variadas estrategias, procedimientos, recursos y escenarios que le permitan alcanzar sus metas, tomando en cuenta sus experiencias exitosas, previendo posibles cambios de cursos de acción y la vinculación de otros agentes para la realización de la meta. Monitorea de manera permanente sus avances respecto a las metas de aprendizaje previamente establecidas al evaluar el nivel de logro de sus resultados y la viabilidad de la meta a alcanzar, además de la consulta a otros pares con mayor experiencia, ajustando los planes y acciones, considerando el todo y las partes de su organización, a partir de sus avances mostrando confianza en sí mismo, disposición y flexibilidad a los posibles cambios. </w:t>
             </w:r>
           </w:p>
           <w:p>
@@ -26001,6 +26134,7 @@
               </w:rPr>
               <w:t xml:space="preserve">Minedu (2016). Programa curricular de educación secundaria. Resolución Ministerial </w:t>
             </w:r>
+            <w:proofErr w:type="spellStart"/>
             <w:r>
               <w:rPr>
                 <w:rFonts w:ascii="Arial Nova Cond Light" w:eastAsia="Calibri" w:hAnsi="Arial Nova Cond Light" w:cs="Calibri Light"/>
@@ -26009,6 +26143,7 @@
               </w:rPr>
               <w:t>N°</w:t>
             </w:r>
+            <w:proofErr w:type="spellEnd"/>
             <w:r>
               <w:rPr>
                 <w:rFonts w:ascii="Arial Nova Cond Light" w:eastAsia="Calibri" w:hAnsi="Arial Nova Cond Light" w:cs="Calibri Light"/>
@@ -26041,6 +26176,7 @@
               </w:rPr>
               <w:t xml:space="preserve">Minedu (2016). Currículo Nacional de la educación básica. Resolución Ministerial </w:t>
             </w:r>
+            <w:proofErr w:type="spellStart"/>
             <w:r>
               <w:rPr>
                 <w:rFonts w:ascii="Arial Nova Cond Light" w:eastAsia="Calibri" w:hAnsi="Arial Nova Cond Light" w:cs="Calibri Light"/>
@@ -26049,6 +26185,7 @@
               </w:rPr>
               <w:t>N°</w:t>
             </w:r>
+            <w:proofErr w:type="spellEnd"/>
             <w:r>
               <w:rPr>
                 <w:rFonts w:ascii="Arial Nova Cond Light" w:eastAsia="Calibri" w:hAnsi="Arial Nova Cond Light" w:cs="Calibri Light"/>
@@ -26111,7 +26248,25 @@
                 <w:kern w:val="0"/>
                 <w14:ligatures w14:val="none"/>
               </w:rPr>
-              <w:t>Resolución Ministerial N.° 501-2025</w:t>
+              <w:t xml:space="preserve">Resolución Ministerial </w:t>
+            </w:r>
+            <w:proofErr w:type="spellStart"/>
+            <w:r>
+              <w:rPr>
+                <w:rFonts w:ascii="Arial Nova Cond Light" w:eastAsia="Calibri" w:hAnsi="Arial Nova Cond Light" w:cs="Calibri Light"/>
+                <w:kern w:val="0"/>
+                <w14:ligatures w14:val="none"/>
+              </w:rPr>
+              <w:t>N.°</w:t>
+            </w:r>
+            <w:proofErr w:type="spellEnd"/>
+            <w:r>
+              <w:rPr>
+                <w:rFonts w:ascii="Arial Nova Cond Light" w:eastAsia="Calibri" w:hAnsi="Arial Nova Cond Light" w:cs="Calibri Light"/>
+                <w:kern w:val="0"/>
+                <w14:ligatures w14:val="none"/>
+              </w:rPr>
+              <w:t xml:space="preserve"> 501-2025</w:t>
             </w:r>
             <w:r>
               <w:rPr>
@@ -32654,6 +32809,7 @@
   <w:style w:type="character" w:default="1" w:styleId="Fuentedeprrafopredeter">
     <w:name w:val="Default Paragraph Font"/>
     <w:uiPriority w:val="1"/>
+    <w:semiHidden/>
     <w:unhideWhenUsed/>
   </w:style>
   <w:style w:type="table" w:default="1" w:styleId="Tablanormal">
@@ -33123,6 +33279,15 @@
     <w:basedOn w:val="Fuentedeprrafopredeter"/>
     <w:rsid w:val="007A7101"/>
   </w:style>
+  <w:style w:type="paragraph" w:styleId="Sinespaciado">
+    <w:name w:val="No Spacing"/>
+    <w:uiPriority w:val="1"/>
+    <w:qFormat/>
+    <w:rsid w:val="00DF6AB2"/>
+    <w:pPr>
+      <w:spacing w:after="0" w:line="240" w:lineRule="auto"/>
+    </w:pPr>
+  </w:style>
 </w:styles>
 </file>
 

--- a/templates/plananual/COMUNICACIÓN 1° A 5°/COMUNICACIÓN 5° - PLAN ANUAL 2026 .docx
+++ b/templates/plananual/COMUNICACIÓN 1° A 5°/COMUNICACIÓN 5° - PLAN ANUAL 2026 .docx
@@ -1,6 +1,6 @@
 
 <file path=word/document.xml><?xml version="1.0" encoding="utf-8"?>
-<w:document xmlns:wpc="http://schemas.microsoft.com/office/word/2010/wordprocessingCanvas" xmlns:cx="http://schemas.microsoft.com/office/drawing/2014/chartex" xmlns:cx1="http://schemas.microsoft.com/office/drawing/2015/9/8/chartex" xmlns:cx2="http://schemas.microsoft.com/office/drawing/2015/10/21/chartex" xmlns:cx3="http://schemas.microsoft.com/office/drawing/2016/5/9/chartex" xmlns:cx4="http://schemas.microsoft.com/office/drawing/2016/5/10/chartex" xmlns:cx5="http://schemas.microsoft.com/office/drawing/2016/5/11/chartex" xmlns:cx6="http://schemas.microsoft.com/office/drawing/2016/5/12/chartex" xmlns:cx7="http://schemas.microsoft.com/office/drawing/2016/5/13/chartex" xmlns:cx8="http://schemas.microsoft.com/office/drawing/2016/5/14/chartex" xmlns:mc="http://schemas.openxmlformats.org/markup-compatibility/2006" xmlns:aink="http://schemas.microsoft.com/office/drawing/2016/ink" xmlns:am3d="http://schemas.microsoft.com/office/drawing/2017/model3d" xmlns:o="urn:schemas-microsoft-com:office:office" xmlns:oel="http://schemas.microsoft.com/office/2019/extlst" xmlns:r="http://schemas.openxmlformats.org/officeDocument/2006/relationships" xmlns:m="http://schemas.openxmlformats.org/officeDocument/2006/math" xmlns:v="urn:schemas-microsoft-com:vml" xmlns:wp14="http://schemas.microsoft.com/office/word/2010/wordprocessingDrawing" xmlns:wp="http://schemas.openxmlformats.org/drawingml/2006/wordprocessingDrawing" xmlns:w10="urn:schemas-microsoft-com:office:word" xmlns:w="http://schemas.openxmlformats.org/wordprocessingml/2006/main" xmlns:w14="http://schemas.microsoft.com/office/word/2010/wordml" xmlns:w15="http://schemas.microsoft.com/office/word/2012/wordml" xmlns:w16cex="http://schemas.microsoft.com/office/word/2018/wordml/cex" xmlns:w16cid="http://schemas.microsoft.com/office/word/2016/wordml/cid" xmlns:w16="http://schemas.microsoft.com/office/word/2018/wordml" xmlns:w16du="http://schemas.microsoft.com/office/word/2023/wordml/word16du" xmlns:w16sdtdh="http://schemas.microsoft.com/office/word/2020/wordml/sdtdatahash" xmlns:w16se="http://schemas.microsoft.com/office/word/2015/wordml/symex" xmlns:wpg="http://schemas.microsoft.com/office/word/2010/wordprocessingGroup" xmlns:wpi="http://schemas.microsoft.com/office/word/2010/wordprocessingInk" xmlns:wne="http://schemas.microsoft.com/office/word/2006/wordml" xmlns:wps="http://schemas.microsoft.com/office/word/2010/wordprocessingShape" mc:Ignorable="w14 w15 w16se w16cid w16 w16cex w16sdtdh w16du wp14">
+<w:document xmlns:wpc="http://schemas.microsoft.com/office/word/2010/wordprocessingCanvas" xmlns:cx="http://schemas.microsoft.com/office/drawing/2014/chartex" xmlns:cx1="http://schemas.microsoft.com/office/drawing/2015/9/8/chartex" xmlns:cx2="http://schemas.microsoft.com/office/drawing/2015/10/21/chartex" xmlns:cx3="http://schemas.microsoft.com/office/drawing/2016/5/9/chartex" xmlns:cx4="http://schemas.microsoft.com/office/drawing/2016/5/10/chartex" xmlns:cx5="http://schemas.microsoft.com/office/drawing/2016/5/11/chartex" xmlns:cx6="http://schemas.microsoft.com/office/drawing/2016/5/12/chartex" xmlns:cx7="http://schemas.microsoft.com/office/drawing/2016/5/13/chartex" xmlns:cx8="http://schemas.microsoft.com/office/drawing/2016/5/14/chartex" xmlns:mc="http://schemas.openxmlformats.org/markup-compatibility/2006" xmlns:aink="http://schemas.microsoft.com/office/drawing/2016/ink" xmlns:am3d="http://schemas.microsoft.com/office/drawing/2017/model3d" xmlns:o="urn:schemas-microsoft-com:office:office" xmlns:oel="http://schemas.microsoft.com/office/2019/extlst" xmlns:r="http://schemas.openxmlformats.org/officeDocument/2006/relationships" xmlns:m="http://schemas.openxmlformats.org/officeDocument/2006/math" xmlns:v="urn:schemas-microsoft-com:vml" xmlns:wp14="http://schemas.microsoft.com/office/word/2010/wordprocessingDrawing" xmlns:wp="http://schemas.openxmlformats.org/drawingml/2006/wordprocessingDrawing" xmlns:w10="urn:schemas-microsoft-com:office:word" xmlns:w="http://schemas.openxmlformats.org/wordprocessingml/2006/main" xmlns:w14="http://schemas.microsoft.com/office/word/2010/wordml" xmlns:w15="http://schemas.microsoft.com/office/word/2012/wordml" xmlns:w16cex="http://schemas.microsoft.com/office/word/2018/wordml/cex" xmlns:w16cid="http://schemas.microsoft.com/office/word/2016/wordml/cid" xmlns:w16="http://schemas.microsoft.com/office/word/2018/wordml" xmlns:w16du="http://schemas.microsoft.com/office/word/2023/wordml/word16du" xmlns:w16sdtdh="http://schemas.microsoft.com/office/word/2020/wordml/sdtdatahash" xmlns:w16sdtfl="http://schemas.microsoft.com/office/word/2024/wordml/sdtformatlock" xmlns:w16se="http://schemas.microsoft.com/office/word/2015/wordml/symex" xmlns:wpg="http://schemas.microsoft.com/office/word/2010/wordprocessingGroup" xmlns:wpi="http://schemas.microsoft.com/office/word/2010/wordprocessingInk" xmlns:wne="http://schemas.microsoft.com/office/word/2006/wordml" xmlns:wps="http://schemas.microsoft.com/office/word/2010/wordprocessingShape" mc:Ignorable="w14 w15 w16se w16cid w16 w16cex w16sdtdh w16sdtfl w16du wp14">
   <w:body>
     <w:p>
       <w:pPr>
@@ -4676,7 +4676,6 @@
                 <w:szCs w:val="20"/>
               </w:rPr>
             </w:pPr>
-            <w:proofErr w:type="spellStart"/>
             <w:r>
               <w:rPr>
                 <w:rFonts w:ascii="Arial Nova Cond Light" w:hAnsi="Arial Nova Cond Light" w:cs="Times New Roman"/>
@@ -4686,19 +4685,7 @@
                 <w:sz w:val="20"/>
                 <w:szCs w:val="20"/>
               </w:rPr>
-              <w:t>N°</w:t>
-            </w:r>
-            <w:proofErr w:type="spellEnd"/>
-            <w:r>
-              <w:rPr>
-                <w:rFonts w:ascii="Arial Nova Cond Light" w:hAnsi="Arial Nova Cond Light" w:cs="Times New Roman"/>
-                <w:b/>
-                <w:bCs/>
-                <w:color w:val="000000" w:themeColor="text1"/>
-                <w:sz w:val="20"/>
-                <w:szCs w:val="20"/>
-              </w:rPr>
-              <w:t xml:space="preserve"> DE SEMANAS LECTIVAS</w:t>
+              <w:t>N° DE SEMANAS LECTIVAS</w:t>
             </w:r>
           </w:p>
         </w:tc>
@@ -4723,7 +4710,6 @@
                 <w:szCs w:val="20"/>
               </w:rPr>
             </w:pPr>
-            <w:proofErr w:type="spellStart"/>
             <w:r>
               <w:rPr>
                 <w:rFonts w:ascii="Arial Nova Cond Light" w:hAnsi="Arial Nova Cond Light" w:cs="Times New Roman"/>
@@ -4733,19 +4719,7 @@
                 <w:sz w:val="20"/>
                 <w:szCs w:val="20"/>
               </w:rPr>
-              <w:t>N°</w:t>
-            </w:r>
-            <w:proofErr w:type="spellEnd"/>
-            <w:r>
-              <w:rPr>
-                <w:rFonts w:ascii="Arial Nova Cond Light" w:hAnsi="Arial Nova Cond Light" w:cs="Times New Roman"/>
-                <w:b/>
-                <w:bCs/>
-                <w:color w:val="000000" w:themeColor="text1"/>
-                <w:sz w:val="20"/>
-                <w:szCs w:val="20"/>
-              </w:rPr>
-              <w:t xml:space="preserve"> UNIDADES</w:t>
+              <w:t>N° UNIDADES</w:t>
             </w:r>
           </w:p>
         </w:tc>
@@ -11725,8 +11699,6 @@
           <w:b/>
           <w:bCs/>
           <w:color w:val="000000" w:themeColor="text1"/>
-          <w:sz w:val="8"/>
-          <w:szCs w:val="8"/>
         </w:rPr>
       </w:pPr>
     </w:p>
@@ -11747,13 +11719,13 @@
         <w:tblLook w:val="04A0" w:firstRow="1" w:lastRow="0" w:firstColumn="1" w:lastColumn="0" w:noHBand="0" w:noVBand="1"/>
       </w:tblPr>
       <w:tblGrid>
-        <w:gridCol w:w="875"/>
-        <w:gridCol w:w="1095"/>
-        <w:gridCol w:w="1726"/>
-        <w:gridCol w:w="6169"/>
-        <w:gridCol w:w="2015"/>
-        <w:gridCol w:w="1634"/>
-        <w:gridCol w:w="1337"/>
+        <w:gridCol w:w="818"/>
+        <w:gridCol w:w="1018"/>
+        <w:gridCol w:w="5379"/>
+        <w:gridCol w:w="1984"/>
+        <w:gridCol w:w="2693"/>
+        <w:gridCol w:w="1560"/>
+        <w:gridCol w:w="1399"/>
       </w:tblGrid>
       <w:tr>
         <w:trPr>
@@ -11762,7 +11734,7 @@
         </w:trPr>
         <w:tc>
           <w:tcPr>
-            <w:tcW w:w="875" w:type="dxa"/>
+            <w:tcW w:w="818" w:type="dxa"/>
             <w:shd w:val="clear" w:color="auto" w:fill="C1F0C7" w:themeFill="accent3" w:themeFillTint="33"/>
             <w:vAlign w:val="center"/>
           </w:tcPr>
@@ -11796,7 +11768,7 @@
         </w:tc>
         <w:tc>
           <w:tcPr>
-            <w:tcW w:w="1095" w:type="dxa"/>
+            <w:tcW w:w="1018" w:type="dxa"/>
             <w:shd w:val="clear" w:color="auto" w:fill="C1F0C7" w:themeFill="accent3" w:themeFillTint="33"/>
             <w:vAlign w:val="center"/>
           </w:tcPr>
@@ -11829,7 +11801,7 @@
         </w:tc>
         <w:tc>
           <w:tcPr>
-            <w:tcW w:w="1726" w:type="dxa"/>
+            <w:tcW w:w="5379" w:type="dxa"/>
             <w:shd w:val="clear" w:color="auto" w:fill="C1F0C7" w:themeFill="accent3" w:themeFillTint="33"/>
             <w:vAlign w:val="center"/>
           </w:tcPr>
@@ -11856,13 +11828,35 @@
                 <w:sz w:val="20"/>
                 <w:szCs w:val="20"/>
               </w:rPr>
-              <w:t>PROBLEMA / POTENCIALIDAD</w:t>
-            </w:r>
-          </w:p>
-        </w:tc>
-        <w:tc>
-          <w:tcPr>
-            <w:tcW w:w="6169" w:type="dxa"/>
+              <w:t>SITUACIÓN SIGNIF</w:t>
+            </w:r>
+            <w:r>
+              <w:rPr>
+                <w:rFonts w:ascii="Arial Nova Cond" w:hAnsi="Arial Nova Cond" w:cs="Times New Roman"/>
+                <w:b/>
+                <w:bCs/>
+                <w:color w:val="000000" w:themeColor="text1"/>
+                <w:sz w:val="20"/>
+                <w:szCs w:val="20"/>
+              </w:rPr>
+              <w:t>I</w:t>
+            </w:r>
+            <w:r>
+              <w:rPr>
+                <w:rFonts w:ascii="Arial Nova Cond" w:hAnsi="Arial Nova Cond" w:cs="Times New Roman"/>
+                <w:b/>
+                <w:bCs/>
+                <w:color w:val="000000" w:themeColor="text1"/>
+                <w:sz w:val="20"/>
+                <w:szCs w:val="20"/>
+              </w:rPr>
+              <w:t>CATIVA</w:t>
+            </w:r>
+          </w:p>
+        </w:tc>
+        <w:tc>
+          <w:tcPr>
+            <w:tcW w:w="1984" w:type="dxa"/>
             <w:shd w:val="clear" w:color="auto" w:fill="C1F0C7" w:themeFill="accent3" w:themeFillTint="33"/>
             <w:vAlign w:val="center"/>
           </w:tcPr>
@@ -11889,35 +11883,46 @@
                 <w:sz w:val="20"/>
                 <w:szCs w:val="20"/>
               </w:rPr>
-              <w:t>SITUACIÓN SIGNIF</w:t>
-            </w:r>
-            <w:r>
-              <w:rPr>
-                <w:rFonts w:ascii="Arial Nova Cond" w:hAnsi="Arial Nova Cond" w:cs="Times New Roman"/>
-                <w:b/>
-                <w:bCs/>
-                <w:color w:val="000000" w:themeColor="text1"/>
-                <w:sz w:val="20"/>
-                <w:szCs w:val="20"/>
-              </w:rPr>
-              <w:t>I</w:t>
-            </w:r>
-            <w:r>
-              <w:rPr>
-                <w:rFonts w:ascii="Arial Nova Cond" w:hAnsi="Arial Nova Cond" w:cs="Times New Roman"/>
-                <w:b/>
-                <w:bCs/>
-                <w:color w:val="000000" w:themeColor="text1"/>
-                <w:sz w:val="20"/>
-                <w:szCs w:val="20"/>
-              </w:rPr>
-              <w:t>CATIVA</w:t>
-            </w:r>
-          </w:p>
-        </w:tc>
-        <w:tc>
-          <w:tcPr>
-            <w:tcW w:w="2015" w:type="dxa"/>
+              <w:t>TÍTULO DE LA UNIDAD DID</w:t>
+            </w:r>
+            <w:r>
+              <w:rPr>
+                <w:rFonts w:ascii="Arial Nova Cond" w:hAnsi="Arial Nova Cond" w:cs="Times New Roman"/>
+                <w:b/>
+                <w:bCs/>
+                <w:color w:val="000000" w:themeColor="text1"/>
+                <w:sz w:val="20"/>
+                <w:szCs w:val="20"/>
+              </w:rPr>
+              <w:t>Á</w:t>
+            </w:r>
+            <w:r>
+              <w:rPr>
+                <w:rFonts w:ascii="Arial Nova Cond" w:hAnsi="Arial Nova Cond" w:cs="Times New Roman"/>
+                <w:b/>
+                <w:bCs/>
+                <w:color w:val="000000" w:themeColor="text1"/>
+                <w:sz w:val="20"/>
+                <w:szCs w:val="20"/>
+              </w:rPr>
+              <w:t>CTICA</w:t>
+            </w:r>
+            <w:r>
+              <w:rPr>
+                <w:rFonts w:ascii="Arial Nova Cond" w:hAnsi="Arial Nova Cond" w:cs="Times New Roman"/>
+                <w:b/>
+                <w:bCs/>
+                <w:color w:val="000000" w:themeColor="text1"/>
+                <w:sz w:val="20"/>
+                <w:szCs w:val="20"/>
+              </w:rPr>
+              <w:t>.</w:t>
+            </w:r>
+          </w:p>
+        </w:tc>
+        <w:tc>
+          <w:tcPr>
+            <w:tcW w:w="2693" w:type="dxa"/>
             <w:shd w:val="clear" w:color="auto" w:fill="C1F0C7" w:themeFill="accent3" w:themeFillTint="33"/>
             <w:vAlign w:val="center"/>
           </w:tcPr>
@@ -11944,46 +11949,13 @@
                 <w:sz w:val="20"/>
                 <w:szCs w:val="20"/>
               </w:rPr>
-              <w:t>TÍTULO DE LA UNIDAD DID</w:t>
-            </w:r>
-            <w:r>
-              <w:rPr>
-                <w:rFonts w:ascii="Arial Nova Cond" w:hAnsi="Arial Nova Cond" w:cs="Times New Roman"/>
-                <w:b/>
-                <w:bCs/>
-                <w:color w:val="000000" w:themeColor="text1"/>
-                <w:sz w:val="20"/>
-                <w:szCs w:val="20"/>
-              </w:rPr>
-              <w:t>Á</w:t>
-            </w:r>
-            <w:r>
-              <w:rPr>
-                <w:rFonts w:ascii="Arial Nova Cond" w:hAnsi="Arial Nova Cond" w:cs="Times New Roman"/>
-                <w:b/>
-                <w:bCs/>
-                <w:color w:val="000000" w:themeColor="text1"/>
-                <w:sz w:val="20"/>
-                <w:szCs w:val="20"/>
-              </w:rPr>
-              <w:t>CTICA</w:t>
-            </w:r>
-            <w:r>
-              <w:rPr>
-                <w:rFonts w:ascii="Arial Nova Cond" w:hAnsi="Arial Nova Cond" w:cs="Times New Roman"/>
-                <w:b/>
-                <w:bCs/>
-                <w:color w:val="000000" w:themeColor="text1"/>
-                <w:sz w:val="20"/>
-                <w:szCs w:val="20"/>
-              </w:rPr>
-              <w:t>.</w:t>
-            </w:r>
-          </w:p>
-        </w:tc>
-        <w:tc>
-          <w:tcPr>
-            <w:tcW w:w="1634" w:type="dxa"/>
+              <w:t>CAMPO TEMATICO</w:t>
+            </w:r>
+          </w:p>
+        </w:tc>
+        <w:tc>
+          <w:tcPr>
+            <w:tcW w:w="1560" w:type="dxa"/>
             <w:shd w:val="clear" w:color="auto" w:fill="C1F0C7" w:themeFill="accent3" w:themeFillTint="33"/>
             <w:vAlign w:val="center"/>
           </w:tcPr>
@@ -12016,7 +11988,7 @@
         </w:tc>
         <w:tc>
           <w:tcPr>
-            <w:tcW w:w="1337" w:type="dxa"/>
+            <w:tcW w:w="1399" w:type="dxa"/>
             <w:shd w:val="clear" w:color="auto" w:fill="C1F0C7" w:themeFill="accent3" w:themeFillTint="33"/>
             <w:vAlign w:val="center"/>
           </w:tcPr>
@@ -12055,7 +12027,7 @@
         </w:trPr>
         <w:tc>
           <w:tcPr>
-            <w:tcW w:w="875" w:type="dxa"/>
+            <w:tcW w:w="818" w:type="dxa"/>
             <w:vMerge w:val="restart"/>
             <w:vAlign w:val="center"/>
           </w:tcPr>
@@ -12094,7 +12066,7 @@
         </w:tc>
         <w:tc>
           <w:tcPr>
-            <w:tcW w:w="1095" w:type="dxa"/>
+            <w:tcW w:w="1018" w:type="dxa"/>
             <w:vAlign w:val="center"/>
           </w:tcPr>
           <w:p>
@@ -12132,7 +12104,7 @@
         </w:tc>
         <w:tc>
           <w:tcPr>
-            <w:tcW w:w="1726" w:type="dxa"/>
+            <w:tcW w:w="5379" w:type="dxa"/>
             <w:vAlign w:val="center"/>
           </w:tcPr>
           <w:p>
@@ -12160,47 +12132,13 @@
                 <w:szCs w:val="20"/>
                 <w:lang w:val="es-ES_tradnl"/>
               </w:rPr>
-              <w:t>{{problemapotencialidad0}}</w:t>
-            </w:r>
-          </w:p>
-        </w:tc>
-        <w:tc>
-          <w:tcPr>
-            <w:tcW w:w="6169" w:type="dxa"/>
-            <w:vAlign w:val="center"/>
-          </w:tcPr>
-          <w:p>
-            <w:pPr>
-              <w:pStyle w:val="Prrafodelista"/>
-              <w:tabs>
-                <w:tab w:val="left" w:pos="0"/>
-                <w:tab w:val="left" w:pos="142"/>
-                <w:tab w:val="left" w:pos="284"/>
-              </w:tabs>
-              <w:spacing w:line="276" w:lineRule="auto"/>
-              <w:ind w:left="0"/>
-              <w:jc w:val="both"/>
-              <w:rPr>
-                <w:rFonts w:ascii="Arial Nova Cond" w:eastAsia="Calibri" w:hAnsi="Arial Nova Cond" w:cs="Times New Roman"/>
-                <w:sz w:val="20"/>
-                <w:szCs w:val="20"/>
-                <w:lang w:val="es-ES_tradnl"/>
-              </w:rPr>
-            </w:pPr>
-            <w:r>
-              <w:rPr>
-                <w:rFonts w:ascii="Arial Nova Cond" w:eastAsia="Calibri" w:hAnsi="Arial Nova Cond" w:cs="Times New Roman"/>
-                <w:sz w:val="20"/>
-                <w:szCs w:val="20"/>
-                <w:lang w:val="es-ES_tradnl"/>
-              </w:rPr>
               <w:t>{{situacionsignificativa0}}</w:t>
             </w:r>
           </w:p>
         </w:tc>
         <w:tc>
           <w:tcPr>
-            <w:tcW w:w="2015" w:type="dxa"/>
+            <w:tcW w:w="1984" w:type="dxa"/>
             <w:vAlign w:val="center"/>
           </w:tcPr>
           <w:p>
@@ -12231,7 +12169,7 @@
         </w:tc>
         <w:tc>
           <w:tcPr>
-            <w:tcW w:w="1634" w:type="dxa"/>
+            <w:tcW w:w="2693" w:type="dxa"/>
             <w:vAlign w:val="center"/>
           </w:tcPr>
           <w:p>
@@ -12256,13 +12194,13 @@
                 <w:sz w:val="20"/>
                 <w:szCs w:val="20"/>
               </w:rPr>
-              <w:t>{{competencias0}}</w:t>
-            </w:r>
-          </w:p>
-        </w:tc>
-        <w:tc>
-          <w:tcPr>
-            <w:tcW w:w="1337" w:type="dxa"/>
+              <w:t>{{campotematico0}}</w:t>
+            </w:r>
+          </w:p>
+        </w:tc>
+        <w:tc>
+          <w:tcPr>
+            <w:tcW w:w="1560" w:type="dxa"/>
             <w:vAlign w:val="center"/>
           </w:tcPr>
           <w:p>
@@ -12270,7 +12208,38 @@
               <w:autoSpaceDE w:val="0"/>
               <w:autoSpaceDN w:val="0"/>
               <w:adjustRightInd w:val="0"/>
-              <w:jc w:val="center"/>
+              <w:jc w:val="both"/>
+              <w:rPr>
+                <w:rFonts w:ascii="Arial Nova Cond" w:hAnsi="Arial Nova Cond" w:cs="Arial"/>
+                <w:color w:val="000000"/>
+                <w:kern w:val="0"/>
+                <w:sz w:val="20"/>
+                <w:szCs w:val="20"/>
+              </w:rPr>
+            </w:pPr>
+            <w:r>
+              <w:rPr>
+                <w:rFonts w:ascii="Arial Nova Cond" w:hAnsi="Arial Nova Cond" w:cs="Arial"/>
+                <w:color w:val="000000"/>
+                <w:kern w:val="0"/>
+                <w:sz w:val="20"/>
+                <w:szCs w:val="20"/>
+              </w:rPr>
+              <w:t>{{competencias0}}</w:t>
+            </w:r>
+          </w:p>
+        </w:tc>
+        <w:tc>
+          <w:tcPr>
+            <w:tcW w:w="1399" w:type="dxa"/>
+            <w:vAlign w:val="center"/>
+          </w:tcPr>
+          <w:p>
+            <w:pPr>
+              <w:autoSpaceDE w:val="0"/>
+              <w:autoSpaceDN w:val="0"/>
+              <w:adjustRightInd w:val="0"/>
+              <w:jc w:val="both"/>
               <w:rPr>
                 <w:rFonts w:ascii="Arial Nova Cond" w:hAnsi="Arial Nova Cond" w:cs="Arial"/>
                 <w:color w:val="000000"/>
@@ -12299,7 +12268,7 @@
         </w:trPr>
         <w:tc>
           <w:tcPr>
-            <w:tcW w:w="875" w:type="dxa"/>
+            <w:tcW w:w="818" w:type="dxa"/>
             <w:vMerge/>
             <w:vAlign w:val="center"/>
           </w:tcPr>
@@ -12327,7 +12296,7 @@
         </w:tc>
         <w:tc>
           <w:tcPr>
-            <w:tcW w:w="1095" w:type="dxa"/>
+            <w:tcW w:w="1018" w:type="dxa"/>
             <w:vAlign w:val="center"/>
           </w:tcPr>
           <w:p>
@@ -12365,33 +12334,7 @@
         </w:tc>
         <w:tc>
           <w:tcPr>
-            <w:tcW w:w="1726" w:type="dxa"/>
-            <w:vAlign w:val="center"/>
-          </w:tcPr>
-          <w:p>
-            <w:pPr>
-              <w:pStyle w:val="NormalWeb"/>
-              <w:jc w:val="both"/>
-              <w:rPr>
-                <w:rFonts w:ascii="Arial Nova Cond" w:hAnsi="Arial Nova Cond"/>
-                <w:sz w:val="20"/>
-                <w:szCs w:val="20"/>
-              </w:rPr>
-            </w:pPr>
-            <w:r>
-              <w:rPr>
-                <w:rFonts w:ascii="Arial Nova Cond" w:eastAsia="Calibri" w:hAnsi="Arial Nova Cond"/>
-                <w:sz w:val="20"/>
-                <w:szCs w:val="20"/>
-                <w:lang w:val="es-ES_tradnl"/>
-              </w:rPr>
-              <w:t>{{problemapotencialidad1}}</w:t>
-            </w:r>
-          </w:p>
-        </w:tc>
-        <w:tc>
-          <w:tcPr>
-            <w:tcW w:w="6169" w:type="dxa"/>
+            <w:tcW w:w="5379" w:type="dxa"/>
             <w:vAlign w:val="center"/>
           </w:tcPr>
           <w:p>
@@ -12425,7 +12368,7 @@
         </w:tc>
         <w:tc>
           <w:tcPr>
-            <w:tcW w:w="2015" w:type="dxa"/>
+            <w:tcW w:w="1984" w:type="dxa"/>
             <w:vAlign w:val="center"/>
           </w:tcPr>
           <w:p>
@@ -12456,7 +12399,7 @@
         </w:tc>
         <w:tc>
           <w:tcPr>
-            <w:tcW w:w="1634" w:type="dxa"/>
+            <w:tcW w:w="2693" w:type="dxa"/>
             <w:vAlign w:val="center"/>
           </w:tcPr>
           <w:p>
@@ -12481,13 +12424,13 @@
                 <w:sz w:val="20"/>
                 <w:szCs w:val="20"/>
               </w:rPr>
-              <w:t>{{competencias1}}</w:t>
-            </w:r>
-          </w:p>
-        </w:tc>
-        <w:tc>
-          <w:tcPr>
-            <w:tcW w:w="1337" w:type="dxa"/>
+              <w:t>{{campotematico1}}</w:t>
+            </w:r>
+          </w:p>
+        </w:tc>
+        <w:tc>
+          <w:tcPr>
+            <w:tcW w:w="1560" w:type="dxa"/>
             <w:vAlign w:val="center"/>
           </w:tcPr>
           <w:p>
@@ -12495,7 +12438,38 @@
               <w:autoSpaceDE w:val="0"/>
               <w:autoSpaceDN w:val="0"/>
               <w:adjustRightInd w:val="0"/>
-              <w:jc w:val="center"/>
+              <w:jc w:val="both"/>
+              <w:rPr>
+                <w:rFonts w:ascii="Arial Nova Cond" w:hAnsi="Arial Nova Cond" w:cs="Arial"/>
+                <w:color w:val="000000"/>
+                <w:kern w:val="0"/>
+                <w:sz w:val="20"/>
+                <w:szCs w:val="20"/>
+              </w:rPr>
+            </w:pPr>
+            <w:r>
+              <w:rPr>
+                <w:rFonts w:ascii="Arial Nova Cond" w:hAnsi="Arial Nova Cond" w:cs="Arial"/>
+                <w:color w:val="000000"/>
+                <w:kern w:val="0"/>
+                <w:sz w:val="20"/>
+                <w:szCs w:val="20"/>
+              </w:rPr>
+              <w:t>{{competencias1}}</w:t>
+            </w:r>
+          </w:p>
+        </w:tc>
+        <w:tc>
+          <w:tcPr>
+            <w:tcW w:w="1399" w:type="dxa"/>
+            <w:vAlign w:val="center"/>
+          </w:tcPr>
+          <w:p>
+            <w:pPr>
+              <w:autoSpaceDE w:val="0"/>
+              <w:autoSpaceDN w:val="0"/>
+              <w:adjustRightInd w:val="0"/>
+              <w:jc w:val="both"/>
               <w:rPr>
                 <w:rFonts w:ascii="Arial Nova Cond" w:hAnsi="Arial Nova Cond" w:cs="Arial"/>
                 <w:color w:val="000000"/>
@@ -12524,7 +12498,7 @@
         </w:trPr>
         <w:tc>
           <w:tcPr>
-            <w:tcW w:w="875" w:type="dxa"/>
+            <w:tcW w:w="818" w:type="dxa"/>
             <w:vMerge/>
             <w:vAlign w:val="center"/>
           </w:tcPr>
@@ -12552,7 +12526,7 @@
         </w:tc>
         <w:tc>
           <w:tcPr>
-            <w:tcW w:w="1095" w:type="dxa"/>
+            <w:tcW w:w="1018" w:type="dxa"/>
             <w:vAlign w:val="center"/>
           </w:tcPr>
           <w:p>
@@ -12590,33 +12564,7 @@
         </w:tc>
         <w:tc>
           <w:tcPr>
-            <w:tcW w:w="1726" w:type="dxa"/>
-            <w:vAlign w:val="center"/>
-          </w:tcPr>
-          <w:p>
-            <w:pPr>
-              <w:pStyle w:val="NormalWeb"/>
-              <w:jc w:val="both"/>
-              <w:rPr>
-                <w:rFonts w:ascii="Arial Nova Cond" w:eastAsia="Calibri" w:hAnsi="Arial Nova Cond"/>
-                <w:sz w:val="20"/>
-                <w:szCs w:val="20"/>
-              </w:rPr>
-            </w:pPr>
-            <w:r>
-              <w:rPr>
-                <w:rFonts w:ascii="Arial Nova Cond" w:eastAsia="Calibri" w:hAnsi="Arial Nova Cond"/>
-                <w:sz w:val="20"/>
-                <w:szCs w:val="20"/>
-                <w:lang w:val="es-ES_tradnl"/>
-              </w:rPr>
-              <w:t>{{problemapotencialidad2}}</w:t>
-            </w:r>
-          </w:p>
-        </w:tc>
-        <w:tc>
-          <w:tcPr>
-            <w:tcW w:w="6169" w:type="dxa"/>
+            <w:tcW w:w="5379" w:type="dxa"/>
             <w:vAlign w:val="center"/>
           </w:tcPr>
           <w:p>
@@ -12650,7 +12598,7 @@
         </w:tc>
         <w:tc>
           <w:tcPr>
-            <w:tcW w:w="2015" w:type="dxa"/>
+            <w:tcW w:w="1984" w:type="dxa"/>
             <w:vAlign w:val="center"/>
           </w:tcPr>
           <w:p>
@@ -12681,7 +12629,7 @@
         </w:tc>
         <w:tc>
           <w:tcPr>
-            <w:tcW w:w="1634" w:type="dxa"/>
+            <w:tcW w:w="2693" w:type="dxa"/>
             <w:vAlign w:val="center"/>
           </w:tcPr>
           <w:p>
@@ -12706,13 +12654,13 @@
                 <w:sz w:val="20"/>
                 <w:szCs w:val="20"/>
               </w:rPr>
-              <w:t>{{competencias2}}</w:t>
-            </w:r>
-          </w:p>
-        </w:tc>
-        <w:tc>
-          <w:tcPr>
-            <w:tcW w:w="1337" w:type="dxa"/>
+              <w:t>{{campotematico2}}</w:t>
+            </w:r>
+          </w:p>
+        </w:tc>
+        <w:tc>
+          <w:tcPr>
+            <w:tcW w:w="1560" w:type="dxa"/>
             <w:vAlign w:val="center"/>
           </w:tcPr>
           <w:p>
@@ -12720,7 +12668,38 @@
               <w:autoSpaceDE w:val="0"/>
               <w:autoSpaceDN w:val="0"/>
               <w:adjustRightInd w:val="0"/>
-              <w:jc w:val="center"/>
+              <w:jc w:val="both"/>
+              <w:rPr>
+                <w:rFonts w:ascii="Arial Nova Cond" w:hAnsi="Arial Nova Cond" w:cs="Arial"/>
+                <w:color w:val="000000"/>
+                <w:kern w:val="0"/>
+                <w:sz w:val="20"/>
+                <w:szCs w:val="20"/>
+              </w:rPr>
+            </w:pPr>
+            <w:r>
+              <w:rPr>
+                <w:rFonts w:ascii="Arial Nova Cond" w:hAnsi="Arial Nova Cond" w:cs="Arial"/>
+                <w:color w:val="000000"/>
+                <w:kern w:val="0"/>
+                <w:sz w:val="20"/>
+                <w:szCs w:val="20"/>
+              </w:rPr>
+              <w:t>{{competencias2}}</w:t>
+            </w:r>
+          </w:p>
+        </w:tc>
+        <w:tc>
+          <w:tcPr>
+            <w:tcW w:w="1399" w:type="dxa"/>
+            <w:vAlign w:val="center"/>
+          </w:tcPr>
+          <w:p>
+            <w:pPr>
+              <w:autoSpaceDE w:val="0"/>
+              <w:autoSpaceDN w:val="0"/>
+              <w:adjustRightInd w:val="0"/>
+              <w:jc w:val="both"/>
               <w:rPr>
                 <w:rFonts w:ascii="Arial Nova Cond" w:hAnsi="Arial Nova Cond" w:cs="Arial"/>
                 <w:color w:val="000000"/>
@@ -12749,7 +12728,7 @@
         </w:trPr>
         <w:tc>
           <w:tcPr>
-            <w:tcW w:w="875" w:type="dxa"/>
+            <w:tcW w:w="818" w:type="dxa"/>
             <w:vMerge w:val="restart"/>
             <w:vAlign w:val="center"/>
           </w:tcPr>
@@ -12788,7 +12767,7 @@
         </w:tc>
         <w:tc>
           <w:tcPr>
-            <w:tcW w:w="1095" w:type="dxa"/>
+            <w:tcW w:w="1018" w:type="dxa"/>
             <w:vAlign w:val="center"/>
           </w:tcPr>
           <w:p>
@@ -12826,33 +12805,7 @@
         </w:tc>
         <w:tc>
           <w:tcPr>
-            <w:tcW w:w="1726" w:type="dxa"/>
-            <w:vAlign w:val="center"/>
-          </w:tcPr>
-          <w:p>
-            <w:pPr>
-              <w:pStyle w:val="Sinespaciado"/>
-              <w:jc w:val="both"/>
-              <w:rPr>
-                <w:rFonts w:ascii="Arial Nova Cond" w:eastAsia="Times New Roman" w:hAnsi="Arial Nova Cond" w:cs="Times New Roman"/>
-                <w:sz w:val="20"/>
-                <w:szCs w:val="20"/>
-              </w:rPr>
-            </w:pPr>
-            <w:r>
-              <w:rPr>
-                <w:rFonts w:ascii="Arial Nova Cond" w:eastAsia="Calibri" w:hAnsi="Arial Nova Cond" w:cs="Times New Roman"/>
-                <w:sz w:val="20"/>
-                <w:szCs w:val="20"/>
-                <w:lang w:val="es-ES_tradnl"/>
-              </w:rPr>
-              <w:t>{{problemapotencialidad3}}</w:t>
-            </w:r>
-          </w:p>
-        </w:tc>
-        <w:tc>
-          <w:tcPr>
-            <w:tcW w:w="6169" w:type="dxa"/>
+            <w:tcW w:w="5379" w:type="dxa"/>
             <w:vAlign w:val="center"/>
           </w:tcPr>
           <w:p>
@@ -12887,7 +12840,7 @@
         </w:tc>
         <w:tc>
           <w:tcPr>
-            <w:tcW w:w="2015" w:type="dxa"/>
+            <w:tcW w:w="1984" w:type="dxa"/>
             <w:vAlign w:val="center"/>
           </w:tcPr>
           <w:p>
@@ -12918,7 +12871,7 @@
         </w:tc>
         <w:tc>
           <w:tcPr>
-            <w:tcW w:w="1634" w:type="dxa"/>
+            <w:tcW w:w="2693" w:type="dxa"/>
             <w:vAlign w:val="center"/>
           </w:tcPr>
           <w:p>
@@ -12943,13 +12896,13 @@
                 <w:sz w:val="20"/>
                 <w:szCs w:val="20"/>
               </w:rPr>
-              <w:t>{{competencias3}}</w:t>
-            </w:r>
-          </w:p>
-        </w:tc>
-        <w:tc>
-          <w:tcPr>
-            <w:tcW w:w="1337" w:type="dxa"/>
+              <w:t>{{campotematico3}}</w:t>
+            </w:r>
+          </w:p>
+        </w:tc>
+        <w:tc>
+          <w:tcPr>
+            <w:tcW w:w="1560" w:type="dxa"/>
             <w:vAlign w:val="center"/>
           </w:tcPr>
           <w:p>
@@ -12957,7 +12910,38 @@
               <w:autoSpaceDE w:val="0"/>
               <w:autoSpaceDN w:val="0"/>
               <w:adjustRightInd w:val="0"/>
-              <w:jc w:val="center"/>
+              <w:jc w:val="both"/>
+              <w:rPr>
+                <w:rFonts w:ascii="Arial Nova Cond" w:hAnsi="Arial Nova Cond" w:cs="Arial"/>
+                <w:color w:val="000000"/>
+                <w:kern w:val="0"/>
+                <w:sz w:val="20"/>
+                <w:szCs w:val="20"/>
+              </w:rPr>
+            </w:pPr>
+            <w:r>
+              <w:rPr>
+                <w:rFonts w:ascii="Arial Nova Cond" w:hAnsi="Arial Nova Cond" w:cs="Arial"/>
+                <w:color w:val="000000"/>
+                <w:kern w:val="0"/>
+                <w:sz w:val="20"/>
+                <w:szCs w:val="20"/>
+              </w:rPr>
+              <w:t>{{competencias3}}</w:t>
+            </w:r>
+          </w:p>
+        </w:tc>
+        <w:tc>
+          <w:tcPr>
+            <w:tcW w:w="1399" w:type="dxa"/>
+            <w:vAlign w:val="center"/>
+          </w:tcPr>
+          <w:p>
+            <w:pPr>
+              <w:autoSpaceDE w:val="0"/>
+              <w:autoSpaceDN w:val="0"/>
+              <w:adjustRightInd w:val="0"/>
+              <w:jc w:val="both"/>
               <w:rPr>
                 <w:rFonts w:ascii="Arial Nova Cond" w:hAnsi="Arial Nova Cond" w:cs="Arial"/>
                 <w:color w:val="000000"/>
@@ -12986,7 +12970,7 @@
         </w:trPr>
         <w:tc>
           <w:tcPr>
-            <w:tcW w:w="875" w:type="dxa"/>
+            <w:tcW w:w="818" w:type="dxa"/>
             <w:vMerge/>
             <w:vAlign w:val="center"/>
           </w:tcPr>
@@ -13014,7 +12998,7 @@
         </w:tc>
         <w:tc>
           <w:tcPr>
-            <w:tcW w:w="1095" w:type="dxa"/>
+            <w:tcW w:w="1018" w:type="dxa"/>
             <w:vAlign w:val="center"/>
           </w:tcPr>
           <w:p>
@@ -13052,33 +13036,7 @@
         </w:tc>
         <w:tc>
           <w:tcPr>
-            <w:tcW w:w="1726" w:type="dxa"/>
-            <w:vAlign w:val="center"/>
-          </w:tcPr>
-          <w:p>
-            <w:pPr>
-              <w:pStyle w:val="Sinespaciado"/>
-              <w:jc w:val="both"/>
-              <w:rPr>
-                <w:rFonts w:ascii="Arial Nova Cond" w:hAnsi="Arial Nova Cond"/>
-                <w:sz w:val="20"/>
-                <w:szCs w:val="20"/>
-              </w:rPr>
-            </w:pPr>
-            <w:r>
-              <w:rPr>
-                <w:rFonts w:ascii="Arial Nova Cond" w:eastAsia="Calibri" w:hAnsi="Arial Nova Cond" w:cs="Times New Roman"/>
-                <w:sz w:val="20"/>
-                <w:szCs w:val="20"/>
-                <w:lang w:val="es-ES_tradnl"/>
-              </w:rPr>
-              <w:t>{{problemapotencialidad4}}</w:t>
-            </w:r>
-          </w:p>
-        </w:tc>
-        <w:tc>
-          <w:tcPr>
-            <w:tcW w:w="6169" w:type="dxa"/>
+            <w:tcW w:w="5379" w:type="dxa"/>
             <w:vAlign w:val="center"/>
           </w:tcPr>
           <w:p>
@@ -13113,7 +13071,7 @@
         </w:tc>
         <w:tc>
           <w:tcPr>
-            <w:tcW w:w="2015" w:type="dxa"/>
+            <w:tcW w:w="1984" w:type="dxa"/>
             <w:vAlign w:val="center"/>
           </w:tcPr>
           <w:p>
@@ -13144,7 +13102,7 @@
         </w:tc>
         <w:tc>
           <w:tcPr>
-            <w:tcW w:w="1634" w:type="dxa"/>
+            <w:tcW w:w="2693" w:type="dxa"/>
             <w:vAlign w:val="center"/>
           </w:tcPr>
           <w:p>
@@ -13169,13 +13127,13 @@
                 <w:sz w:val="20"/>
                 <w:szCs w:val="20"/>
               </w:rPr>
-              <w:t>{{competencias4}}</w:t>
-            </w:r>
-          </w:p>
-        </w:tc>
-        <w:tc>
-          <w:tcPr>
-            <w:tcW w:w="1337" w:type="dxa"/>
+              <w:t>{{campotematico4}}</w:t>
+            </w:r>
+          </w:p>
+        </w:tc>
+        <w:tc>
+          <w:tcPr>
+            <w:tcW w:w="1560" w:type="dxa"/>
             <w:vAlign w:val="center"/>
           </w:tcPr>
           <w:p>
@@ -13183,7 +13141,38 @@
               <w:autoSpaceDE w:val="0"/>
               <w:autoSpaceDN w:val="0"/>
               <w:adjustRightInd w:val="0"/>
-              <w:jc w:val="center"/>
+              <w:jc w:val="both"/>
+              <w:rPr>
+                <w:rFonts w:ascii="Arial Nova Cond" w:hAnsi="Arial Nova Cond" w:cs="Arial"/>
+                <w:color w:val="000000"/>
+                <w:kern w:val="0"/>
+                <w:sz w:val="20"/>
+                <w:szCs w:val="20"/>
+              </w:rPr>
+            </w:pPr>
+            <w:r>
+              <w:rPr>
+                <w:rFonts w:ascii="Arial Nova Cond" w:hAnsi="Arial Nova Cond" w:cs="Arial"/>
+                <w:color w:val="000000"/>
+                <w:kern w:val="0"/>
+                <w:sz w:val="20"/>
+                <w:szCs w:val="20"/>
+              </w:rPr>
+              <w:t>{{competencias4}}</w:t>
+            </w:r>
+          </w:p>
+        </w:tc>
+        <w:tc>
+          <w:tcPr>
+            <w:tcW w:w="1399" w:type="dxa"/>
+            <w:vAlign w:val="center"/>
+          </w:tcPr>
+          <w:p>
+            <w:pPr>
+              <w:autoSpaceDE w:val="0"/>
+              <w:autoSpaceDN w:val="0"/>
+              <w:adjustRightInd w:val="0"/>
+              <w:jc w:val="both"/>
               <w:rPr>
                 <w:rFonts w:ascii="Arial Nova Cond" w:hAnsi="Arial Nova Cond" w:cs="Arial"/>
                 <w:color w:val="000000"/>
@@ -13212,7 +13201,7 @@
         </w:trPr>
         <w:tc>
           <w:tcPr>
-            <w:tcW w:w="875" w:type="dxa"/>
+            <w:tcW w:w="818" w:type="dxa"/>
             <w:vMerge w:val="restart"/>
             <w:vAlign w:val="center"/>
           </w:tcPr>
@@ -13251,7 +13240,7 @@
         </w:tc>
         <w:tc>
           <w:tcPr>
-            <w:tcW w:w="1095" w:type="dxa"/>
+            <w:tcW w:w="1018" w:type="dxa"/>
             <w:vAlign w:val="center"/>
           </w:tcPr>
           <w:p>
@@ -13289,34 +13278,7 @@
         </w:tc>
         <w:tc>
           <w:tcPr>
-            <w:tcW w:w="1726" w:type="dxa"/>
-            <w:vAlign w:val="center"/>
-          </w:tcPr>
-          <w:p>
-            <w:pPr>
-              <w:pStyle w:val="Sinespaciado"/>
-              <w:jc w:val="both"/>
-              <w:rPr>
-                <w:rFonts w:ascii="Arial Nova Cond" w:hAnsi="Arial Nova Cond"/>
-                <w:color w:val="000000" w:themeColor="text1"/>
-                <w:sz w:val="20"/>
-                <w:szCs w:val="20"/>
-              </w:rPr>
-            </w:pPr>
-            <w:r>
-              <w:rPr>
-                <w:rFonts w:ascii="Arial Nova Cond" w:eastAsia="Calibri" w:hAnsi="Arial Nova Cond" w:cs="Times New Roman"/>
-                <w:sz w:val="20"/>
-                <w:szCs w:val="20"/>
-                <w:lang w:val="es-ES_tradnl"/>
-              </w:rPr>
-              <w:t>{{problemapotencialidad5}}</w:t>
-            </w:r>
-          </w:p>
-        </w:tc>
-        <w:tc>
-          <w:tcPr>
-            <w:tcW w:w="6169" w:type="dxa"/>
+            <w:tcW w:w="5379" w:type="dxa"/>
             <w:vAlign w:val="center"/>
           </w:tcPr>
           <w:p>
@@ -13345,13 +13307,13 @@
                 <w:szCs w:val="20"/>
                 <w:lang w:val="es-ES_tradnl"/>
               </w:rPr>
-              <w:t>{{situacionsignificativa5}}</w:t>
-            </w:r>
-          </w:p>
-        </w:tc>
-        <w:tc>
-          <w:tcPr>
-            <w:tcW w:w="2015" w:type="dxa"/>
+              <w:t xml:space="preserve">{{situacionsignificativa5}} </w:t>
+            </w:r>
+          </w:p>
+        </w:tc>
+        <w:tc>
+          <w:tcPr>
+            <w:tcW w:w="1984" w:type="dxa"/>
             <w:vAlign w:val="center"/>
           </w:tcPr>
           <w:p>
@@ -13382,7 +13344,7 @@
         </w:tc>
         <w:tc>
           <w:tcPr>
-            <w:tcW w:w="1634" w:type="dxa"/>
+            <w:tcW w:w="2693" w:type="dxa"/>
             <w:vAlign w:val="center"/>
           </w:tcPr>
           <w:p>
@@ -13407,13 +13369,13 @@
                 <w:sz w:val="20"/>
                 <w:szCs w:val="20"/>
               </w:rPr>
-              <w:t>{{competencias5}}</w:t>
-            </w:r>
-          </w:p>
-        </w:tc>
-        <w:tc>
-          <w:tcPr>
-            <w:tcW w:w="1337" w:type="dxa"/>
+              <w:t>{{campotematico5}}</w:t>
+            </w:r>
+          </w:p>
+        </w:tc>
+        <w:tc>
+          <w:tcPr>
+            <w:tcW w:w="1560" w:type="dxa"/>
             <w:vAlign w:val="center"/>
           </w:tcPr>
           <w:p>
@@ -13421,7 +13383,38 @@
               <w:autoSpaceDE w:val="0"/>
               <w:autoSpaceDN w:val="0"/>
               <w:adjustRightInd w:val="0"/>
-              <w:jc w:val="center"/>
+              <w:jc w:val="both"/>
+              <w:rPr>
+                <w:rFonts w:ascii="Arial Nova Cond" w:hAnsi="Arial Nova Cond" w:cs="Arial"/>
+                <w:color w:val="000000"/>
+                <w:kern w:val="0"/>
+                <w:sz w:val="20"/>
+                <w:szCs w:val="20"/>
+              </w:rPr>
+            </w:pPr>
+            <w:r>
+              <w:rPr>
+                <w:rFonts w:ascii="Arial Nova Cond" w:hAnsi="Arial Nova Cond" w:cs="Arial"/>
+                <w:color w:val="000000"/>
+                <w:kern w:val="0"/>
+                <w:sz w:val="20"/>
+                <w:szCs w:val="20"/>
+              </w:rPr>
+              <w:t>{{competencias5}}</w:t>
+            </w:r>
+          </w:p>
+        </w:tc>
+        <w:tc>
+          <w:tcPr>
+            <w:tcW w:w="1399" w:type="dxa"/>
+            <w:vAlign w:val="center"/>
+          </w:tcPr>
+          <w:p>
+            <w:pPr>
+              <w:autoSpaceDE w:val="0"/>
+              <w:autoSpaceDN w:val="0"/>
+              <w:adjustRightInd w:val="0"/>
+              <w:jc w:val="both"/>
               <w:rPr>
                 <w:rFonts w:ascii="Arial Nova Cond" w:hAnsi="Arial Nova Cond" w:cs="Arial"/>
                 <w:color w:val="000000"/>
@@ -13450,7 +13443,7 @@
         </w:trPr>
         <w:tc>
           <w:tcPr>
-            <w:tcW w:w="875" w:type="dxa"/>
+            <w:tcW w:w="818" w:type="dxa"/>
             <w:vMerge/>
             <w:vAlign w:val="center"/>
           </w:tcPr>
@@ -13478,7 +13471,7 @@
         </w:tc>
         <w:tc>
           <w:tcPr>
-            <w:tcW w:w="1095" w:type="dxa"/>
+            <w:tcW w:w="1018" w:type="dxa"/>
             <w:vAlign w:val="center"/>
           </w:tcPr>
           <w:p>
@@ -13516,33 +13509,7 @@
         </w:tc>
         <w:tc>
           <w:tcPr>
-            <w:tcW w:w="1726" w:type="dxa"/>
-            <w:vAlign w:val="center"/>
-          </w:tcPr>
-          <w:p>
-            <w:pPr>
-              <w:pStyle w:val="Sinespaciado"/>
-              <w:jc w:val="both"/>
-              <w:rPr>
-                <w:rFonts w:ascii="Arial Nova Cond" w:hAnsi="Arial Nova Cond"/>
-                <w:sz w:val="20"/>
-                <w:szCs w:val="20"/>
-              </w:rPr>
-            </w:pPr>
-            <w:r>
-              <w:rPr>
-                <w:rFonts w:ascii="Arial Nova Cond" w:eastAsia="Calibri" w:hAnsi="Arial Nova Cond" w:cs="Times New Roman"/>
-                <w:sz w:val="20"/>
-                <w:szCs w:val="20"/>
-                <w:lang w:val="es-ES_tradnl"/>
-              </w:rPr>
-              <w:t>{{problemapotencialidad6}}</w:t>
-            </w:r>
-          </w:p>
-        </w:tc>
-        <w:tc>
-          <w:tcPr>
-            <w:tcW w:w="6169" w:type="dxa"/>
+            <w:tcW w:w="5379" w:type="dxa"/>
             <w:vAlign w:val="center"/>
           </w:tcPr>
           <w:p>
@@ -13576,7 +13543,7 @@
         </w:tc>
         <w:tc>
           <w:tcPr>
-            <w:tcW w:w="2015" w:type="dxa"/>
+            <w:tcW w:w="1984" w:type="dxa"/>
             <w:vAlign w:val="center"/>
           </w:tcPr>
           <w:p>
@@ -13607,7 +13574,7 @@
         </w:tc>
         <w:tc>
           <w:tcPr>
-            <w:tcW w:w="1634" w:type="dxa"/>
+            <w:tcW w:w="2693" w:type="dxa"/>
             <w:vAlign w:val="center"/>
           </w:tcPr>
           <w:p>
@@ -13632,13 +13599,13 @@
                 <w:sz w:val="20"/>
                 <w:szCs w:val="20"/>
               </w:rPr>
-              <w:t>{{competencias6}}</w:t>
-            </w:r>
-          </w:p>
-        </w:tc>
-        <w:tc>
-          <w:tcPr>
-            <w:tcW w:w="1337" w:type="dxa"/>
+              <w:t>{{campotematico6}}</w:t>
+            </w:r>
+          </w:p>
+        </w:tc>
+        <w:tc>
+          <w:tcPr>
+            <w:tcW w:w="1560" w:type="dxa"/>
             <w:vAlign w:val="center"/>
           </w:tcPr>
           <w:p>
@@ -13646,7 +13613,38 @@
               <w:autoSpaceDE w:val="0"/>
               <w:autoSpaceDN w:val="0"/>
               <w:adjustRightInd w:val="0"/>
-              <w:jc w:val="center"/>
+              <w:jc w:val="both"/>
+              <w:rPr>
+                <w:rFonts w:ascii="Arial Nova Cond" w:hAnsi="Arial Nova Cond" w:cs="Arial"/>
+                <w:color w:val="000000"/>
+                <w:kern w:val="0"/>
+                <w:sz w:val="20"/>
+                <w:szCs w:val="20"/>
+              </w:rPr>
+            </w:pPr>
+            <w:r>
+              <w:rPr>
+                <w:rFonts w:ascii="Arial Nova Cond" w:hAnsi="Arial Nova Cond" w:cs="Arial"/>
+                <w:color w:val="000000"/>
+                <w:kern w:val="0"/>
+                <w:sz w:val="20"/>
+                <w:szCs w:val="20"/>
+              </w:rPr>
+              <w:t>{{competencias6}}</w:t>
+            </w:r>
+          </w:p>
+        </w:tc>
+        <w:tc>
+          <w:tcPr>
+            <w:tcW w:w="1399" w:type="dxa"/>
+            <w:vAlign w:val="center"/>
+          </w:tcPr>
+          <w:p>
+            <w:pPr>
+              <w:autoSpaceDE w:val="0"/>
+              <w:autoSpaceDN w:val="0"/>
+              <w:adjustRightInd w:val="0"/>
+              <w:jc w:val="both"/>
               <w:rPr>
                 <w:rFonts w:ascii="Arial Nova Cond" w:hAnsi="Arial Nova Cond" w:cs="Arial"/>
                 <w:color w:val="000000"/>
@@ -13675,7 +13673,7 @@
         </w:trPr>
         <w:tc>
           <w:tcPr>
-            <w:tcW w:w="875" w:type="dxa"/>
+            <w:tcW w:w="818" w:type="dxa"/>
             <w:vMerge w:val="restart"/>
             <w:vAlign w:val="center"/>
           </w:tcPr>
@@ -13714,7 +13712,7 @@
         </w:tc>
         <w:tc>
           <w:tcPr>
-            <w:tcW w:w="1095" w:type="dxa"/>
+            <w:tcW w:w="1018" w:type="dxa"/>
             <w:vAlign w:val="center"/>
           </w:tcPr>
           <w:p>
@@ -13752,7 +13750,7 @@
         </w:tc>
         <w:tc>
           <w:tcPr>
-            <w:tcW w:w="1726" w:type="dxa"/>
+            <w:tcW w:w="5379" w:type="dxa"/>
             <w:vAlign w:val="center"/>
           </w:tcPr>
           <w:p>
@@ -13765,62 +13763,28 @@
               </w:tabs>
               <w:spacing w:line="276" w:lineRule="auto"/>
               <w:ind w:left="0"/>
+              <w:jc w:val="both"/>
+              <w:rPr>
+                <w:rFonts w:ascii="Arial Nova Cond" w:hAnsi="Arial Nova Cond"/>
+                <w:color w:val="000000" w:themeColor="text1"/>
+                <w:sz w:val="20"/>
+                <w:szCs w:val="20"/>
+              </w:rPr>
+            </w:pPr>
+            <w:r>
               <w:rPr>
                 <w:rFonts w:ascii="Arial Nova Cond" w:eastAsia="Calibri" w:hAnsi="Arial Nova Cond" w:cs="Times New Roman"/>
-                <w:color w:val="000000" w:themeColor="text1"/>
                 <w:sz w:val="20"/>
                 <w:szCs w:val="20"/>
                 <w:lang w:val="es-ES_tradnl"/>
               </w:rPr>
-            </w:pPr>
-            <w:r>
-              <w:rPr>
-                <w:rFonts w:ascii="Arial Nova Cond" w:eastAsia="Calibri" w:hAnsi="Arial Nova Cond" w:cs="Times New Roman"/>
-                <w:sz w:val="20"/>
-                <w:szCs w:val="20"/>
-                <w:lang w:val="es-ES_tradnl"/>
-              </w:rPr>
-              <w:t>{{problemapotencialidad7}}</w:t>
-            </w:r>
-          </w:p>
-        </w:tc>
-        <w:tc>
-          <w:tcPr>
-            <w:tcW w:w="6169" w:type="dxa"/>
-            <w:vAlign w:val="center"/>
-          </w:tcPr>
-          <w:p>
-            <w:pPr>
-              <w:pStyle w:val="Prrafodelista"/>
-              <w:tabs>
-                <w:tab w:val="left" w:pos="0"/>
-                <w:tab w:val="left" w:pos="142"/>
-                <w:tab w:val="left" w:pos="284"/>
-              </w:tabs>
-              <w:spacing w:line="276" w:lineRule="auto"/>
-              <w:ind w:left="0"/>
-              <w:jc w:val="both"/>
-              <w:rPr>
-                <w:rFonts w:ascii="Arial Nova Cond" w:hAnsi="Arial Nova Cond"/>
-                <w:color w:val="000000" w:themeColor="text1"/>
-                <w:sz w:val="20"/>
-                <w:szCs w:val="20"/>
-              </w:rPr>
-            </w:pPr>
-            <w:r>
-              <w:rPr>
-                <w:rFonts w:ascii="Arial Nova Cond" w:eastAsia="Calibri" w:hAnsi="Arial Nova Cond" w:cs="Times New Roman"/>
-                <w:sz w:val="20"/>
-                <w:szCs w:val="20"/>
-                <w:lang w:val="es-ES_tradnl"/>
-              </w:rPr>
               <w:t>{{situacionsignificativa7}}</w:t>
             </w:r>
           </w:p>
         </w:tc>
         <w:tc>
           <w:tcPr>
-            <w:tcW w:w="2015" w:type="dxa"/>
+            <w:tcW w:w="1984" w:type="dxa"/>
             <w:vAlign w:val="center"/>
           </w:tcPr>
           <w:p>
@@ -13851,7 +13815,7 @@
         </w:tc>
         <w:tc>
           <w:tcPr>
-            <w:tcW w:w="1634" w:type="dxa"/>
+            <w:tcW w:w="2693" w:type="dxa"/>
             <w:vAlign w:val="center"/>
           </w:tcPr>
           <w:p>
@@ -13876,13 +13840,13 @@
                 <w:sz w:val="20"/>
                 <w:szCs w:val="20"/>
               </w:rPr>
-              <w:t>{{competencias7}}</w:t>
-            </w:r>
-          </w:p>
-        </w:tc>
-        <w:tc>
-          <w:tcPr>
-            <w:tcW w:w="1337" w:type="dxa"/>
+              <w:t>{{campotematico7}}</w:t>
+            </w:r>
+          </w:p>
+        </w:tc>
+        <w:tc>
+          <w:tcPr>
+            <w:tcW w:w="1560" w:type="dxa"/>
             <w:vAlign w:val="center"/>
           </w:tcPr>
           <w:p>
@@ -13890,7 +13854,38 @@
               <w:autoSpaceDE w:val="0"/>
               <w:autoSpaceDN w:val="0"/>
               <w:adjustRightInd w:val="0"/>
-              <w:jc w:val="center"/>
+              <w:jc w:val="both"/>
+              <w:rPr>
+                <w:rFonts w:ascii="Arial Nova Cond" w:hAnsi="Arial Nova Cond" w:cs="Arial"/>
+                <w:color w:val="000000"/>
+                <w:kern w:val="0"/>
+                <w:sz w:val="20"/>
+                <w:szCs w:val="20"/>
+              </w:rPr>
+            </w:pPr>
+            <w:r>
+              <w:rPr>
+                <w:rFonts w:ascii="Arial Nova Cond" w:hAnsi="Arial Nova Cond" w:cs="Arial"/>
+                <w:color w:val="000000"/>
+                <w:kern w:val="0"/>
+                <w:sz w:val="20"/>
+                <w:szCs w:val="20"/>
+              </w:rPr>
+              <w:t>{{competencias7}}</w:t>
+            </w:r>
+          </w:p>
+        </w:tc>
+        <w:tc>
+          <w:tcPr>
+            <w:tcW w:w="1399" w:type="dxa"/>
+            <w:vAlign w:val="center"/>
+          </w:tcPr>
+          <w:p>
+            <w:pPr>
+              <w:autoSpaceDE w:val="0"/>
+              <w:autoSpaceDN w:val="0"/>
+              <w:adjustRightInd w:val="0"/>
+              <w:jc w:val="both"/>
               <w:rPr>
                 <w:rFonts w:ascii="Arial Nova Cond" w:hAnsi="Arial Nova Cond" w:cs="Arial"/>
                 <w:color w:val="000000"/>
@@ -13919,7 +13914,7 @@
         </w:trPr>
         <w:tc>
           <w:tcPr>
-            <w:tcW w:w="875" w:type="dxa"/>
+            <w:tcW w:w="818" w:type="dxa"/>
             <w:vMerge/>
             <w:vAlign w:val="center"/>
           </w:tcPr>
@@ -13947,7 +13942,7 @@
         </w:tc>
         <w:tc>
           <w:tcPr>
-            <w:tcW w:w="1095" w:type="dxa"/>
+            <w:tcW w:w="1018" w:type="dxa"/>
             <w:vAlign w:val="center"/>
           </w:tcPr>
           <w:p>
@@ -13985,7 +13980,7 @@
         </w:tc>
         <w:tc>
           <w:tcPr>
-            <w:tcW w:w="1726" w:type="dxa"/>
+            <w:tcW w:w="5379" w:type="dxa"/>
             <w:vAlign w:val="center"/>
           </w:tcPr>
           <w:p>
@@ -13998,6 +13993,7 @@
               </w:tabs>
               <w:spacing w:line="276" w:lineRule="auto"/>
               <w:ind w:left="0"/>
+              <w:jc w:val="both"/>
               <w:rPr>
                 <w:rFonts w:ascii="Arial Nova Cond" w:eastAsia="Calibri" w:hAnsi="Arial Nova Cond" w:cs="Times New Roman"/>
                 <w:color w:val="000000" w:themeColor="text1"/>
@@ -14013,48 +14009,13 @@
                 <w:szCs w:val="20"/>
                 <w:lang w:val="es-ES_tradnl"/>
               </w:rPr>
-              <w:t>{{problemapotencialidad8}}</w:t>
-            </w:r>
-          </w:p>
-        </w:tc>
-        <w:tc>
-          <w:tcPr>
-            <w:tcW w:w="6169" w:type="dxa"/>
-            <w:vAlign w:val="center"/>
-          </w:tcPr>
-          <w:p>
-            <w:pPr>
-              <w:pStyle w:val="Prrafodelista"/>
-              <w:tabs>
-                <w:tab w:val="left" w:pos="0"/>
-                <w:tab w:val="left" w:pos="142"/>
-                <w:tab w:val="left" w:pos="284"/>
-              </w:tabs>
-              <w:spacing w:line="276" w:lineRule="auto"/>
-              <w:ind w:left="0"/>
-              <w:jc w:val="both"/>
-              <w:rPr>
-                <w:rFonts w:ascii="Arial Nova Cond" w:eastAsia="Calibri" w:hAnsi="Arial Nova Cond" w:cs="Times New Roman"/>
-                <w:color w:val="000000" w:themeColor="text1"/>
-                <w:sz w:val="20"/>
-                <w:szCs w:val="20"/>
-                <w:lang w:val="es-ES_tradnl"/>
-              </w:rPr>
-            </w:pPr>
-            <w:r>
-              <w:rPr>
-                <w:rFonts w:ascii="Arial Nova Cond" w:eastAsia="Calibri" w:hAnsi="Arial Nova Cond" w:cs="Times New Roman"/>
-                <w:sz w:val="20"/>
-                <w:szCs w:val="20"/>
-                <w:lang w:val="es-ES_tradnl"/>
-              </w:rPr>
               <w:t>{{situacionsignificativa8}}</w:t>
             </w:r>
           </w:p>
         </w:tc>
         <w:tc>
           <w:tcPr>
-            <w:tcW w:w="2015" w:type="dxa"/>
+            <w:tcW w:w="1984" w:type="dxa"/>
             <w:vAlign w:val="center"/>
           </w:tcPr>
           <w:p>
@@ -14084,7 +14045,7 @@
         </w:tc>
         <w:tc>
           <w:tcPr>
-            <w:tcW w:w="1634" w:type="dxa"/>
+            <w:tcW w:w="2693" w:type="dxa"/>
             <w:vAlign w:val="center"/>
           </w:tcPr>
           <w:p>
@@ -14109,13 +14070,13 @@
                 <w:sz w:val="20"/>
                 <w:szCs w:val="20"/>
               </w:rPr>
-              <w:t>{{competencias8}}</w:t>
-            </w:r>
-          </w:p>
-        </w:tc>
-        <w:tc>
-          <w:tcPr>
-            <w:tcW w:w="1337" w:type="dxa"/>
+              <w:t>{{campotematico8}}</w:t>
+            </w:r>
+          </w:p>
+        </w:tc>
+        <w:tc>
+          <w:tcPr>
+            <w:tcW w:w="1560" w:type="dxa"/>
             <w:vAlign w:val="center"/>
           </w:tcPr>
           <w:p>
@@ -14123,7 +14084,7 @@
               <w:autoSpaceDE w:val="0"/>
               <w:autoSpaceDN w:val="0"/>
               <w:adjustRightInd w:val="0"/>
-              <w:jc w:val="center"/>
+              <w:jc w:val="both"/>
               <w:rPr>
                 <w:rFonts w:ascii="Arial Nova Cond" w:hAnsi="Arial Nova Cond" w:cs="Arial"/>
                 <w:color w:val="000000"/>
@@ -14140,6 +14101,37 @@
                 <w:sz w:val="20"/>
                 <w:szCs w:val="20"/>
               </w:rPr>
+              <w:t>{{competencias8}}</w:t>
+            </w:r>
+          </w:p>
+        </w:tc>
+        <w:tc>
+          <w:tcPr>
+            <w:tcW w:w="1399" w:type="dxa"/>
+            <w:vAlign w:val="center"/>
+          </w:tcPr>
+          <w:p>
+            <w:pPr>
+              <w:autoSpaceDE w:val="0"/>
+              <w:autoSpaceDN w:val="0"/>
+              <w:adjustRightInd w:val="0"/>
+              <w:jc w:val="both"/>
+              <w:rPr>
+                <w:rFonts w:ascii="Arial Nova Cond" w:hAnsi="Arial Nova Cond" w:cs="Arial"/>
+                <w:color w:val="000000"/>
+                <w:kern w:val="0"/>
+                <w:sz w:val="20"/>
+                <w:szCs w:val="20"/>
+              </w:rPr>
+            </w:pPr>
+            <w:r>
+              <w:rPr>
+                <w:rFonts w:ascii="Arial Nova Cond" w:hAnsi="Arial Nova Cond" w:cs="Arial"/>
+                <w:color w:val="000000"/>
+                <w:kern w:val="0"/>
+                <w:sz w:val="20"/>
+                <w:szCs w:val="20"/>
+              </w:rPr>
               <w:t>{{producto8}}</w:t>
             </w:r>
           </w:p>
@@ -14147,17 +14139,6 @@
       </w:tr>
       <w:bookmarkEnd w:id="1"/>
     </w:tbl>
-    <w:p>
-      <w:pPr>
-        <w:ind w:right="-455"/>
-        <w:rPr>
-          <w:rFonts w:ascii="Arial Nova Cond" w:hAnsi="Arial Nova Cond" w:cs="Times New Roman"/>
-          <w:b/>
-          <w:bCs/>
-          <w:color w:val="000000" w:themeColor="text1"/>
-        </w:rPr>
-      </w:pPr>
-    </w:p>
     <w:p>
       <w:pPr>
         <w:ind w:right="-455"/>
@@ -14193,6 +14174,7 @@
           <w:bCs/>
           <w:color w:val="000000" w:themeColor="text1"/>
         </w:rPr>
+        <w:lastRenderedPageBreak/>
         <w:t xml:space="preserve">ORGANIZACIÓN DE LOS PROPÓSITOS DE APRENDIZAJE: </w:t>
       </w:r>
     </w:p>
@@ -26134,7 +26116,6 @@
               </w:rPr>
               <w:t xml:space="preserve">Minedu (2016). Programa curricular de educación secundaria. Resolución Ministerial </w:t>
             </w:r>
-            <w:proofErr w:type="spellStart"/>
             <w:r>
               <w:rPr>
                 <w:rFonts w:ascii="Arial Nova Cond Light" w:eastAsia="Calibri" w:hAnsi="Arial Nova Cond Light" w:cs="Calibri Light"/>
@@ -26143,7 +26124,6 @@
               </w:rPr>
               <w:t>N°</w:t>
             </w:r>
-            <w:proofErr w:type="spellEnd"/>
             <w:r>
               <w:rPr>
                 <w:rFonts w:ascii="Arial Nova Cond Light" w:eastAsia="Calibri" w:hAnsi="Arial Nova Cond Light" w:cs="Calibri Light"/>
@@ -26176,7 +26156,6 @@
               </w:rPr>
               <w:t xml:space="preserve">Minedu (2016). Currículo Nacional de la educación básica. Resolución Ministerial </w:t>
             </w:r>
-            <w:proofErr w:type="spellStart"/>
             <w:r>
               <w:rPr>
                 <w:rFonts w:ascii="Arial Nova Cond Light" w:eastAsia="Calibri" w:hAnsi="Arial Nova Cond Light" w:cs="Calibri Light"/>
@@ -26185,7 +26164,6 @@
               </w:rPr>
               <w:t>N°</w:t>
             </w:r>
-            <w:proofErr w:type="spellEnd"/>
             <w:r>
               <w:rPr>
                 <w:rFonts w:ascii="Arial Nova Cond Light" w:eastAsia="Calibri" w:hAnsi="Arial Nova Cond Light" w:cs="Calibri Light"/>
@@ -27061,7 +27039,7 @@
 </file>
 
 <file path=word/endnotes.xml><?xml version="1.0" encoding="utf-8"?>
-<w:endnotes xmlns:wpc="http://schemas.microsoft.com/office/word/2010/wordprocessingCanvas" xmlns:cx="http://schemas.microsoft.com/office/drawing/2014/chartex" xmlns:cx1="http://schemas.microsoft.com/office/drawing/2015/9/8/chartex" xmlns:cx2="http://schemas.microsoft.com/office/drawing/2015/10/21/chartex" xmlns:cx3="http://schemas.microsoft.com/office/drawing/2016/5/9/chartex" xmlns:cx4="http://schemas.microsoft.com/office/drawing/2016/5/10/chartex" xmlns:cx5="http://schemas.microsoft.com/office/drawing/2016/5/11/chartex" xmlns:cx6="http://schemas.microsoft.com/office/drawing/2016/5/12/chartex" xmlns:cx7="http://schemas.microsoft.com/office/drawing/2016/5/13/chartex" xmlns:cx8="http://schemas.microsoft.com/office/drawing/2016/5/14/chartex" xmlns:mc="http://schemas.openxmlformats.org/markup-compatibility/2006" xmlns:aink="http://schemas.microsoft.com/office/drawing/2016/ink" xmlns:am3d="http://schemas.microsoft.com/office/drawing/2017/model3d" xmlns:o="urn:schemas-microsoft-com:office:office" xmlns:oel="http://schemas.microsoft.com/office/2019/extlst" xmlns:r="http://schemas.openxmlformats.org/officeDocument/2006/relationships" xmlns:m="http://schemas.openxmlformats.org/officeDocument/2006/math" xmlns:v="urn:schemas-microsoft-com:vml" xmlns:wp14="http://schemas.microsoft.com/office/word/2010/wordprocessingDrawing" xmlns:wp="http://schemas.openxmlformats.org/drawingml/2006/wordprocessingDrawing" xmlns:w10="urn:schemas-microsoft-com:office:word" xmlns:w="http://schemas.openxmlformats.org/wordprocessingml/2006/main" xmlns:w14="http://schemas.microsoft.com/office/word/2010/wordml" xmlns:w15="http://schemas.microsoft.com/office/word/2012/wordml" xmlns:w16cex="http://schemas.microsoft.com/office/word/2018/wordml/cex" xmlns:w16cid="http://schemas.microsoft.com/office/word/2016/wordml/cid" xmlns:w16="http://schemas.microsoft.com/office/word/2018/wordml" xmlns:w16du="http://schemas.microsoft.com/office/word/2023/wordml/word16du" xmlns:w16sdtdh="http://schemas.microsoft.com/office/word/2020/wordml/sdtdatahash" xmlns:w16se="http://schemas.microsoft.com/office/word/2015/wordml/symex" xmlns:wpg="http://schemas.microsoft.com/office/word/2010/wordprocessingGroup" xmlns:wpi="http://schemas.microsoft.com/office/word/2010/wordprocessingInk" xmlns:wne="http://schemas.microsoft.com/office/word/2006/wordml" xmlns:wps="http://schemas.microsoft.com/office/word/2010/wordprocessingShape" mc:Ignorable="w14 w15 w16se w16cid w16 w16cex w16sdtdh w16du wp14">
+<w:endnotes xmlns:wpc="http://schemas.microsoft.com/office/word/2010/wordprocessingCanvas" xmlns:cx="http://schemas.microsoft.com/office/drawing/2014/chartex" xmlns:cx1="http://schemas.microsoft.com/office/drawing/2015/9/8/chartex" xmlns:cx2="http://schemas.microsoft.com/office/drawing/2015/10/21/chartex" xmlns:cx3="http://schemas.microsoft.com/office/drawing/2016/5/9/chartex" xmlns:cx4="http://schemas.microsoft.com/office/drawing/2016/5/10/chartex" xmlns:cx5="http://schemas.microsoft.com/office/drawing/2016/5/11/chartex" xmlns:cx6="http://schemas.microsoft.com/office/drawing/2016/5/12/chartex" xmlns:cx7="http://schemas.microsoft.com/office/drawing/2016/5/13/chartex" xmlns:cx8="http://schemas.microsoft.com/office/drawing/2016/5/14/chartex" xmlns:mc="http://schemas.openxmlformats.org/markup-compatibility/2006" xmlns:aink="http://schemas.microsoft.com/office/drawing/2016/ink" xmlns:am3d="http://schemas.microsoft.com/office/drawing/2017/model3d" xmlns:o="urn:schemas-microsoft-com:office:office" xmlns:oel="http://schemas.microsoft.com/office/2019/extlst" xmlns:r="http://schemas.openxmlformats.org/officeDocument/2006/relationships" xmlns:m="http://schemas.openxmlformats.org/officeDocument/2006/math" xmlns:v="urn:schemas-microsoft-com:vml" xmlns:wp14="http://schemas.microsoft.com/office/word/2010/wordprocessingDrawing" xmlns:wp="http://schemas.openxmlformats.org/drawingml/2006/wordprocessingDrawing" xmlns:w10="urn:schemas-microsoft-com:office:word" xmlns:w="http://schemas.openxmlformats.org/wordprocessingml/2006/main" xmlns:w14="http://schemas.microsoft.com/office/word/2010/wordml" xmlns:w15="http://schemas.microsoft.com/office/word/2012/wordml" xmlns:w16cex="http://schemas.microsoft.com/office/word/2018/wordml/cex" xmlns:w16cid="http://schemas.microsoft.com/office/word/2016/wordml/cid" xmlns:w16="http://schemas.microsoft.com/office/word/2018/wordml" xmlns:w16du="http://schemas.microsoft.com/office/word/2023/wordml/word16du" xmlns:w16sdtdh="http://schemas.microsoft.com/office/word/2020/wordml/sdtdatahash" xmlns:w16sdtfl="http://schemas.microsoft.com/office/word/2024/wordml/sdtformatlock" xmlns:w16se="http://schemas.microsoft.com/office/word/2015/wordml/symex" xmlns:wpg="http://schemas.microsoft.com/office/word/2010/wordprocessingGroup" xmlns:wpi="http://schemas.microsoft.com/office/word/2010/wordprocessingInk" xmlns:wne="http://schemas.microsoft.com/office/word/2006/wordml" xmlns:wps="http://schemas.microsoft.com/office/word/2010/wordprocessingShape" mc:Ignorable="w14 w15 w16se w16cid w16 w16cex w16sdtdh w16sdtfl w16du wp14">
   <w:endnote w:type="separator" w:id="-1">
     <w:p>
       <w:pPr>
@@ -27086,7 +27064,7 @@
 </file>
 
 <file path=word/footer1.xml><?xml version="1.0" encoding="utf-8"?>
-<w:ftr xmlns:wpc="http://schemas.microsoft.com/office/word/2010/wordprocessingCanvas" xmlns:cx="http://schemas.microsoft.com/office/drawing/2014/chartex" xmlns:cx1="http://schemas.microsoft.com/office/drawing/2015/9/8/chartex" xmlns:cx2="http://schemas.microsoft.com/office/drawing/2015/10/21/chartex" xmlns:cx3="http://schemas.microsoft.com/office/drawing/2016/5/9/chartex" xmlns:cx4="http://schemas.microsoft.com/office/drawing/2016/5/10/chartex" xmlns:cx5="http://schemas.microsoft.com/office/drawing/2016/5/11/chartex" xmlns:cx6="http://schemas.microsoft.com/office/drawing/2016/5/12/chartex" xmlns:cx7="http://schemas.microsoft.com/office/drawing/2016/5/13/chartex" xmlns:cx8="http://schemas.microsoft.com/office/drawing/2016/5/14/chartex" xmlns:mc="http://schemas.openxmlformats.org/markup-compatibility/2006" xmlns:aink="http://schemas.microsoft.com/office/drawing/2016/ink" xmlns:am3d="http://schemas.microsoft.com/office/drawing/2017/model3d" xmlns:o="urn:schemas-microsoft-com:office:office" xmlns:oel="http://schemas.microsoft.com/office/2019/extlst" xmlns:r="http://schemas.openxmlformats.org/officeDocument/2006/relationships" xmlns:m="http://schemas.openxmlformats.org/officeDocument/2006/math" xmlns:v="urn:schemas-microsoft-com:vml" xmlns:wp14="http://schemas.microsoft.com/office/word/2010/wordprocessingDrawing" xmlns:wp="http://schemas.openxmlformats.org/drawingml/2006/wordprocessingDrawing" xmlns:w10="urn:schemas-microsoft-com:office:word" xmlns:w="http://schemas.openxmlformats.org/wordprocessingml/2006/main" xmlns:w14="http://schemas.microsoft.com/office/word/2010/wordml" xmlns:w15="http://schemas.microsoft.com/office/word/2012/wordml" xmlns:w16cex="http://schemas.microsoft.com/office/word/2018/wordml/cex" xmlns:w16cid="http://schemas.microsoft.com/office/word/2016/wordml/cid" xmlns:w16="http://schemas.microsoft.com/office/word/2018/wordml" xmlns:w16du="http://schemas.microsoft.com/office/word/2023/wordml/word16du" xmlns:w16sdtdh="http://schemas.microsoft.com/office/word/2020/wordml/sdtdatahash" xmlns:w16se="http://schemas.microsoft.com/office/word/2015/wordml/symex" xmlns:wpg="http://schemas.microsoft.com/office/word/2010/wordprocessingGroup" xmlns:wpi="http://schemas.microsoft.com/office/word/2010/wordprocessingInk" xmlns:wne="http://schemas.microsoft.com/office/word/2006/wordml" xmlns:wps="http://schemas.microsoft.com/office/word/2010/wordprocessingShape" mc:Ignorable="w14 w15 w16se w16cid w16 w16cex w16sdtdh w16du wp14">
+<w:ftr xmlns:wpc="http://schemas.microsoft.com/office/word/2010/wordprocessingCanvas" xmlns:cx="http://schemas.microsoft.com/office/drawing/2014/chartex" xmlns:cx1="http://schemas.microsoft.com/office/drawing/2015/9/8/chartex" xmlns:cx2="http://schemas.microsoft.com/office/drawing/2015/10/21/chartex" xmlns:cx3="http://schemas.microsoft.com/office/drawing/2016/5/9/chartex" xmlns:cx4="http://schemas.microsoft.com/office/drawing/2016/5/10/chartex" xmlns:cx5="http://schemas.microsoft.com/office/drawing/2016/5/11/chartex" xmlns:cx6="http://schemas.microsoft.com/office/drawing/2016/5/12/chartex" xmlns:cx7="http://schemas.microsoft.com/office/drawing/2016/5/13/chartex" xmlns:cx8="http://schemas.microsoft.com/office/drawing/2016/5/14/chartex" xmlns:mc="http://schemas.openxmlformats.org/markup-compatibility/2006" xmlns:aink="http://schemas.microsoft.com/office/drawing/2016/ink" xmlns:am3d="http://schemas.microsoft.com/office/drawing/2017/model3d" xmlns:o="urn:schemas-microsoft-com:office:office" xmlns:oel="http://schemas.microsoft.com/office/2019/extlst" xmlns:r="http://schemas.openxmlformats.org/officeDocument/2006/relationships" xmlns:m="http://schemas.openxmlformats.org/officeDocument/2006/math" xmlns:v="urn:schemas-microsoft-com:vml" xmlns:wp14="http://schemas.microsoft.com/office/word/2010/wordprocessingDrawing" xmlns:wp="http://schemas.openxmlformats.org/drawingml/2006/wordprocessingDrawing" xmlns:w10="urn:schemas-microsoft-com:office:word" xmlns:w="http://schemas.openxmlformats.org/wordprocessingml/2006/main" xmlns:w14="http://schemas.microsoft.com/office/word/2010/wordml" xmlns:w15="http://schemas.microsoft.com/office/word/2012/wordml" xmlns:w16cex="http://schemas.microsoft.com/office/word/2018/wordml/cex" xmlns:w16cid="http://schemas.microsoft.com/office/word/2016/wordml/cid" xmlns:w16="http://schemas.microsoft.com/office/word/2018/wordml" xmlns:w16du="http://schemas.microsoft.com/office/word/2023/wordml/word16du" xmlns:w16sdtdh="http://schemas.microsoft.com/office/word/2020/wordml/sdtdatahash" xmlns:w16sdtfl="http://schemas.microsoft.com/office/word/2024/wordml/sdtformatlock" xmlns:w16se="http://schemas.microsoft.com/office/word/2015/wordml/symex" xmlns:wpg="http://schemas.microsoft.com/office/word/2010/wordprocessingGroup" xmlns:wpi="http://schemas.microsoft.com/office/word/2010/wordprocessingInk" xmlns:wne="http://schemas.microsoft.com/office/word/2006/wordml" xmlns:wps="http://schemas.microsoft.com/office/word/2010/wordprocessingShape" mc:Ignorable="w14 w15 w16se w16cid w16 w16cex w16sdtdh w16sdtfl w16du wp14">
   <w:p>
     <w:pPr>
       <w:pStyle w:val="Piedepgina"/>
@@ -27547,7 +27525,7 @@
 </file>
 
 <file path=word/footnotes.xml><?xml version="1.0" encoding="utf-8"?>
-<w:footnotes xmlns:wpc="http://schemas.microsoft.com/office/word/2010/wordprocessingCanvas" xmlns:cx="http://schemas.microsoft.com/office/drawing/2014/chartex" xmlns:cx1="http://schemas.microsoft.com/office/drawing/2015/9/8/chartex" xmlns:cx2="http://schemas.microsoft.com/office/drawing/2015/10/21/chartex" xmlns:cx3="http://schemas.microsoft.com/office/drawing/2016/5/9/chartex" xmlns:cx4="http://schemas.microsoft.com/office/drawing/2016/5/10/chartex" xmlns:cx5="http://schemas.microsoft.com/office/drawing/2016/5/11/chartex" xmlns:cx6="http://schemas.microsoft.com/office/drawing/2016/5/12/chartex" xmlns:cx7="http://schemas.microsoft.com/office/drawing/2016/5/13/chartex" xmlns:cx8="http://schemas.microsoft.com/office/drawing/2016/5/14/chartex" xmlns:mc="http://schemas.openxmlformats.org/markup-compatibility/2006" xmlns:aink="http://schemas.microsoft.com/office/drawing/2016/ink" xmlns:am3d="http://schemas.microsoft.com/office/drawing/2017/model3d" xmlns:o="urn:schemas-microsoft-com:office:office" xmlns:oel="http://schemas.microsoft.com/office/2019/extlst" xmlns:r="http://schemas.openxmlformats.org/officeDocument/2006/relationships" xmlns:m="http://schemas.openxmlformats.org/officeDocument/2006/math" xmlns:v="urn:schemas-microsoft-com:vml" xmlns:wp14="http://schemas.microsoft.com/office/word/2010/wordprocessingDrawing" xmlns:wp="http://schemas.openxmlformats.org/drawingml/2006/wordprocessingDrawing" xmlns:w10="urn:schemas-microsoft-com:office:word" xmlns:w="http://schemas.openxmlformats.org/wordprocessingml/2006/main" xmlns:w14="http://schemas.microsoft.com/office/word/2010/wordml" xmlns:w15="http://schemas.microsoft.com/office/word/2012/wordml" xmlns:w16cex="http://schemas.microsoft.com/office/word/2018/wordml/cex" xmlns:w16cid="http://schemas.microsoft.com/office/word/2016/wordml/cid" xmlns:w16="http://schemas.microsoft.com/office/word/2018/wordml" xmlns:w16du="http://schemas.microsoft.com/office/word/2023/wordml/word16du" xmlns:w16sdtdh="http://schemas.microsoft.com/office/word/2020/wordml/sdtdatahash" xmlns:w16se="http://schemas.microsoft.com/office/word/2015/wordml/symex" xmlns:wpg="http://schemas.microsoft.com/office/word/2010/wordprocessingGroup" xmlns:wpi="http://schemas.microsoft.com/office/word/2010/wordprocessingInk" xmlns:wne="http://schemas.microsoft.com/office/word/2006/wordml" xmlns:wps="http://schemas.microsoft.com/office/word/2010/wordprocessingShape" mc:Ignorable="w14 w15 w16se w16cid w16 w16cex w16sdtdh w16du wp14">
+<w:footnotes xmlns:wpc="http://schemas.microsoft.com/office/word/2010/wordprocessingCanvas" xmlns:cx="http://schemas.microsoft.com/office/drawing/2014/chartex" xmlns:cx1="http://schemas.microsoft.com/office/drawing/2015/9/8/chartex" xmlns:cx2="http://schemas.microsoft.com/office/drawing/2015/10/21/chartex" xmlns:cx3="http://schemas.microsoft.com/office/drawing/2016/5/9/chartex" xmlns:cx4="http://schemas.microsoft.com/office/drawing/2016/5/10/chartex" xmlns:cx5="http://schemas.microsoft.com/office/drawing/2016/5/11/chartex" xmlns:cx6="http://schemas.microsoft.com/office/drawing/2016/5/12/chartex" xmlns:cx7="http://schemas.microsoft.com/office/drawing/2016/5/13/chartex" xmlns:cx8="http://schemas.microsoft.com/office/drawing/2016/5/14/chartex" xmlns:mc="http://schemas.openxmlformats.org/markup-compatibility/2006" xmlns:aink="http://schemas.microsoft.com/office/drawing/2016/ink" xmlns:am3d="http://schemas.microsoft.com/office/drawing/2017/model3d" xmlns:o="urn:schemas-microsoft-com:office:office" xmlns:oel="http://schemas.microsoft.com/office/2019/extlst" xmlns:r="http://schemas.openxmlformats.org/officeDocument/2006/relationships" xmlns:m="http://schemas.openxmlformats.org/officeDocument/2006/math" xmlns:v="urn:schemas-microsoft-com:vml" xmlns:wp14="http://schemas.microsoft.com/office/word/2010/wordprocessingDrawing" xmlns:wp="http://schemas.openxmlformats.org/drawingml/2006/wordprocessingDrawing" xmlns:w10="urn:schemas-microsoft-com:office:word" xmlns:w="http://schemas.openxmlformats.org/wordprocessingml/2006/main" xmlns:w14="http://schemas.microsoft.com/office/word/2010/wordml" xmlns:w15="http://schemas.microsoft.com/office/word/2012/wordml" xmlns:w16cex="http://schemas.microsoft.com/office/word/2018/wordml/cex" xmlns:w16cid="http://schemas.microsoft.com/office/word/2016/wordml/cid" xmlns:w16="http://schemas.microsoft.com/office/word/2018/wordml" xmlns:w16du="http://schemas.microsoft.com/office/word/2023/wordml/word16du" xmlns:w16sdtdh="http://schemas.microsoft.com/office/word/2020/wordml/sdtdatahash" xmlns:w16sdtfl="http://schemas.microsoft.com/office/word/2024/wordml/sdtformatlock" xmlns:w16se="http://schemas.microsoft.com/office/word/2015/wordml/symex" xmlns:wpg="http://schemas.microsoft.com/office/word/2010/wordprocessingGroup" xmlns:wpi="http://schemas.microsoft.com/office/word/2010/wordprocessingInk" xmlns:wne="http://schemas.microsoft.com/office/word/2006/wordml" xmlns:wps="http://schemas.microsoft.com/office/word/2010/wordprocessingShape" mc:Ignorable="w14 w15 w16se w16cid w16 w16cex w16sdtdh w16sdtfl w16du wp14">
   <w:footnote w:type="separator" w:id="-1">
     <w:p>
       <w:pPr>
@@ -27572,7 +27550,7 @@
 </file>
 
 <file path=word/header1.xml><?xml version="1.0" encoding="utf-8"?>
-<w:hdr xmlns:wpc="http://schemas.microsoft.com/office/word/2010/wordprocessingCanvas" xmlns:cx="http://schemas.microsoft.com/office/drawing/2014/chartex" xmlns:cx1="http://schemas.microsoft.com/office/drawing/2015/9/8/chartex" xmlns:cx2="http://schemas.microsoft.com/office/drawing/2015/10/21/chartex" xmlns:cx3="http://schemas.microsoft.com/office/drawing/2016/5/9/chartex" xmlns:cx4="http://schemas.microsoft.com/office/drawing/2016/5/10/chartex" xmlns:cx5="http://schemas.microsoft.com/office/drawing/2016/5/11/chartex" xmlns:cx6="http://schemas.microsoft.com/office/drawing/2016/5/12/chartex" xmlns:cx7="http://schemas.microsoft.com/office/drawing/2016/5/13/chartex" xmlns:cx8="http://schemas.microsoft.com/office/drawing/2016/5/14/chartex" xmlns:mc="http://schemas.openxmlformats.org/markup-compatibility/2006" xmlns:aink="http://schemas.microsoft.com/office/drawing/2016/ink" xmlns:am3d="http://schemas.microsoft.com/office/drawing/2017/model3d" xmlns:o="urn:schemas-microsoft-com:office:office" xmlns:oel="http://schemas.microsoft.com/office/2019/extlst" xmlns:r="http://schemas.openxmlformats.org/officeDocument/2006/relationships" xmlns:m="http://schemas.openxmlformats.org/officeDocument/2006/math" xmlns:v="urn:schemas-microsoft-com:vml" xmlns:wp14="http://schemas.microsoft.com/office/word/2010/wordprocessingDrawing" xmlns:wp="http://schemas.openxmlformats.org/drawingml/2006/wordprocessingDrawing" xmlns:w10="urn:schemas-microsoft-com:office:word" xmlns:w="http://schemas.openxmlformats.org/wordprocessingml/2006/main" xmlns:w14="http://schemas.microsoft.com/office/word/2010/wordml" xmlns:w15="http://schemas.microsoft.com/office/word/2012/wordml" xmlns:w16cex="http://schemas.microsoft.com/office/word/2018/wordml/cex" xmlns:w16cid="http://schemas.microsoft.com/office/word/2016/wordml/cid" xmlns:w16="http://schemas.microsoft.com/office/word/2018/wordml" xmlns:w16du="http://schemas.microsoft.com/office/word/2023/wordml/word16du" xmlns:w16sdtdh="http://schemas.microsoft.com/office/word/2020/wordml/sdtdatahash" xmlns:w16se="http://schemas.microsoft.com/office/word/2015/wordml/symex" xmlns:wpg="http://schemas.microsoft.com/office/word/2010/wordprocessingGroup" xmlns:wpi="http://schemas.microsoft.com/office/word/2010/wordprocessingInk" xmlns:wne="http://schemas.microsoft.com/office/word/2006/wordml" xmlns:wps="http://schemas.microsoft.com/office/word/2010/wordprocessingShape" mc:Ignorable="w14 w15 w16se w16cid w16 w16cex w16sdtdh w16du wp14">
+<w:hdr xmlns:wpc="http://schemas.microsoft.com/office/word/2010/wordprocessingCanvas" xmlns:cx="http://schemas.microsoft.com/office/drawing/2014/chartex" xmlns:cx1="http://schemas.microsoft.com/office/drawing/2015/9/8/chartex" xmlns:cx2="http://schemas.microsoft.com/office/drawing/2015/10/21/chartex" xmlns:cx3="http://schemas.microsoft.com/office/drawing/2016/5/9/chartex" xmlns:cx4="http://schemas.microsoft.com/office/drawing/2016/5/10/chartex" xmlns:cx5="http://schemas.microsoft.com/office/drawing/2016/5/11/chartex" xmlns:cx6="http://schemas.microsoft.com/office/drawing/2016/5/12/chartex" xmlns:cx7="http://schemas.microsoft.com/office/drawing/2016/5/13/chartex" xmlns:cx8="http://schemas.microsoft.com/office/drawing/2016/5/14/chartex" xmlns:mc="http://schemas.openxmlformats.org/markup-compatibility/2006" xmlns:aink="http://schemas.microsoft.com/office/drawing/2016/ink" xmlns:am3d="http://schemas.microsoft.com/office/drawing/2017/model3d" xmlns:o="urn:schemas-microsoft-com:office:office" xmlns:oel="http://schemas.microsoft.com/office/2019/extlst" xmlns:r="http://schemas.openxmlformats.org/officeDocument/2006/relationships" xmlns:m="http://schemas.openxmlformats.org/officeDocument/2006/math" xmlns:v="urn:schemas-microsoft-com:vml" xmlns:wp14="http://schemas.microsoft.com/office/word/2010/wordprocessingDrawing" xmlns:wp="http://schemas.openxmlformats.org/drawingml/2006/wordprocessingDrawing" xmlns:w10="urn:schemas-microsoft-com:office:word" xmlns:w="http://schemas.openxmlformats.org/wordprocessingml/2006/main" xmlns:w14="http://schemas.microsoft.com/office/word/2010/wordml" xmlns:w15="http://schemas.microsoft.com/office/word/2012/wordml" xmlns:w16cex="http://schemas.microsoft.com/office/word/2018/wordml/cex" xmlns:w16cid="http://schemas.microsoft.com/office/word/2016/wordml/cid" xmlns:w16="http://schemas.microsoft.com/office/word/2018/wordml" xmlns:w16du="http://schemas.microsoft.com/office/word/2023/wordml/word16du" xmlns:w16sdtdh="http://schemas.microsoft.com/office/word/2020/wordml/sdtdatahash" xmlns:w16sdtfl="http://schemas.microsoft.com/office/word/2024/wordml/sdtformatlock" xmlns:w16se="http://schemas.microsoft.com/office/word/2015/wordml/symex" xmlns:wpg="http://schemas.microsoft.com/office/word/2010/wordprocessingGroup" xmlns:wpi="http://schemas.microsoft.com/office/word/2010/wordprocessingInk" xmlns:wne="http://schemas.microsoft.com/office/word/2006/wordml" xmlns:wps="http://schemas.microsoft.com/office/word/2010/wordprocessingShape" mc:Ignorable="w14 w15 w16se w16cid w16 w16cex w16sdtdh w16sdtfl w16du wp14">
   <w:tbl>
     <w:tblPr>
       <w:tblStyle w:val="Tablaconcuadrcula"/>
@@ -27862,7 +27840,7 @@
 </file>
 
 <file path=word/numbering.xml><?xml version="1.0" encoding="utf-8"?>
-<w:numbering xmlns:wpc="http://schemas.microsoft.com/office/word/2010/wordprocessingCanvas" xmlns:cx="http://schemas.microsoft.com/office/drawing/2014/chartex" xmlns:cx1="http://schemas.microsoft.com/office/drawing/2015/9/8/chartex" xmlns:cx2="http://schemas.microsoft.com/office/drawing/2015/10/21/chartex" xmlns:cx3="http://schemas.microsoft.com/office/drawing/2016/5/9/chartex" xmlns:cx4="http://schemas.microsoft.com/office/drawing/2016/5/10/chartex" xmlns:cx5="http://schemas.microsoft.com/office/drawing/2016/5/11/chartex" xmlns:cx6="http://schemas.microsoft.com/office/drawing/2016/5/12/chartex" xmlns:cx7="http://schemas.microsoft.com/office/drawing/2016/5/13/chartex" xmlns:cx8="http://schemas.microsoft.com/office/drawing/2016/5/14/chartex" xmlns:mc="http://schemas.openxmlformats.org/markup-compatibility/2006" xmlns:aink="http://schemas.microsoft.com/office/drawing/2016/ink" xmlns:am3d="http://schemas.microsoft.com/office/drawing/2017/model3d" xmlns:o="urn:schemas-microsoft-com:office:office" xmlns:oel="http://schemas.microsoft.com/office/2019/extlst" xmlns:r="http://schemas.openxmlformats.org/officeDocument/2006/relationships" xmlns:m="http://schemas.openxmlformats.org/officeDocument/2006/math" xmlns:v="urn:schemas-microsoft-com:vml" xmlns:wp14="http://schemas.microsoft.com/office/word/2010/wordprocessingDrawing" xmlns:wp="http://schemas.openxmlformats.org/drawingml/2006/wordprocessingDrawing" xmlns:w10="urn:schemas-microsoft-com:office:word" xmlns:w="http://schemas.openxmlformats.org/wordprocessingml/2006/main" xmlns:w14="http://schemas.microsoft.com/office/word/2010/wordml" xmlns:w15="http://schemas.microsoft.com/office/word/2012/wordml" xmlns:w16cex="http://schemas.microsoft.com/office/word/2018/wordml/cex" xmlns:w16cid="http://schemas.microsoft.com/office/word/2016/wordml/cid" xmlns:w16="http://schemas.microsoft.com/office/word/2018/wordml" xmlns:w16du="http://schemas.microsoft.com/office/word/2023/wordml/word16du" xmlns:w16sdtdh="http://schemas.microsoft.com/office/word/2020/wordml/sdtdatahash" xmlns:w16se="http://schemas.microsoft.com/office/word/2015/wordml/symex" xmlns:wpg="http://schemas.microsoft.com/office/word/2010/wordprocessingGroup" xmlns:wpi="http://schemas.microsoft.com/office/word/2010/wordprocessingInk" xmlns:wne="http://schemas.microsoft.com/office/word/2006/wordml" xmlns:wps="http://schemas.microsoft.com/office/word/2010/wordprocessingShape" mc:Ignorable="w14 w15 w16se w16cid w16 w16cex w16sdtdh w16du wp14">
+<w:numbering xmlns:wpc="http://schemas.microsoft.com/office/word/2010/wordprocessingCanvas" xmlns:cx="http://schemas.microsoft.com/office/drawing/2014/chartex" xmlns:cx1="http://schemas.microsoft.com/office/drawing/2015/9/8/chartex" xmlns:cx2="http://schemas.microsoft.com/office/drawing/2015/10/21/chartex" xmlns:cx3="http://schemas.microsoft.com/office/drawing/2016/5/9/chartex" xmlns:cx4="http://schemas.microsoft.com/office/drawing/2016/5/10/chartex" xmlns:cx5="http://schemas.microsoft.com/office/drawing/2016/5/11/chartex" xmlns:cx6="http://schemas.microsoft.com/office/drawing/2016/5/12/chartex" xmlns:cx7="http://schemas.microsoft.com/office/drawing/2016/5/13/chartex" xmlns:cx8="http://schemas.microsoft.com/office/drawing/2016/5/14/chartex" xmlns:mc="http://schemas.openxmlformats.org/markup-compatibility/2006" xmlns:aink="http://schemas.microsoft.com/office/drawing/2016/ink" xmlns:am3d="http://schemas.microsoft.com/office/drawing/2017/model3d" xmlns:o="urn:schemas-microsoft-com:office:office" xmlns:oel="http://schemas.microsoft.com/office/2019/extlst" xmlns:r="http://schemas.openxmlformats.org/officeDocument/2006/relationships" xmlns:m="http://schemas.openxmlformats.org/officeDocument/2006/math" xmlns:v="urn:schemas-microsoft-com:vml" xmlns:wp14="http://schemas.microsoft.com/office/word/2010/wordprocessingDrawing" xmlns:wp="http://schemas.openxmlformats.org/drawingml/2006/wordprocessingDrawing" xmlns:w10="urn:schemas-microsoft-com:office:word" xmlns:w="http://schemas.openxmlformats.org/wordprocessingml/2006/main" xmlns:w14="http://schemas.microsoft.com/office/word/2010/wordml" xmlns:w15="http://schemas.microsoft.com/office/word/2012/wordml" xmlns:w16cex="http://schemas.microsoft.com/office/word/2018/wordml/cex" xmlns:w16cid="http://schemas.microsoft.com/office/word/2016/wordml/cid" xmlns:w16="http://schemas.microsoft.com/office/word/2018/wordml" xmlns:w16du="http://schemas.microsoft.com/office/word/2023/wordml/word16du" xmlns:w16sdtdh="http://schemas.microsoft.com/office/word/2020/wordml/sdtdatahash" xmlns:w16sdtfl="http://schemas.microsoft.com/office/word/2024/wordml/sdtformatlock" xmlns:w16se="http://schemas.microsoft.com/office/word/2015/wordml/symex" xmlns:wpg="http://schemas.microsoft.com/office/word/2010/wordprocessingGroup" xmlns:wpi="http://schemas.microsoft.com/office/word/2010/wordprocessingInk" xmlns:wne="http://schemas.microsoft.com/office/word/2006/wordml" xmlns:wps="http://schemas.microsoft.com/office/word/2010/wordprocessingShape" mc:Ignorable="w14 w15 w16se w16cid w16 w16cex w16sdtdh w16sdtfl w16du wp14">
   <w:abstractNum w:abstractNumId="0" w15:restartNumberingAfterBreak="0">
     <w:nsid w:val="02F21E6B"/>
     <w:multiLevelType w:val="multilevel"/>
@@ -32206,7 +32184,7 @@
 </file>
 
 <file path=word/styles.xml><?xml version="1.0" encoding="utf-8"?>
-<w:styles xmlns:mc="http://schemas.openxmlformats.org/markup-compatibility/2006" xmlns:r="http://schemas.openxmlformats.org/officeDocument/2006/relationships" xmlns:w="http://schemas.openxmlformats.org/wordprocessingml/2006/main" xmlns:w14="http://schemas.microsoft.com/office/word/2010/wordml" xmlns:w15="http://schemas.microsoft.com/office/word/2012/wordml" xmlns:w16cex="http://schemas.microsoft.com/office/word/2018/wordml/cex" xmlns:w16cid="http://schemas.microsoft.com/office/word/2016/wordml/cid" xmlns:w16="http://schemas.microsoft.com/office/word/2018/wordml" xmlns:w16du="http://schemas.microsoft.com/office/word/2023/wordml/word16du" xmlns:w16sdtdh="http://schemas.microsoft.com/office/word/2020/wordml/sdtdatahash" xmlns:w16se="http://schemas.microsoft.com/office/word/2015/wordml/symex" mc:Ignorable="w14 w15 w16se w16cid w16 w16cex w16sdtdh w16du">
+<w:styles xmlns:mc="http://schemas.openxmlformats.org/markup-compatibility/2006" xmlns:r="http://schemas.openxmlformats.org/officeDocument/2006/relationships" xmlns:w="http://schemas.openxmlformats.org/wordprocessingml/2006/main" xmlns:w14="http://schemas.microsoft.com/office/word/2010/wordml" xmlns:w15="http://schemas.microsoft.com/office/word/2012/wordml" xmlns:w16cex="http://schemas.microsoft.com/office/word/2018/wordml/cex" xmlns:w16cid="http://schemas.microsoft.com/office/word/2016/wordml/cid" xmlns:w16="http://schemas.microsoft.com/office/word/2018/wordml" xmlns:w16du="http://schemas.microsoft.com/office/word/2023/wordml/word16du" xmlns:w16sdtdh="http://schemas.microsoft.com/office/word/2020/wordml/sdtdatahash" xmlns:w16sdtfl="http://schemas.microsoft.com/office/word/2024/wordml/sdtformatlock" xmlns:w16se="http://schemas.microsoft.com/office/word/2015/wordml/symex" mc:Ignorable="w14 w15 w16se w16cid w16 w16cex w16sdtdh w16sdtfl w16du">
   <w:docDefaults>
     <w:rPrDefault>
       <w:rPr>
